--- a/rapports/2026-06-06/EQ28/EQ28_sup_v2/DR_061101000061/13-22-48-84.docx
+++ b/rapports/2026-06-06/EQ28/EQ28_sup_v2/DR_061101000061/13-22-48-84.docx
@@ -297,7 +297,7 @@
           <w:color w:val="1F6FEB"/>
           <w:sz w:val="22"/>
         </w:rPr>
-        <w:t>⚠ INCOHÉRENCES À CORRIGER (82)</w:t>
+        <w:t>⚠ INCOHÉRENCES À CORRIGER (74)</w:t>
       </w:r>
     </w:p>
     <w:tbl>
@@ -575,7 +575,7 @@
                 <w:i w:val="0"/>
                 <w:sz w:val="17"/>
               </w:rPr>
-              <w:t>Incohérence!!! seulement les écoles privées paient les frais de scolarité (y compris les frais d'inscription).</w:t>
+              <w:t>Incohérent!! Le niveau d'instruction déclaré par l'un des enfants (Primaire) au niveau de la section 1 de ALIOU DIOP diffère de celui donné par ALIOU DIOP lui-même qui affirme ne pas avoir frequenté l'école formelle.</w:t>
             </w:r>
           </w:p>
         </w:tc>
@@ -608,6 +608,546 @@
                 <w:i w:val="0"/>
                 <w:sz w:val="16"/>
               </w:rPr>
+              <w:t>S11</w:t>
+              <w:br/>
+            </w:r>
+            <w:r>
+              <w:rPr>
+                <w:b w:val="0"/>
+                <w:i w:val="0"/>
+                <w:color w:val="64748B"/>
+                <w:sz w:val="14"/>
+              </w:rPr>
+              <w:t>Logement / cadre de vie</w:t>
+            </w:r>
+          </w:p>
+        </w:tc>
+        <w:tc>
+          <w:tcPr>
+            <w:tcW w:type="dxa" w:w="1531"/>
+          </w:tcPr>
+          <w:p>
+            <w:r>
+              <w:rPr>
+                <w:b/>
+                <w:i w:val="0"/>
+                <w:color w:val="16A34A"/>
+                <w:sz w:val="16"/>
+              </w:rPr>
+              <w:t>—</w:t>
+            </w:r>
+          </w:p>
+        </w:tc>
+        <w:tc>
+          <w:tcPr>
+            <w:tcW w:type="dxa" w:w="1191"/>
+          </w:tcPr>
+          <w:p>
+            <w:r>
+              <w:rPr>
+                <w:b w:val="0"/>
+                <w:i w:val="0"/>
+                <w:color w:val="64748B"/>
+                <w:sz w:val="16"/>
+              </w:rPr>
+              <w:t>GT-CQ</w:t>
+            </w:r>
+          </w:p>
+        </w:tc>
+        <w:tc>
+          <w:tcPr>
+            <w:tcW w:type="dxa" w:w="4706"/>
+          </w:tcPr>
+          <w:p>
+            <w:r>
+              <w:rPr>
+                <w:b w:val="0"/>
+                <w:i w:val="0"/>
+                <w:sz w:val="17"/>
+              </w:rPr>
+              <w:t>Incoherence!! Le ménage a depensé .</w:t>
+            </w:r>
+          </w:p>
+        </w:tc>
+      </w:tr>
+      <w:tr>
+        <w:tc>
+          <w:tcPr>
+            <w:tcW w:type="dxa" w:w="964"/>
+          </w:tcPr>
+          <w:p>
+            <w:r>
+              <w:rPr>
+                <w:b/>
+                <w:i w:val="0"/>
+                <w:color w:val="DC2626"/>
+                <w:sz w:val="16"/>
+              </w:rPr>
+              <w:t>Haute</w:t>
+            </w:r>
+          </w:p>
+        </w:tc>
+        <w:tc>
+          <w:tcPr>
+            <w:tcW w:type="dxa" w:w="1247"/>
+          </w:tcPr>
+          <w:p>
+            <w:r>
+              <w:rPr>
+                <w:b/>
+                <w:i w:val="0"/>
+                <w:sz w:val="16"/>
+              </w:rPr>
+              <w:t>S11</w:t>
+              <w:br/>
+            </w:r>
+            <w:r>
+              <w:rPr>
+                <w:b w:val="0"/>
+                <w:i w:val="0"/>
+                <w:color w:val="64748B"/>
+                <w:sz w:val="14"/>
+              </w:rPr>
+              <w:t>Logement / cadre de vie</w:t>
+            </w:r>
+          </w:p>
+        </w:tc>
+        <w:tc>
+          <w:tcPr>
+            <w:tcW w:type="dxa" w:w="1531"/>
+          </w:tcPr>
+          <w:p>
+            <w:r>
+              <w:rPr>
+                <w:b/>
+                <w:i w:val="0"/>
+                <w:color w:val="16A34A"/>
+                <w:sz w:val="16"/>
+              </w:rPr>
+              <w:t>s01q29, s01q31, s04q24, s00q04, s11q21, s09fq03, s09fq011</w:t>
+            </w:r>
+          </w:p>
+        </w:tc>
+        <w:tc>
+          <w:tcPr>
+            <w:tcW w:type="dxa" w:w="1191"/>
+          </w:tcPr>
+          <w:p>
+            <w:r>
+              <w:rPr>
+                <w:b w:val="0"/>
+                <w:i w:val="0"/>
+                <w:color w:val="64748B"/>
+                <w:sz w:val="16"/>
+              </w:rPr>
+              <w:t>GT-CQ</w:t>
+            </w:r>
+          </w:p>
+        </w:tc>
+        <w:tc>
+          <w:tcPr>
+            <w:tcW w:type="dxa" w:w="4706"/>
+          </w:tcPr>
+          <w:p>
+            <w:r>
+              <w:rPr>
+                <w:b w:val="0"/>
+                <w:i w:val="0"/>
+                <w:sz w:val="17"/>
+              </w:rPr>
+              <w:t>FCFA dans Frais de connexion au réseau de distribution d'eau mais dit ne pas être connecté à un réseau d'eau courante, prière de corriger cette incoherenceAttention!!! Les ménages vivants dans un(e) Maison Basse à KAOLACK Urbain ont généralement comme principal matériau du toit le/la Dalle en ciment, mais celui du ménage de ALIOU DIOP (Autre (à préciser)) diffère de celui-ci.</w:t>
+            </w:r>
+          </w:p>
+        </w:tc>
+      </w:tr>
+      <w:tr>
+        <w:tc>
+          <w:tcPr>
+            <w:tcW w:type="dxa" w:w="964"/>
+          </w:tcPr>
+          <w:p>
+            <w:r>
+              <w:rPr>
+                <w:b/>
+                <w:i w:val="0"/>
+                <w:color w:val="EA580C"/>
+                <w:sz w:val="16"/>
+              </w:rPr>
+              <w:t>Moyenne</w:t>
+            </w:r>
+          </w:p>
+        </w:tc>
+        <w:tc>
+          <w:tcPr>
+            <w:tcW w:type="dxa" w:w="1247"/>
+          </w:tcPr>
+          <w:p>
+            <w:r>
+              <w:rPr>
+                <w:b/>
+                <w:i w:val="0"/>
+                <w:sz w:val="16"/>
+              </w:rPr>
+              <w:t>S00</w:t>
+              <w:br/>
+            </w:r>
+            <w:r>
+              <w:rPr>
+                <w:b w:val="0"/>
+                <w:i w:val="0"/>
+                <w:color w:val="64748B"/>
+                <w:sz w:val="14"/>
+              </w:rPr>
+              <w:t>Identification</w:t>
+            </w:r>
+          </w:p>
+        </w:tc>
+        <w:tc>
+          <w:tcPr>
+            <w:tcW w:type="dxa" w:w="1531"/>
+          </w:tcPr>
+          <w:p>
+            <w:r>
+              <w:rPr>
+                <w:b/>
+                <w:i w:val="0"/>
+                <w:color w:val="16A34A"/>
+                <w:sz w:val="16"/>
+              </w:rPr>
+              <w:t>s00q27</w:t>
+            </w:r>
+          </w:p>
+        </w:tc>
+        <w:tc>
+          <w:tcPr>
+            <w:tcW w:type="dxa" w:w="1191"/>
+          </w:tcPr>
+          <w:p>
+            <w:r>
+              <w:rPr>
+                <w:b w:val="0"/>
+                <w:i w:val="0"/>
+                <w:color w:val="64748B"/>
+                <w:sz w:val="16"/>
+              </w:rPr>
+              <w:t>GT-CQ</w:t>
+            </w:r>
+          </w:p>
+        </w:tc>
+        <w:tc>
+          <w:tcPr>
+            <w:tcW w:type="dxa" w:w="4706"/>
+          </w:tcPr>
+          <w:p>
+            <w:r>
+              <w:rPr>
+                <w:b w:val="0"/>
+                <w:i w:val="0"/>
+                <w:sz w:val="17"/>
+              </w:rPr>
+              <w:t>Le questionnaire semble ne pas être complètement fini mais le questionnaire est en statut complet, prière de compléter le questionnaire.</w:t>
+            </w:r>
+          </w:p>
+        </w:tc>
+      </w:tr>
+      <w:tr>
+        <w:tc>
+          <w:tcPr>
+            <w:tcW w:type="dxa" w:w="964"/>
+          </w:tcPr>
+          <w:p>
+            <w:r>
+              <w:rPr>
+                <w:b/>
+                <w:i w:val="0"/>
+                <w:color w:val="EA580C"/>
+                <w:sz w:val="16"/>
+              </w:rPr>
+              <w:t>Moyenne</w:t>
+            </w:r>
+          </w:p>
+        </w:tc>
+        <w:tc>
+          <w:tcPr>
+            <w:tcW w:type="dxa" w:w="1247"/>
+          </w:tcPr>
+          <w:p>
+            <w:r>
+              <w:rPr>
+                <w:b/>
+                <w:i w:val="0"/>
+                <w:sz w:val="16"/>
+              </w:rPr>
+              <w:t>S00</w:t>
+              <w:br/>
+            </w:r>
+            <w:r>
+              <w:rPr>
+                <w:b w:val="0"/>
+                <w:i w:val="0"/>
+                <w:color w:val="64748B"/>
+                <w:sz w:val="14"/>
+              </w:rPr>
+              <w:t>Identification</w:t>
+            </w:r>
+          </w:p>
+        </w:tc>
+        <w:tc>
+          <w:tcPr>
+            <w:tcW w:type="dxa" w:w="1531"/>
+          </w:tcPr>
+          <w:p>
+            <w:r>
+              <w:rPr>
+                <w:b/>
+                <w:i w:val="0"/>
+                <w:color w:val="16A34A"/>
+                <w:sz w:val="16"/>
+              </w:rPr>
+              <w:t>—</w:t>
+            </w:r>
+          </w:p>
+        </w:tc>
+        <w:tc>
+          <w:tcPr>
+            <w:tcW w:type="dxa" w:w="1191"/>
+          </w:tcPr>
+          <w:p>
+            <w:r>
+              <w:rPr>
+                <w:b w:val="0"/>
+                <w:i w:val="0"/>
+                <w:color w:val="64748B"/>
+                <w:sz w:val="16"/>
+              </w:rPr>
+              <w:t>GT-CQ</w:t>
+            </w:r>
+          </w:p>
+        </w:tc>
+        <w:tc>
+          <w:tcPr>
+            <w:tcW w:type="dxa" w:w="4706"/>
+          </w:tcPr>
+          <w:p>
+            <w:r>
+              <w:rPr>
+                <w:b w:val="0"/>
+                <w:i w:val="0"/>
+                <w:sz w:val="17"/>
+              </w:rPr>
+              <w:t>L'adresse ou la localisation du ménage doit être bien renseignée, ne doit pas contenir des numéros de téléphone et elle semble courte pour être une adresse.</w:t>
+            </w:r>
+          </w:p>
+        </w:tc>
+      </w:tr>
+      <w:tr>
+        <w:tc>
+          <w:tcPr>
+            <w:tcW w:type="dxa" w:w="964"/>
+          </w:tcPr>
+          <w:p>
+            <w:r>
+              <w:rPr>
+                <w:b/>
+                <w:i w:val="0"/>
+                <w:color w:val="EA580C"/>
+                <w:sz w:val="16"/>
+              </w:rPr>
+              <w:t>Moyenne</w:t>
+            </w:r>
+          </w:p>
+        </w:tc>
+        <w:tc>
+          <w:tcPr>
+            <w:tcW w:type="dxa" w:w="1247"/>
+          </w:tcPr>
+          <w:p>
+            <w:r>
+              <w:rPr>
+                <w:b/>
+                <w:i w:val="0"/>
+                <w:sz w:val="16"/>
+              </w:rPr>
+              <w:t>S00</w:t>
+              <w:br/>
+            </w:r>
+            <w:r>
+              <w:rPr>
+                <w:b w:val="0"/>
+                <w:i w:val="0"/>
+                <w:color w:val="64748B"/>
+                <w:sz w:val="14"/>
+              </w:rPr>
+              <w:t>Identification</w:t>
+            </w:r>
+          </w:p>
+        </w:tc>
+        <w:tc>
+          <w:tcPr>
+            <w:tcW w:type="dxa" w:w="1531"/>
+          </w:tcPr>
+          <w:p>
+            <w:r>
+              <w:rPr>
+                <w:b/>
+                <w:i w:val="0"/>
+                <w:color w:val="16A34A"/>
+                <w:sz w:val="16"/>
+              </w:rPr>
+              <w:t>—</w:t>
+            </w:r>
+          </w:p>
+        </w:tc>
+        <w:tc>
+          <w:tcPr>
+            <w:tcW w:type="dxa" w:w="1191"/>
+          </w:tcPr>
+          <w:p>
+            <w:r>
+              <w:rPr>
+                <w:b w:val="0"/>
+                <w:i w:val="0"/>
+                <w:color w:val="64748B"/>
+                <w:sz w:val="16"/>
+              </w:rPr>
+              <w:t>GT-CQ</w:t>
+            </w:r>
+          </w:p>
+        </w:tc>
+        <w:tc>
+          <w:tcPr>
+            <w:tcW w:type="dxa" w:w="4706"/>
+          </w:tcPr>
+          <w:p>
+            <w:r>
+              <w:rPr>
+                <w:b w:val="0"/>
+                <w:i w:val="0"/>
+                <w:sz w:val="17"/>
+              </w:rPr>
+              <w:t>Prière de renseigner la bonne adresse.</w:t>
+            </w:r>
+          </w:p>
+        </w:tc>
+      </w:tr>
+      <w:tr>
+        <w:tc>
+          <w:tcPr>
+            <w:tcW w:type="dxa" w:w="964"/>
+          </w:tcPr>
+          <w:p>
+            <w:r>
+              <w:rPr>
+                <w:b/>
+                <w:i w:val="0"/>
+                <w:color w:val="EA580C"/>
+                <w:sz w:val="16"/>
+              </w:rPr>
+              <w:t>Moyenne</w:t>
+            </w:r>
+          </w:p>
+        </w:tc>
+        <w:tc>
+          <w:tcPr>
+            <w:tcW w:type="dxa" w:w="1247"/>
+          </w:tcPr>
+          <w:p>
+            <w:r>
+              <w:rPr>
+                <w:b/>
+                <w:i w:val="0"/>
+                <w:sz w:val="16"/>
+              </w:rPr>
+              <w:t>S01</w:t>
+              <w:br/>
+            </w:r>
+            <w:r>
+              <w:rPr>
+                <w:b w:val="0"/>
+                <w:i w:val="0"/>
+                <w:color w:val="64748B"/>
+                <w:sz w:val="14"/>
+              </w:rPr>
+              <w:t>Démographie</w:t>
+            </w:r>
+          </w:p>
+        </w:tc>
+        <w:tc>
+          <w:tcPr>
+            <w:tcW w:type="dxa" w:w="1531"/>
+          </w:tcPr>
+          <w:p>
+            <w:r>
+              <w:rPr>
+                <w:b/>
+                <w:i w:val="0"/>
+                <w:color w:val="16A34A"/>
+                <w:sz w:val="16"/>
+              </w:rPr>
+              <w:t>s01q10_1</w:t>
+            </w:r>
+          </w:p>
+        </w:tc>
+        <w:tc>
+          <w:tcPr>
+            <w:tcW w:type="dxa" w:w="1191"/>
+          </w:tcPr>
+          <w:p>
+            <w:r>
+              <w:rPr>
+                <w:b w:val="0"/>
+                <w:i w:val="0"/>
+                <w:color w:val="64748B"/>
+                <w:sz w:val="16"/>
+              </w:rPr>
+              <w:t>GT-CQ</w:t>
+            </w:r>
+          </w:p>
+        </w:tc>
+        <w:tc>
+          <w:tcPr>
+            <w:tcW w:type="dxa" w:w="4706"/>
+          </w:tcPr>
+          <w:p>
+            <w:r>
+              <w:rPr>
+                <w:b w:val="0"/>
+                <w:i w:val="0"/>
+                <w:sz w:val="17"/>
+              </w:rPr>
+              <w:t>La taille du ménage lors de l'enquête principale (9) de ce ménage est inférieur à la taille du denombrement (12), prière de fournir des explications concrètes ou aller revisiter le ménage.</w:t>
+            </w:r>
+          </w:p>
+        </w:tc>
+      </w:tr>
+      <w:tr>
+        <w:tc>
+          <w:tcPr>
+            <w:tcW w:type="dxa" w:w="964"/>
+          </w:tcPr>
+          <w:p>
+            <w:r>
+              <w:rPr>
+                <w:b/>
+                <w:i w:val="0"/>
+                <w:color w:val="EA580C"/>
+                <w:sz w:val="16"/>
+              </w:rPr>
+              <w:t>Moyenne</w:t>
+            </w:r>
+          </w:p>
+        </w:tc>
+        <w:tc>
+          <w:tcPr>
+            <w:tcW w:type="dxa" w:w="1247"/>
+          </w:tcPr>
+          <w:p>
+            <w:r>
+              <w:rPr>
+                <w:b/>
+                <w:i w:val="0"/>
+                <w:sz w:val="16"/>
+              </w:rPr>
               <w:t>S02</w:t>
               <w:br/>
             </w:r>
@@ -665,7 +1205,7 @@
                 <w:i w:val="0"/>
                 <w:sz w:val="17"/>
               </w:rPr>
-              <w:t>Incohérent!! Le niveau d'instruction déclaré par l'un des enfants (Primaire) au niveau de la section 1 de ALIOU DIOP diffère de celui donné par ALIOU DIOP lui-même qui affirme ne pas avoir frequenté l'école formelle.</w:t>
+              <w:t>Attention!!! le montant payé pour les frais de scolarité ( 13000 FCFA) de MOMODOU DIOP  qui fréquente 2ème année de Primaire semble faible.</w:t>
             </w:r>
           </w:p>
         </w:tc>
@@ -680,10 +1220,3700 @@
               <w:rPr>
                 <w:b/>
                 <w:i w:val="0"/>
-                <w:color w:val="DC2626"/>
+                <w:color w:val="EA580C"/>
                 <w:sz w:val="16"/>
               </w:rPr>
-              <w:t>Haute</w:t>
+              <w:t>Moyenne</w:t>
+            </w:r>
+          </w:p>
+        </w:tc>
+        <w:tc>
+          <w:tcPr>
+            <w:tcW w:type="dxa" w:w="1247"/>
+          </w:tcPr>
+          <w:p>
+            <w:r>
+              <w:rPr>
+                <w:b/>
+                <w:i w:val="0"/>
+                <w:sz w:val="16"/>
+              </w:rPr>
+              <w:t>S02</w:t>
+              <w:br/>
+            </w:r>
+            <w:r>
+              <w:rPr>
+                <w:b w:val="0"/>
+                <w:i w:val="0"/>
+                <w:color w:val="64748B"/>
+                <w:sz w:val="14"/>
+              </w:rPr>
+              <w:t>Éducation</w:t>
+            </w:r>
+          </w:p>
+        </w:tc>
+        <w:tc>
+          <w:tcPr>
+            <w:tcW w:type="dxa" w:w="1531"/>
+          </w:tcPr>
+          <w:p>
+            <w:r>
+              <w:rPr>
+                <w:b/>
+                <w:i w:val="0"/>
+                <w:color w:val="16A34A"/>
+                <w:sz w:val="16"/>
+              </w:rPr>
+              <w:t>—</w:t>
+            </w:r>
+          </w:p>
+        </w:tc>
+        <w:tc>
+          <w:tcPr>
+            <w:tcW w:type="dxa" w:w="1191"/>
+          </w:tcPr>
+          <w:p>
+            <w:r>
+              <w:rPr>
+                <w:b w:val="0"/>
+                <w:i w:val="0"/>
+                <w:color w:val="64748B"/>
+                <w:sz w:val="16"/>
+              </w:rPr>
+              <w:t>GT-CQ</w:t>
+            </w:r>
+          </w:p>
+        </w:tc>
+        <w:tc>
+          <w:tcPr>
+            <w:tcW w:type="dxa" w:w="4706"/>
+          </w:tcPr>
+          <w:p>
+            <w:r>
+              <w:rPr>
+                <w:b w:val="0"/>
+                <w:i w:val="0"/>
+                <w:sz w:val="17"/>
+              </w:rPr>
+              <w:t>Veuillez verifier cette information auprès de l'enquêté ou confirmer avec le QG.</w:t>
+            </w:r>
+          </w:p>
+        </w:tc>
+      </w:tr>
+      <w:tr>
+        <w:tc>
+          <w:tcPr>
+            <w:tcW w:type="dxa" w:w="964"/>
+          </w:tcPr>
+          <w:p>
+            <w:r>
+              <w:rPr>
+                <w:b/>
+                <w:i w:val="0"/>
+                <w:color w:val="EA580C"/>
+                <w:sz w:val="16"/>
+              </w:rPr>
+              <w:t>Moyenne</w:t>
+            </w:r>
+          </w:p>
+        </w:tc>
+        <w:tc>
+          <w:tcPr>
+            <w:tcW w:type="dxa" w:w="1247"/>
+          </w:tcPr>
+          <w:p>
+            <w:r>
+              <w:rPr>
+                <w:b/>
+                <w:i w:val="0"/>
+                <w:sz w:val="16"/>
+              </w:rPr>
+              <w:t>S02</w:t>
+              <w:br/>
+            </w:r>
+            <w:r>
+              <w:rPr>
+                <w:b w:val="0"/>
+                <w:i w:val="0"/>
+                <w:color w:val="64748B"/>
+                <w:sz w:val="14"/>
+              </w:rPr>
+              <w:t>Éducation</w:t>
+            </w:r>
+          </w:p>
+        </w:tc>
+        <w:tc>
+          <w:tcPr>
+            <w:tcW w:type="dxa" w:w="1531"/>
+          </w:tcPr>
+          <w:p>
+            <w:r>
+              <w:rPr>
+                <w:b/>
+                <w:i w:val="0"/>
+                <w:color w:val="16A34A"/>
+                <w:sz w:val="16"/>
+              </w:rPr>
+              <w:t>s01q47__7, s02q24, s01q00b, s02q17_2, s02q15_2</w:t>
+            </w:r>
+          </w:p>
+        </w:tc>
+        <w:tc>
+          <w:tcPr>
+            <w:tcW w:type="dxa" w:w="1191"/>
+          </w:tcPr>
+          <w:p>
+            <w:r>
+              <w:rPr>
+                <w:b w:val="0"/>
+                <w:i w:val="0"/>
+                <w:color w:val="64748B"/>
+                <w:sz w:val="16"/>
+              </w:rPr>
+              <w:t>GT-CQ</w:t>
+            </w:r>
+          </w:p>
+        </w:tc>
+        <w:tc>
+          <w:tcPr>
+            <w:tcW w:type="dxa" w:w="4706"/>
+          </w:tcPr>
+          <w:p>
+            <w:r>
+              <w:rPr>
+                <w:b w:val="0"/>
+                <w:i w:val="0"/>
+                <w:sz w:val="17"/>
+              </w:rPr>
+              <w:t>Le montant des frais pour les cahiers et autres matériels scolaires pour l'année scolaire de MOMODOU DIOP qui fréquente 2ème année de Primaire  est de 0 FCFA, MOMODOU DIOP a fait comment pour payer ces cahiers et autres matériels scolaires (SAC, stylo, craie, ardoise, crayon...) ? prière de corriger.</w:t>
+            </w:r>
+          </w:p>
+        </w:tc>
+      </w:tr>
+      <w:tr>
+        <w:tc>
+          <w:tcPr>
+            <w:tcW w:type="dxa" w:w="964"/>
+          </w:tcPr>
+          <w:p>
+            <w:r>
+              <w:rPr>
+                <w:b/>
+                <w:i w:val="0"/>
+                <w:color w:val="EA580C"/>
+                <w:sz w:val="16"/>
+              </w:rPr>
+              <w:t>Moyenne</w:t>
+            </w:r>
+          </w:p>
+        </w:tc>
+        <w:tc>
+          <w:tcPr>
+            <w:tcW w:type="dxa" w:w="1247"/>
+          </w:tcPr>
+          <w:p>
+            <w:r>
+              <w:rPr>
+                <w:b/>
+                <w:i w:val="0"/>
+                <w:sz w:val="16"/>
+              </w:rPr>
+              <w:t>S02</w:t>
+              <w:br/>
+            </w:r>
+            <w:r>
+              <w:rPr>
+                <w:b w:val="0"/>
+                <w:i w:val="0"/>
+                <w:color w:val="64748B"/>
+                <w:sz w:val="14"/>
+              </w:rPr>
+              <w:t>Éducation</w:t>
+            </w:r>
+          </w:p>
+        </w:tc>
+        <w:tc>
+          <w:tcPr>
+            <w:tcW w:type="dxa" w:w="1531"/>
+          </w:tcPr>
+          <w:p>
+            <w:r>
+              <w:rPr>
+                <w:b/>
+                <w:i w:val="0"/>
+                <w:color w:val="16A34A"/>
+                <w:sz w:val="16"/>
+              </w:rPr>
+              <w:t>s01q63, s00q04, s02q25, s01q00b, s02q17_2, s02q15_2</w:t>
+            </w:r>
+          </w:p>
+        </w:tc>
+        <w:tc>
+          <w:tcPr>
+            <w:tcW w:type="dxa" w:w="1191"/>
+          </w:tcPr>
+          <w:p>
+            <w:r>
+              <w:rPr>
+                <w:b w:val="0"/>
+                <w:i w:val="0"/>
+                <w:color w:val="64748B"/>
+                <w:sz w:val="16"/>
+              </w:rPr>
+              <w:t>GT-CQ</w:t>
+            </w:r>
+          </w:p>
+        </w:tc>
+        <w:tc>
+          <w:tcPr>
+            <w:tcW w:type="dxa" w:w="4706"/>
+          </w:tcPr>
+          <w:p>
+            <w:r>
+              <w:rPr>
+                <w:b w:val="0"/>
+                <w:i w:val="0"/>
+                <w:sz w:val="17"/>
+              </w:rPr>
+              <w:t>Dans les milieux urbains c'est peu probable de voir une école dont les élèves ou étudiants ne dépensent pas en frais d'uniformes, prière de verifier pour FALLOU DIOP qui fréquente 3ème année de Primaire et corriger ou confirmer avec le QG.</w:t>
+            </w:r>
+          </w:p>
+        </w:tc>
+      </w:tr>
+      <w:tr>
+        <w:tc>
+          <w:tcPr>
+            <w:tcW w:type="dxa" w:w="964"/>
+          </w:tcPr>
+          <w:p>
+            <w:r>
+              <w:rPr>
+                <w:b/>
+                <w:i w:val="0"/>
+                <w:color w:val="EA580C"/>
+                <w:sz w:val="16"/>
+              </w:rPr>
+              <w:t>Moyenne</w:t>
+            </w:r>
+          </w:p>
+        </w:tc>
+        <w:tc>
+          <w:tcPr>
+            <w:tcW w:type="dxa" w:w="1247"/>
+          </w:tcPr>
+          <w:p>
+            <w:r>
+              <w:rPr>
+                <w:b/>
+                <w:i w:val="0"/>
+                <w:sz w:val="16"/>
+              </w:rPr>
+              <w:t>S02</w:t>
+              <w:br/>
+            </w:r>
+            <w:r>
+              <w:rPr>
+                <w:b w:val="0"/>
+                <w:i w:val="0"/>
+                <w:color w:val="64748B"/>
+                <w:sz w:val="14"/>
+              </w:rPr>
+              <w:t>Éducation</w:t>
+            </w:r>
+          </w:p>
+        </w:tc>
+        <w:tc>
+          <w:tcPr>
+            <w:tcW w:type="dxa" w:w="1531"/>
+          </w:tcPr>
+          <w:p>
+            <w:r>
+              <w:rPr>
+                <w:b/>
+                <w:i w:val="0"/>
+                <w:color w:val="16A34A"/>
+                <w:sz w:val="16"/>
+              </w:rPr>
+              <w:t>—</w:t>
+            </w:r>
+          </w:p>
+        </w:tc>
+        <w:tc>
+          <w:tcPr>
+            <w:tcW w:type="dxa" w:w="1191"/>
+          </w:tcPr>
+          <w:p>
+            <w:r>
+              <w:rPr>
+                <w:b w:val="0"/>
+                <w:i w:val="0"/>
+                <w:color w:val="64748B"/>
+                <w:sz w:val="16"/>
+              </w:rPr>
+              <w:t>GT-CQ</w:t>
+            </w:r>
+          </w:p>
+        </w:tc>
+        <w:tc>
+          <w:tcPr>
+            <w:tcW w:type="dxa" w:w="4706"/>
+          </w:tcPr>
+          <w:p>
+            <w:r>
+              <w:rPr>
+                <w:b w:val="0"/>
+                <w:i w:val="0"/>
+                <w:sz w:val="17"/>
+              </w:rPr>
+              <w:t>Merci de bien vouloir changé 2.04 en OUI et renseigné toutes les autres informations qui concerne ALIOU DIOP .</w:t>
+            </w:r>
+          </w:p>
+        </w:tc>
+      </w:tr>
+      <w:tr>
+        <w:tc>
+          <w:tcPr>
+            <w:tcW w:type="dxa" w:w="964"/>
+          </w:tcPr>
+          <w:p>
+            <w:r>
+              <w:rPr>
+                <w:b/>
+                <w:i w:val="0"/>
+                <w:color w:val="EA580C"/>
+                <w:sz w:val="16"/>
+              </w:rPr>
+              <w:t>Moyenne</w:t>
+            </w:r>
+          </w:p>
+        </w:tc>
+        <w:tc>
+          <w:tcPr>
+            <w:tcW w:type="dxa" w:w="1247"/>
+          </w:tcPr>
+          <w:p>
+            <w:r>
+              <w:rPr>
+                <w:b/>
+                <w:i w:val="0"/>
+                <w:sz w:val="16"/>
+              </w:rPr>
+              <w:t>S02</w:t>
+              <w:br/>
+            </w:r>
+            <w:r>
+              <w:rPr>
+                <w:b w:val="0"/>
+                <w:i w:val="0"/>
+                <w:color w:val="64748B"/>
+                <w:sz w:val="14"/>
+              </w:rPr>
+              <w:t>Éducation</w:t>
+            </w:r>
+          </w:p>
+        </w:tc>
+        <w:tc>
+          <w:tcPr>
+            <w:tcW w:type="dxa" w:w="1531"/>
+          </w:tcPr>
+          <w:p>
+            <w:r>
+              <w:rPr>
+                <w:b/>
+                <w:i w:val="0"/>
+                <w:color w:val="16A34A"/>
+                <w:sz w:val="16"/>
+              </w:rPr>
+              <w:t>s01q47__7, s02q24, s01q00b, s02q17_2, s02q15_2</w:t>
+            </w:r>
+          </w:p>
+        </w:tc>
+        <w:tc>
+          <w:tcPr>
+            <w:tcW w:type="dxa" w:w="1191"/>
+          </w:tcPr>
+          <w:p>
+            <w:r>
+              <w:rPr>
+                <w:b w:val="0"/>
+                <w:i w:val="0"/>
+                <w:color w:val="64748B"/>
+                <w:sz w:val="16"/>
+              </w:rPr>
+              <w:t>GT-CQ</w:t>
+            </w:r>
+          </w:p>
+        </w:tc>
+        <w:tc>
+          <w:tcPr>
+            <w:tcW w:type="dxa" w:w="4706"/>
+          </w:tcPr>
+          <w:p>
+            <w:r>
+              <w:rPr>
+                <w:b w:val="0"/>
+                <w:i w:val="0"/>
+                <w:sz w:val="17"/>
+              </w:rPr>
+              <w:t>Le montant des frais pour les cahiers et autres matériels scolaires pour l'année scolaire de PENDA DIOP qui fréquente 6ème année de Primaire  est de 0 FCFA, PENDA DIOP a fait comment pour payer ces cahiers et autres matériels scolaires (SAC, stylo, craie, ardoise, crayon...) ? prière de corriger.</w:t>
+            </w:r>
+          </w:p>
+        </w:tc>
+      </w:tr>
+      <w:tr>
+        <w:tc>
+          <w:tcPr>
+            <w:tcW w:type="dxa" w:w="964"/>
+          </w:tcPr>
+          <w:p>
+            <w:r>
+              <w:rPr>
+                <w:b/>
+                <w:i w:val="0"/>
+                <w:color w:val="EA580C"/>
+                <w:sz w:val="16"/>
+              </w:rPr>
+              <w:t>Moyenne</w:t>
+            </w:r>
+          </w:p>
+        </w:tc>
+        <w:tc>
+          <w:tcPr>
+            <w:tcW w:type="dxa" w:w="1247"/>
+          </w:tcPr>
+          <w:p>
+            <w:r>
+              <w:rPr>
+                <w:b/>
+                <w:i w:val="0"/>
+                <w:sz w:val="16"/>
+              </w:rPr>
+              <w:t>S02</w:t>
+              <w:br/>
+            </w:r>
+            <w:r>
+              <w:rPr>
+                <w:b w:val="0"/>
+                <w:i w:val="0"/>
+                <w:color w:val="64748B"/>
+                <w:sz w:val="14"/>
+              </w:rPr>
+              <w:t>Éducation</w:t>
+            </w:r>
+          </w:p>
+        </w:tc>
+        <w:tc>
+          <w:tcPr>
+            <w:tcW w:type="dxa" w:w="1531"/>
+          </w:tcPr>
+          <w:p>
+            <w:r>
+              <w:rPr>
+                <w:b/>
+                <w:i w:val="0"/>
+                <w:color w:val="16A34A"/>
+                <w:sz w:val="16"/>
+              </w:rPr>
+              <w:t>s01q63, s00q04, s02q25, s01q00b, s02q17_2, s02q15_2</w:t>
+            </w:r>
+          </w:p>
+        </w:tc>
+        <w:tc>
+          <w:tcPr>
+            <w:tcW w:type="dxa" w:w="1191"/>
+          </w:tcPr>
+          <w:p>
+            <w:r>
+              <w:rPr>
+                <w:b w:val="0"/>
+                <w:i w:val="0"/>
+                <w:color w:val="64748B"/>
+                <w:sz w:val="16"/>
+              </w:rPr>
+              <w:t>GT-CQ</w:t>
+            </w:r>
+          </w:p>
+        </w:tc>
+        <w:tc>
+          <w:tcPr>
+            <w:tcW w:type="dxa" w:w="4706"/>
+          </w:tcPr>
+          <w:p>
+            <w:r>
+              <w:rPr>
+                <w:b w:val="0"/>
+                <w:i w:val="0"/>
+                <w:sz w:val="17"/>
+              </w:rPr>
+              <w:t>Dans les milieux urbains c'est peu probable de voir une école dont les élèves ou étudiants ne dépensent pas en frais d'uniformes, prière de verifier pour PENDA DIOP qui fréquente 6ème année de Primaire et corriger ou confirmer avec le QG.</w:t>
+            </w:r>
+          </w:p>
+        </w:tc>
+      </w:tr>
+      <w:tr>
+        <w:tc>
+          <w:tcPr>
+            <w:tcW w:type="dxa" w:w="964"/>
+          </w:tcPr>
+          <w:p>
+            <w:r>
+              <w:rPr>
+                <w:b/>
+                <w:i w:val="0"/>
+                <w:color w:val="EA580C"/>
+                <w:sz w:val="16"/>
+              </w:rPr>
+              <w:t>Moyenne</w:t>
+            </w:r>
+          </w:p>
+        </w:tc>
+        <w:tc>
+          <w:tcPr>
+            <w:tcW w:type="dxa" w:w="1247"/>
+          </w:tcPr>
+          <w:p>
+            <w:r>
+              <w:rPr>
+                <w:b/>
+                <w:i w:val="0"/>
+                <w:sz w:val="16"/>
+              </w:rPr>
+              <w:t>S03</w:t>
+              <w:br/>
+            </w:r>
+            <w:r>
+              <w:rPr>
+                <w:b w:val="0"/>
+                <w:i w:val="0"/>
+                <w:color w:val="64748B"/>
+                <w:sz w:val="14"/>
+              </w:rPr>
+              <w:t>Santé</w:t>
+            </w:r>
+          </w:p>
+        </w:tc>
+        <w:tc>
+          <w:tcPr>
+            <w:tcW w:type="dxa" w:w="1531"/>
+          </w:tcPr>
+          <w:p>
+            <w:r>
+              <w:rPr>
+                <w:b/>
+                <w:i w:val="0"/>
+                <w:color w:val="16A34A"/>
+                <w:sz w:val="16"/>
+              </w:rPr>
+              <w:t>s01q10, s02q30, s02q34, s03q50, s01q00b</w:t>
+            </w:r>
+          </w:p>
+        </w:tc>
+        <w:tc>
+          <w:tcPr>
+            <w:tcW w:type="dxa" w:w="1191"/>
+          </w:tcPr>
+          <w:p>
+            <w:r>
+              <w:rPr>
+                <w:b w:val="0"/>
+                <w:i w:val="0"/>
+                <w:color w:val="64748B"/>
+                <w:sz w:val="16"/>
+              </w:rPr>
+              <w:t>GT-CQ</w:t>
+            </w:r>
+          </w:p>
+        </w:tc>
+        <w:tc>
+          <w:tcPr>
+            <w:tcW w:type="dxa" w:w="4706"/>
+          </w:tcPr>
+          <w:p>
+            <w:r>
+              <w:rPr>
+                <w:b w:val="0"/>
+                <w:i w:val="0"/>
+                <w:sz w:val="17"/>
+              </w:rPr>
+              <w:t>Le montant(150000 FCFA) des dépenses liées à l'accouchement de MAIMOUNA BA est élevé, prière de corriger.</w:t>
+            </w:r>
+          </w:p>
+        </w:tc>
+      </w:tr>
+      <w:tr>
+        <w:tc>
+          <w:tcPr>
+            <w:tcW w:type="dxa" w:w="964"/>
+          </w:tcPr>
+          <w:p>
+            <w:r>
+              <w:rPr>
+                <w:b/>
+                <w:i w:val="0"/>
+                <w:color w:val="EA580C"/>
+                <w:sz w:val="16"/>
+              </w:rPr>
+              <w:t>Moyenne</w:t>
+            </w:r>
+          </w:p>
+        </w:tc>
+        <w:tc>
+          <w:tcPr>
+            <w:tcW w:type="dxa" w:w="1247"/>
+          </w:tcPr>
+          <w:p>
+            <w:r>
+              <w:rPr>
+                <w:b/>
+                <w:i w:val="0"/>
+                <w:sz w:val="16"/>
+              </w:rPr>
+              <w:t>S03</w:t>
+              <w:br/>
+            </w:r>
+            <w:r>
+              <w:rPr>
+                <w:b w:val="0"/>
+                <w:i w:val="0"/>
+                <w:color w:val="64748B"/>
+                <w:sz w:val="14"/>
+              </w:rPr>
+              <w:t>Santé</w:t>
+            </w:r>
+          </w:p>
+        </w:tc>
+        <w:tc>
+          <w:tcPr>
+            <w:tcW w:type="dxa" w:w="1531"/>
+          </w:tcPr>
+          <w:p>
+            <w:r>
+              <w:rPr>
+                <w:b/>
+                <w:i w:val="0"/>
+                <w:color w:val="16A34A"/>
+                <w:sz w:val="16"/>
+              </w:rPr>
+              <w:t>s01q41a, s02q20, s02q22, s03q07, s03q02, s01q00b, s03q02_autre</w:t>
+            </w:r>
+          </w:p>
+        </w:tc>
+        <w:tc>
+          <w:tcPr>
+            <w:tcW w:type="dxa" w:w="1191"/>
+          </w:tcPr>
+          <w:p>
+            <w:r>
+              <w:rPr>
+                <w:b w:val="0"/>
+                <w:i w:val="0"/>
+                <w:color w:val="64748B"/>
+                <w:sz w:val="16"/>
+              </w:rPr>
+              <w:t>GT-CQ</w:t>
+            </w:r>
+          </w:p>
+        </w:tc>
+        <w:tc>
+          <w:tcPr>
+            <w:tcW w:type="dxa" w:w="4706"/>
+          </w:tcPr>
+          <w:p>
+            <w:r>
+              <w:rPr>
+                <w:b w:val="0"/>
+                <w:i w:val="0"/>
+                <w:sz w:val="17"/>
+              </w:rPr>
+              <w:t>Le principal problème de santé que MAIMOUNA BA a eu est avortement, prière de prendre attache avec le QG pour plus d'explication afin de le classer bien.</w:t>
+            </w:r>
+          </w:p>
+        </w:tc>
+      </w:tr>
+      <w:tr>
+        <w:tc>
+          <w:tcPr>
+            <w:tcW w:type="dxa" w:w="964"/>
+          </w:tcPr>
+          <w:p>
+            <w:r>
+              <w:rPr>
+                <w:b/>
+                <w:i w:val="0"/>
+                <w:color w:val="EA580C"/>
+                <w:sz w:val="16"/>
+              </w:rPr>
+              <w:t>Moyenne</w:t>
+            </w:r>
+          </w:p>
+        </w:tc>
+        <w:tc>
+          <w:tcPr>
+            <w:tcW w:type="dxa" w:w="1247"/>
+          </w:tcPr>
+          <w:p>
+            <w:r>
+              <w:rPr>
+                <w:b/>
+                <w:i w:val="0"/>
+                <w:sz w:val="16"/>
+              </w:rPr>
+              <w:t>S04</w:t>
+              <w:br/>
+            </w:r>
+            <w:r>
+              <w:rPr>
+                <w:b w:val="0"/>
+                <w:i w:val="0"/>
+                <w:color w:val="64748B"/>
+                <w:sz w:val="14"/>
+              </w:rPr>
+              <w:t>Emploi</w:t>
+            </w:r>
+          </w:p>
+        </w:tc>
+        <w:tc>
+          <w:tcPr>
+            <w:tcW w:type="dxa" w:w="1531"/>
+          </w:tcPr>
+          <w:p>
+            <w:r>
+              <w:rPr>
+                <w:b/>
+                <w:i w:val="0"/>
+                <w:color w:val="16A34A"/>
+                <w:sz w:val="16"/>
+              </w:rPr>
+              <w:t>s04q01, s04q02, s04q03, s04q04, s04q05, s04q06, s04q07, s04q08</w:t>
+            </w:r>
+          </w:p>
+        </w:tc>
+        <w:tc>
+          <w:tcPr>
+            <w:tcW w:type="dxa" w:w="1191"/>
+          </w:tcPr>
+          <w:p>
+            <w:r>
+              <w:rPr>
+                <w:b w:val="0"/>
+                <w:i w:val="0"/>
+                <w:color w:val="64748B"/>
+                <w:sz w:val="16"/>
+              </w:rPr>
+              <w:t>GT-CQ</w:t>
+            </w:r>
+          </w:p>
+        </w:tc>
+        <w:tc>
+          <w:tcPr>
+            <w:tcW w:type="dxa" w:w="4706"/>
+          </w:tcPr>
+          <w:p>
+            <w:r>
+              <w:rPr>
+                <w:b w:val="0"/>
+                <w:i w:val="0"/>
+                <w:sz w:val="17"/>
+              </w:rPr>
+              <w:t>pour KINE DIOP semble très élevés, prière de corriger ou confirmer avec le QG (s04q01 s04q02 s04q03 s04q04 s04q05 s04q06 s04q07 s04q08).</w:t>
+            </w:r>
+          </w:p>
+        </w:tc>
+      </w:tr>
+      <w:tr>
+        <w:tc>
+          <w:tcPr>
+            <w:tcW w:type="dxa" w:w="964"/>
+          </w:tcPr>
+          <w:p>
+            <w:r>
+              <w:rPr>
+                <w:b/>
+                <w:i w:val="0"/>
+                <w:color w:val="EA580C"/>
+                <w:sz w:val="16"/>
+              </w:rPr>
+              <w:t>Moyenne</w:t>
+            </w:r>
+          </w:p>
+        </w:tc>
+        <w:tc>
+          <w:tcPr>
+            <w:tcW w:type="dxa" w:w="1247"/>
+          </w:tcPr>
+          <w:p>
+            <w:r>
+              <w:rPr>
+                <w:b/>
+                <w:i w:val="0"/>
+                <w:sz w:val="16"/>
+              </w:rPr>
+              <w:t>S04</w:t>
+              <w:br/>
+            </w:r>
+            <w:r>
+              <w:rPr>
+                <w:b w:val="0"/>
+                <w:i w:val="0"/>
+                <w:color w:val="64748B"/>
+                <w:sz w:val="14"/>
+              </w:rPr>
+              <w:t>Emploi</w:t>
+            </w:r>
+          </w:p>
+        </w:tc>
+        <w:tc>
+          <w:tcPr>
+            <w:tcW w:type="dxa" w:w="1531"/>
+          </w:tcPr>
+          <w:p>
+            <w:r>
+              <w:rPr>
+                <w:b/>
+                <w:i w:val="0"/>
+                <w:color w:val="16A34A"/>
+                <w:sz w:val="16"/>
+              </w:rPr>
+              <w:t>s01q47__1, s01q47__2, s01q47__3, s01q47__4, s01q47__5, s01q47__6, s01q47__7, s02q15</w:t>
+            </w:r>
+          </w:p>
+        </w:tc>
+        <w:tc>
+          <w:tcPr>
+            <w:tcW w:type="dxa" w:w="1191"/>
+          </w:tcPr>
+          <w:p>
+            <w:r>
+              <w:rPr>
+                <w:b w:val="0"/>
+                <w:i w:val="0"/>
+                <w:color w:val="64748B"/>
+                <w:sz w:val="16"/>
+              </w:rPr>
+              <w:t>GT-CQ</w:t>
+            </w:r>
+          </w:p>
+        </w:tc>
+        <w:tc>
+          <w:tcPr>
+            <w:tcW w:type="dxa" w:w="4706"/>
+          </w:tcPr>
+          <w:p>
+            <w:r>
+              <w:rPr>
+                <w:b w:val="0"/>
+                <w:i w:val="0"/>
+                <w:sz w:val="17"/>
+              </w:rPr>
+              <w:t>Attention! le nombre d'heure (5 heures) que ASTOU DIOP a travaillé par jour semble faible, veuillez s'il vous plait confirmer cette information avec le QG.</w:t>
+            </w:r>
+          </w:p>
+        </w:tc>
+      </w:tr>
+      <w:tr>
+        <w:tc>
+          <w:tcPr>
+            <w:tcW w:type="dxa" w:w="964"/>
+          </w:tcPr>
+          <w:p>
+            <w:r>
+              <w:rPr>
+                <w:b/>
+                <w:i w:val="0"/>
+                <w:color w:val="EA580C"/>
+                <w:sz w:val="16"/>
+              </w:rPr>
+              <w:t>Moyenne</w:t>
+            </w:r>
+          </w:p>
+        </w:tc>
+        <w:tc>
+          <w:tcPr>
+            <w:tcW w:type="dxa" w:w="1247"/>
+          </w:tcPr>
+          <w:p>
+            <w:r>
+              <w:rPr>
+                <w:b/>
+                <w:i w:val="0"/>
+                <w:sz w:val="16"/>
+              </w:rPr>
+              <w:t>S04</w:t>
+              <w:br/>
+            </w:r>
+            <w:r>
+              <w:rPr>
+                <w:b w:val="0"/>
+                <w:i w:val="0"/>
+                <w:color w:val="64748B"/>
+                <w:sz w:val="14"/>
+              </w:rPr>
+              <w:t>Emploi</w:t>
+            </w:r>
+          </w:p>
+        </w:tc>
+        <w:tc>
+          <w:tcPr>
+            <w:tcW w:type="dxa" w:w="1531"/>
+          </w:tcPr>
+          <w:p>
+            <w:r>
+              <w:rPr>
+                <w:b/>
+                <w:i w:val="0"/>
+                <w:color w:val="16A34A"/>
+                <w:sz w:val="16"/>
+              </w:rPr>
+              <w:t>s01q47__1, s01q47__2, s01q47__3, s01q47__4, s01q47__5, s01q47__6, s01q47__7, s02q15</w:t>
+            </w:r>
+          </w:p>
+        </w:tc>
+        <w:tc>
+          <w:tcPr>
+            <w:tcW w:type="dxa" w:w="1191"/>
+          </w:tcPr>
+          <w:p>
+            <w:r>
+              <w:rPr>
+                <w:b w:val="0"/>
+                <w:i w:val="0"/>
+                <w:color w:val="64748B"/>
+                <w:sz w:val="16"/>
+              </w:rPr>
+              <w:t>GT-CQ</w:t>
+            </w:r>
+          </w:p>
+        </w:tc>
+        <w:tc>
+          <w:tcPr>
+            <w:tcW w:type="dxa" w:w="4706"/>
+          </w:tcPr>
+          <w:p>
+            <w:r>
+              <w:rPr>
+                <w:b w:val="0"/>
+                <w:i w:val="0"/>
+                <w:sz w:val="17"/>
+              </w:rPr>
+              <w:t>Attention! le nombre d'heure (3 heures) que KINE DIOP a travaillé par jour semble faible, veuillez s'il vous plait confirmer cette information avec le QG.</w:t>
+            </w:r>
+          </w:p>
+        </w:tc>
+      </w:tr>
+      <w:tr>
+        <w:tc>
+          <w:tcPr>
+            <w:tcW w:type="dxa" w:w="964"/>
+          </w:tcPr>
+          <w:p>
+            <w:r>
+              <w:rPr>
+                <w:b/>
+                <w:i w:val="0"/>
+                <w:color w:val="EA580C"/>
+                <w:sz w:val="16"/>
+              </w:rPr>
+              <w:t>Moyenne</w:t>
+            </w:r>
+          </w:p>
+        </w:tc>
+        <w:tc>
+          <w:tcPr>
+            <w:tcW w:type="dxa" w:w="1247"/>
+          </w:tcPr>
+          <w:p>
+            <w:r>
+              <w:rPr>
+                <w:b/>
+                <w:i w:val="0"/>
+                <w:sz w:val="16"/>
+              </w:rPr>
+              <w:t>S07</w:t>
+              <w:br/>
+            </w:r>
+            <w:r>
+              <w:rPr>
+                <w:b w:val="0"/>
+                <w:i w:val="0"/>
+                <w:color w:val="64748B"/>
+                <w:sz w:val="14"/>
+              </w:rPr>
+              <w:t>Consommation alimentaire</w:t>
+            </w:r>
+          </w:p>
+        </w:tc>
+        <w:tc>
+          <w:tcPr>
+            <w:tcW w:type="dxa" w:w="1531"/>
+          </w:tcPr>
+          <w:p>
+            <w:r>
+              <w:rPr>
+                <w:b/>
+                <w:i w:val="0"/>
+                <w:color w:val="16A34A"/>
+                <w:sz w:val="16"/>
+              </w:rPr>
+              <w:t>—</w:t>
+            </w:r>
+          </w:p>
+        </w:tc>
+        <w:tc>
+          <w:tcPr>
+            <w:tcW w:type="dxa" w:w="1191"/>
+          </w:tcPr>
+          <w:p>
+            <w:r>
+              <w:rPr>
+                <w:b w:val="0"/>
+                <w:i w:val="0"/>
+                <w:color w:val="64748B"/>
+                <w:sz w:val="16"/>
+              </w:rPr>
+              <w:t>GT-CQ</w:t>
+            </w:r>
+          </w:p>
+        </w:tc>
+        <w:tc>
+          <w:tcPr>
+            <w:tcW w:type="dxa" w:w="4706"/>
+          </w:tcPr>
+          <w:p>
+            <w:r>
+              <w:rPr>
+                <w:b w:val="0"/>
+                <w:i w:val="0"/>
+                <w:sz w:val="17"/>
+              </w:rPr>
+              <w:t>Attention ! La dépense du répas pris à l'extérieur de ALIOU DIOP (6500 Fcfa) au cours de 7 derniers jours est relativement élevé.</w:t>
+            </w:r>
+          </w:p>
+        </w:tc>
+      </w:tr>
+      <w:tr>
+        <w:tc>
+          <w:tcPr>
+            <w:tcW w:type="dxa" w:w="964"/>
+          </w:tcPr>
+          <w:p>
+            <w:r>
+              <w:rPr>
+                <w:b/>
+                <w:i w:val="0"/>
+                <w:color w:val="EA580C"/>
+                <w:sz w:val="16"/>
+              </w:rPr>
+              <w:t>Moyenne</w:t>
+            </w:r>
+          </w:p>
+        </w:tc>
+        <w:tc>
+          <w:tcPr>
+            <w:tcW w:type="dxa" w:w="1247"/>
+          </w:tcPr>
+          <w:p>
+            <w:r>
+              <w:rPr>
+                <w:b/>
+                <w:i w:val="0"/>
+                <w:sz w:val="16"/>
+              </w:rPr>
+              <w:t>S07</w:t>
+              <w:br/>
+            </w:r>
+            <w:r>
+              <w:rPr>
+                <w:b w:val="0"/>
+                <w:i w:val="0"/>
+                <w:color w:val="64748B"/>
+                <w:sz w:val="14"/>
+              </w:rPr>
+              <w:t>Consommation alimentaire</w:t>
+            </w:r>
+          </w:p>
+        </w:tc>
+        <w:tc>
+          <w:tcPr>
+            <w:tcW w:type="dxa" w:w="1531"/>
+          </w:tcPr>
+          <w:p>
+            <w:r>
+              <w:rPr>
+                <w:b/>
+                <w:i w:val="0"/>
+                <w:color w:val="16A34A"/>
+                <w:sz w:val="16"/>
+              </w:rPr>
+              <w:t>—</w:t>
+            </w:r>
+          </w:p>
+        </w:tc>
+        <w:tc>
+          <w:tcPr>
+            <w:tcW w:type="dxa" w:w="1191"/>
+          </w:tcPr>
+          <w:p>
+            <w:r>
+              <w:rPr>
+                <w:b w:val="0"/>
+                <w:i w:val="0"/>
+                <w:color w:val="64748B"/>
+                <w:sz w:val="16"/>
+              </w:rPr>
+              <w:t>GT-CQ</w:t>
+            </w:r>
+          </w:p>
+        </w:tc>
+        <w:tc>
+          <w:tcPr>
+            <w:tcW w:type="dxa" w:w="4706"/>
+          </w:tcPr>
+          <w:p>
+            <w:r>
+              <w:rPr>
+                <w:b w:val="0"/>
+                <w:i w:val="0"/>
+                <w:sz w:val="17"/>
+              </w:rPr>
+              <w:t>Prière de corriger ou de confirmer avec le QG.</w:t>
+            </w:r>
+          </w:p>
+        </w:tc>
+      </w:tr>
+      <w:tr>
+        <w:tc>
+          <w:tcPr>
+            <w:tcW w:type="dxa" w:w="964"/>
+          </w:tcPr>
+          <w:p>
+            <w:r>
+              <w:rPr>
+                <w:b/>
+                <w:i w:val="0"/>
+                <w:color w:val="EA580C"/>
+                <w:sz w:val="16"/>
+              </w:rPr>
+              <w:t>Moyenne</w:t>
+            </w:r>
+          </w:p>
+        </w:tc>
+        <w:tc>
+          <w:tcPr>
+            <w:tcW w:type="dxa" w:w="1247"/>
+          </w:tcPr>
+          <w:p>
+            <w:r>
+              <w:rPr>
+                <w:b/>
+                <w:i w:val="0"/>
+                <w:sz w:val="16"/>
+              </w:rPr>
+              <w:t>S07</w:t>
+              <w:br/>
+            </w:r>
+            <w:r>
+              <w:rPr>
+                <w:b w:val="0"/>
+                <w:i w:val="0"/>
+                <w:color w:val="64748B"/>
+                <w:sz w:val="14"/>
+              </w:rPr>
+              <w:t>Consommation alimentaire</w:t>
+            </w:r>
+          </w:p>
+        </w:tc>
+        <w:tc>
+          <w:tcPr>
+            <w:tcW w:type="dxa" w:w="1531"/>
+          </w:tcPr>
+          <w:p>
+            <w:r>
+              <w:rPr>
+                <w:b/>
+                <w:i w:val="0"/>
+                <w:color w:val="16A34A"/>
+                <w:sz w:val="16"/>
+              </w:rPr>
+              <w:t>s01q23, s01q00b, s01q23_autre</w:t>
+            </w:r>
+          </w:p>
+        </w:tc>
+        <w:tc>
+          <w:tcPr>
+            <w:tcW w:type="dxa" w:w="1191"/>
+          </w:tcPr>
+          <w:p>
+            <w:r>
+              <w:rPr>
+                <w:b w:val="0"/>
+                <w:i w:val="0"/>
+                <w:color w:val="64748B"/>
+                <w:sz w:val="16"/>
+              </w:rPr>
+              <w:t>GT-CQ</w:t>
+            </w:r>
+          </w:p>
+        </w:tc>
+        <w:tc>
+          <w:tcPr>
+            <w:tcW w:type="dxa" w:w="4706"/>
+          </w:tcPr>
+          <w:p>
+            <w:r>
+              <w:rPr>
+                <w:b w:val="0"/>
+                <w:i w:val="0"/>
+                <w:sz w:val="17"/>
+              </w:rPr>
+              <w:t>La dernière fois que vous avez acheté Mangue est table de la voisine et semble exister dans les modalités, prière de prendre attache avec le QG pour plus d'explication afin de la classer bien.</w:t>
+            </w:r>
+          </w:p>
+        </w:tc>
+      </w:tr>
+      <w:tr>
+        <w:tc>
+          <w:tcPr>
+            <w:tcW w:type="dxa" w:w="964"/>
+          </w:tcPr>
+          <w:p>
+            <w:r>
+              <w:rPr>
+                <w:b/>
+                <w:i w:val="0"/>
+                <w:color w:val="EA580C"/>
+                <w:sz w:val="16"/>
+              </w:rPr>
+              <w:t>Moyenne</w:t>
+            </w:r>
+          </w:p>
+        </w:tc>
+        <w:tc>
+          <w:tcPr>
+            <w:tcW w:type="dxa" w:w="1247"/>
+          </w:tcPr>
+          <w:p>
+            <w:r>
+              <w:rPr>
+                <w:b/>
+                <w:i w:val="0"/>
+                <w:sz w:val="16"/>
+              </w:rPr>
+              <w:t>S07</w:t>
+              <w:br/>
+            </w:r>
+            <w:r>
+              <w:rPr>
+                <w:b w:val="0"/>
+                <w:i w:val="0"/>
+                <w:color w:val="64748B"/>
+                <w:sz w:val="14"/>
+              </w:rPr>
+              <w:t>Consommation alimentaire</w:t>
+            </w:r>
+          </w:p>
+        </w:tc>
+        <w:tc>
+          <w:tcPr>
+            <w:tcW w:type="dxa" w:w="1531"/>
+          </w:tcPr>
+          <w:p>
+            <w:r>
+              <w:rPr>
+                <w:b/>
+                <w:i w:val="0"/>
+                <w:color w:val="16A34A"/>
+                <w:sz w:val="16"/>
+              </w:rPr>
+              <w:t>s01q23, s01q00b, s01q23_autre</w:t>
+            </w:r>
+          </w:p>
+        </w:tc>
+        <w:tc>
+          <w:tcPr>
+            <w:tcW w:type="dxa" w:w="1191"/>
+          </w:tcPr>
+          <w:p>
+            <w:r>
+              <w:rPr>
+                <w:b w:val="0"/>
+                <w:i w:val="0"/>
+                <w:color w:val="64748B"/>
+                <w:sz w:val="16"/>
+              </w:rPr>
+              <w:t>GT-CQ</w:t>
+            </w:r>
+          </w:p>
+        </w:tc>
+        <w:tc>
+          <w:tcPr>
+            <w:tcW w:type="dxa" w:w="4706"/>
+          </w:tcPr>
+          <w:p>
+            <w:r>
+              <w:rPr>
+                <w:b w:val="0"/>
+                <w:i w:val="0"/>
+                <w:sz w:val="17"/>
+              </w:rPr>
+              <w:t>La dernière fois que vous avez acheté Tomate fraîche est table de la voisine et semble exister dans les modalités, prière de prendre attache avec le QG pour plus d'explication afin de la classer bien.</w:t>
+            </w:r>
+          </w:p>
+        </w:tc>
+      </w:tr>
+      <w:tr>
+        <w:tc>
+          <w:tcPr>
+            <w:tcW w:type="dxa" w:w="964"/>
+          </w:tcPr>
+          <w:p>
+            <w:r>
+              <w:rPr>
+                <w:b/>
+                <w:i w:val="0"/>
+                <w:color w:val="EA580C"/>
+                <w:sz w:val="16"/>
+              </w:rPr>
+              <w:t>Moyenne</w:t>
+            </w:r>
+          </w:p>
+        </w:tc>
+        <w:tc>
+          <w:tcPr>
+            <w:tcW w:type="dxa" w:w="1247"/>
+          </w:tcPr>
+          <w:p>
+            <w:r>
+              <w:rPr>
+                <w:b/>
+                <w:i w:val="0"/>
+                <w:sz w:val="16"/>
+              </w:rPr>
+              <w:t>S07</w:t>
+              <w:br/>
+            </w:r>
+            <w:r>
+              <w:rPr>
+                <w:b w:val="0"/>
+                <w:i w:val="0"/>
+                <w:color w:val="64748B"/>
+                <w:sz w:val="14"/>
+              </w:rPr>
+              <w:t>Consommation alimentaire</w:t>
+            </w:r>
+          </w:p>
+        </w:tc>
+        <w:tc>
+          <w:tcPr>
+            <w:tcW w:type="dxa" w:w="1531"/>
+          </w:tcPr>
+          <w:p>
+            <w:r>
+              <w:rPr>
+                <w:b/>
+                <w:i w:val="0"/>
+                <w:color w:val="16A34A"/>
+                <w:sz w:val="16"/>
+              </w:rPr>
+              <w:t>—</w:t>
+            </w:r>
+          </w:p>
+        </w:tc>
+        <w:tc>
+          <w:tcPr>
+            <w:tcW w:type="dxa" w:w="1191"/>
+          </w:tcPr>
+          <w:p>
+            <w:r>
+              <w:rPr>
+                <w:b w:val="0"/>
+                <w:i w:val="0"/>
+                <w:color w:val="64748B"/>
+                <w:sz w:val="16"/>
+              </w:rPr>
+              <w:t>GT-CQ</w:t>
+            </w:r>
+          </w:p>
+        </w:tc>
+        <w:tc>
+          <w:tcPr>
+            <w:tcW w:type="dxa" w:w="4706"/>
+          </w:tcPr>
+          <w:p>
+            <w:r>
+              <w:rPr>
+                <w:b w:val="0"/>
+                <w:i w:val="0"/>
+                <w:sz w:val="17"/>
+              </w:rPr>
+              <w:t>Attention ! Le prix unitaire d'achat (100 Fcfa) de Vinaigre de vin (Rouge) en Verre ( à thé) (taille unique) est relativement élevé par rapport aux autres prix observés dans cette zone.</w:t>
+            </w:r>
+          </w:p>
+        </w:tc>
+      </w:tr>
+      <w:tr>
+        <w:tc>
+          <w:tcPr>
+            <w:tcW w:type="dxa" w:w="964"/>
+          </w:tcPr>
+          <w:p>
+            <w:r>
+              <w:rPr>
+                <w:b/>
+                <w:i w:val="0"/>
+                <w:color w:val="EA580C"/>
+                <w:sz w:val="16"/>
+              </w:rPr>
+              <w:t>Moyenne</w:t>
+            </w:r>
+          </w:p>
+        </w:tc>
+        <w:tc>
+          <w:tcPr>
+            <w:tcW w:type="dxa" w:w="1247"/>
+          </w:tcPr>
+          <w:p>
+            <w:r>
+              <w:rPr>
+                <w:b/>
+                <w:i w:val="0"/>
+                <w:sz w:val="16"/>
+              </w:rPr>
+              <w:t>S07</w:t>
+              <w:br/>
+            </w:r>
+            <w:r>
+              <w:rPr>
+                <w:b w:val="0"/>
+                <w:i w:val="0"/>
+                <w:color w:val="64748B"/>
+                <w:sz w:val="14"/>
+              </w:rPr>
+              <w:t>Consommation alimentaire</w:t>
+            </w:r>
+          </w:p>
+        </w:tc>
+        <w:tc>
+          <w:tcPr>
+            <w:tcW w:type="dxa" w:w="1531"/>
+          </w:tcPr>
+          <w:p>
+            <w:r>
+              <w:rPr>
+                <w:b/>
+                <w:i w:val="0"/>
+                <w:color w:val="16A34A"/>
+                <w:sz w:val="16"/>
+              </w:rPr>
+              <w:t>—</w:t>
+            </w:r>
+          </w:p>
+        </w:tc>
+        <w:tc>
+          <w:tcPr>
+            <w:tcW w:type="dxa" w:w="1191"/>
+          </w:tcPr>
+          <w:p>
+            <w:r>
+              <w:rPr>
+                <w:b w:val="0"/>
+                <w:i w:val="0"/>
+                <w:color w:val="64748B"/>
+                <w:sz w:val="16"/>
+              </w:rPr>
+              <w:t>GT-CQ</w:t>
+            </w:r>
+          </w:p>
+        </w:tc>
+        <w:tc>
+          <w:tcPr>
+            <w:tcW w:type="dxa" w:w="4706"/>
+          </w:tcPr>
+          <w:p>
+            <w:r>
+              <w:rPr>
+                <w:b w:val="0"/>
+                <w:i w:val="0"/>
+                <w:sz w:val="17"/>
+              </w:rPr>
+              <w:t>Prière de corriger ou de confirmer avec le QG.</w:t>
+            </w:r>
+          </w:p>
+        </w:tc>
+      </w:tr>
+      <w:tr>
+        <w:tc>
+          <w:tcPr>
+            <w:tcW w:type="dxa" w:w="964"/>
+          </w:tcPr>
+          <w:p>
+            <w:r>
+              <w:rPr>
+                <w:b/>
+                <w:i w:val="0"/>
+                <w:color w:val="EA580C"/>
+                <w:sz w:val="16"/>
+              </w:rPr>
+              <w:t>Moyenne</w:t>
+            </w:r>
+          </w:p>
+        </w:tc>
+        <w:tc>
+          <w:tcPr>
+            <w:tcW w:type="dxa" w:w="1247"/>
+          </w:tcPr>
+          <w:p>
+            <w:r>
+              <w:rPr>
+                <w:b/>
+                <w:i w:val="0"/>
+                <w:sz w:val="16"/>
+              </w:rPr>
+              <w:t>S07</w:t>
+              <w:br/>
+            </w:r>
+            <w:r>
+              <w:rPr>
+                <w:b w:val="0"/>
+                <w:i w:val="0"/>
+                <w:color w:val="64748B"/>
+                <w:sz w:val="14"/>
+              </w:rPr>
+              <w:t>Consommation alimentaire</w:t>
+            </w:r>
+          </w:p>
+        </w:tc>
+        <w:tc>
+          <w:tcPr>
+            <w:tcW w:type="dxa" w:w="1531"/>
+          </w:tcPr>
+          <w:p>
+            <w:r>
+              <w:rPr>
+                <w:b/>
+                <w:i w:val="0"/>
+                <w:color w:val="16A34A"/>
+                <w:sz w:val="16"/>
+              </w:rPr>
+              <w:t>—</w:t>
+            </w:r>
+          </w:p>
+        </w:tc>
+        <w:tc>
+          <w:tcPr>
+            <w:tcW w:type="dxa" w:w="1191"/>
+          </w:tcPr>
+          <w:p>
+            <w:r>
+              <w:rPr>
+                <w:b w:val="0"/>
+                <w:i w:val="0"/>
+                <w:color w:val="64748B"/>
+                <w:sz w:val="16"/>
+              </w:rPr>
+              <w:t>GT-CQ</w:t>
+            </w:r>
+          </w:p>
+        </w:tc>
+        <w:tc>
+          <w:tcPr>
+            <w:tcW w:type="dxa" w:w="4706"/>
+          </w:tcPr>
+          <w:p>
+            <w:r>
+              <w:rPr>
+                <w:b w:val="0"/>
+                <w:i w:val="0"/>
+                <w:sz w:val="17"/>
+              </w:rPr>
+              <w:t>prière de corriger ou de confirmer avec le QG.</w:t>
+            </w:r>
+          </w:p>
+        </w:tc>
+      </w:tr>
+      <w:tr>
+        <w:tc>
+          <w:tcPr>
+            <w:tcW w:type="dxa" w:w="964"/>
+          </w:tcPr>
+          <w:p>
+            <w:r>
+              <w:rPr>
+                <w:b/>
+                <w:i w:val="0"/>
+                <w:color w:val="EA580C"/>
+                <w:sz w:val="16"/>
+              </w:rPr>
+              <w:t>Moyenne</w:t>
+            </w:r>
+          </w:p>
+        </w:tc>
+        <w:tc>
+          <w:tcPr>
+            <w:tcW w:type="dxa" w:w="1247"/>
+          </w:tcPr>
+          <w:p>
+            <w:r>
+              <w:rPr>
+                <w:b/>
+                <w:i w:val="0"/>
+                <w:sz w:val="16"/>
+              </w:rPr>
+              <w:t>S07</w:t>
+              <w:br/>
+            </w:r>
+            <w:r>
+              <w:rPr>
+                <w:b w:val="0"/>
+                <w:i w:val="0"/>
+                <w:color w:val="64748B"/>
+                <w:sz w:val="14"/>
+              </w:rPr>
+              <w:t>Consommation alimentaire</w:t>
+            </w:r>
+          </w:p>
+        </w:tc>
+        <w:tc>
+          <w:tcPr>
+            <w:tcW w:type="dxa" w:w="1531"/>
+          </w:tcPr>
+          <w:p>
+            <w:r>
+              <w:rPr>
+                <w:b/>
+                <w:i w:val="0"/>
+                <w:color w:val="16A34A"/>
+                <w:sz w:val="16"/>
+              </w:rPr>
+              <w:t>—</w:t>
+            </w:r>
+          </w:p>
+        </w:tc>
+        <w:tc>
+          <w:tcPr>
+            <w:tcW w:type="dxa" w:w="1191"/>
+          </w:tcPr>
+          <w:p>
+            <w:r>
+              <w:rPr>
+                <w:b w:val="0"/>
+                <w:i w:val="0"/>
+                <w:color w:val="64748B"/>
+                <w:sz w:val="16"/>
+              </w:rPr>
+              <w:t>GT-CQ</w:t>
+            </w:r>
+          </w:p>
+        </w:tc>
+        <w:tc>
+          <w:tcPr>
+            <w:tcW w:type="dxa" w:w="4706"/>
+          </w:tcPr>
+          <w:p>
+            <w:r>
+              <w:rPr>
+                <w:b w:val="0"/>
+                <w:i w:val="0"/>
+                <w:sz w:val="17"/>
+              </w:rPr>
+              <w:t>Attention ! Soupçons de quantité anormale! Le ménage de ALIOU DIOP avec une taille de 9 personnes a consommé .12 Kg en taille unique de Farine de blé locale ou importée qui est relativement élevé comme consommation par rapport à la condition de vie des autres ménages de même taille dans cette zone.</w:t>
+            </w:r>
+          </w:p>
+        </w:tc>
+      </w:tr>
+      <w:tr>
+        <w:tc>
+          <w:tcPr>
+            <w:tcW w:type="dxa" w:w="964"/>
+          </w:tcPr>
+          <w:p>
+            <w:r>
+              <w:rPr>
+                <w:b/>
+                <w:i w:val="0"/>
+                <w:color w:val="EA580C"/>
+                <w:sz w:val="16"/>
+              </w:rPr>
+              <w:t>Moyenne</w:t>
+            </w:r>
+          </w:p>
+        </w:tc>
+        <w:tc>
+          <w:tcPr>
+            <w:tcW w:type="dxa" w:w="1247"/>
+          </w:tcPr>
+          <w:p>
+            <w:r>
+              <w:rPr>
+                <w:b/>
+                <w:i w:val="0"/>
+                <w:sz w:val="16"/>
+              </w:rPr>
+              <w:t>S09</w:t>
+              <w:br/>
+            </w:r>
+            <w:r>
+              <w:rPr>
+                <w:b w:val="0"/>
+                <w:i w:val="0"/>
+                <w:color w:val="64748B"/>
+                <w:sz w:val="14"/>
+              </w:rPr>
+              <w:t>Dépenses non alimentaires</w:t>
+            </w:r>
+          </w:p>
+        </w:tc>
+        <w:tc>
+          <w:tcPr>
+            <w:tcW w:type="dxa" w:w="1531"/>
+          </w:tcPr>
+          <w:p>
+            <w:r>
+              <w:rPr>
+                <w:b/>
+                <w:i w:val="0"/>
+                <w:color w:val="16A34A"/>
+                <w:sz w:val="16"/>
+              </w:rPr>
+              <w:t>—</w:t>
+            </w:r>
+          </w:p>
+        </w:tc>
+        <w:tc>
+          <w:tcPr>
+            <w:tcW w:type="dxa" w:w="1191"/>
+          </w:tcPr>
+          <w:p>
+            <w:r>
+              <w:rPr>
+                <w:b w:val="0"/>
+                <w:i w:val="0"/>
+                <w:color w:val="64748B"/>
+                <w:sz w:val="16"/>
+              </w:rPr>
+              <w:t>GT-CQ</w:t>
+            </w:r>
+          </w:p>
+        </w:tc>
+        <w:tc>
+          <w:tcPr>
+            <w:tcW w:type="dxa" w:w="4706"/>
+          </w:tcPr>
+          <w:p>
+            <w:r>
+              <w:rPr>
+                <w:b w:val="0"/>
+                <w:i w:val="0"/>
+                <w:sz w:val="17"/>
+              </w:rPr>
+              <w:t>Attention ! La dépense totale du ménage de ALIOU DIOP (51500 Fcfa) de la fête de Autre événement est relativement élevé.</w:t>
+            </w:r>
+          </w:p>
+        </w:tc>
+      </w:tr>
+      <w:tr>
+        <w:tc>
+          <w:tcPr>
+            <w:tcW w:type="dxa" w:w="964"/>
+          </w:tcPr>
+          <w:p>
+            <w:r>
+              <w:rPr>
+                <w:b/>
+                <w:i w:val="0"/>
+                <w:color w:val="EA580C"/>
+                <w:sz w:val="16"/>
+              </w:rPr>
+              <w:t>Moyenne</w:t>
+            </w:r>
+          </w:p>
+        </w:tc>
+        <w:tc>
+          <w:tcPr>
+            <w:tcW w:type="dxa" w:w="1247"/>
+          </w:tcPr>
+          <w:p>
+            <w:r>
+              <w:rPr>
+                <w:b/>
+                <w:i w:val="0"/>
+                <w:sz w:val="16"/>
+              </w:rPr>
+              <w:t>S09</w:t>
+              <w:br/>
+            </w:r>
+            <w:r>
+              <w:rPr>
+                <w:b w:val="0"/>
+                <w:i w:val="0"/>
+                <w:color w:val="64748B"/>
+                <w:sz w:val="14"/>
+              </w:rPr>
+              <w:t>Dépenses non alimentaires</w:t>
+            </w:r>
+          </w:p>
+        </w:tc>
+        <w:tc>
+          <w:tcPr>
+            <w:tcW w:type="dxa" w:w="1531"/>
+          </w:tcPr>
+          <w:p>
+            <w:r>
+              <w:rPr>
+                <w:b/>
+                <w:i w:val="0"/>
+                <w:color w:val="16A34A"/>
+                <w:sz w:val="16"/>
+              </w:rPr>
+              <w:t>—</w:t>
+            </w:r>
+          </w:p>
+        </w:tc>
+        <w:tc>
+          <w:tcPr>
+            <w:tcW w:type="dxa" w:w="1191"/>
+          </w:tcPr>
+          <w:p>
+            <w:r>
+              <w:rPr>
+                <w:b w:val="0"/>
+                <w:i w:val="0"/>
+                <w:color w:val="64748B"/>
+                <w:sz w:val="16"/>
+              </w:rPr>
+              <w:t>GT-CQ</w:t>
+            </w:r>
+          </w:p>
+        </w:tc>
+        <w:tc>
+          <w:tcPr>
+            <w:tcW w:type="dxa" w:w="4706"/>
+          </w:tcPr>
+          <w:p>
+            <w:r>
+              <w:rPr>
+                <w:b w:val="0"/>
+                <w:i w:val="0"/>
+                <w:sz w:val="17"/>
+              </w:rPr>
+              <w:t>Prière de corriger ou de confirmer avec le QG.</w:t>
+            </w:r>
+          </w:p>
+        </w:tc>
+      </w:tr>
+      <w:tr>
+        <w:tc>
+          <w:tcPr>
+            <w:tcW w:type="dxa" w:w="964"/>
+          </w:tcPr>
+          <w:p>
+            <w:r>
+              <w:rPr>
+                <w:b/>
+                <w:i w:val="0"/>
+                <w:color w:val="EA580C"/>
+                <w:sz w:val="16"/>
+              </w:rPr>
+              <w:t>Moyenne</w:t>
+            </w:r>
+          </w:p>
+        </w:tc>
+        <w:tc>
+          <w:tcPr>
+            <w:tcW w:type="dxa" w:w="1247"/>
+          </w:tcPr>
+          <w:p>
+            <w:r>
+              <w:rPr>
+                <w:b/>
+                <w:i w:val="0"/>
+                <w:sz w:val="16"/>
+              </w:rPr>
+              <w:t>S09</w:t>
+              <w:br/>
+            </w:r>
+            <w:r>
+              <w:rPr>
+                <w:b w:val="0"/>
+                <w:i w:val="0"/>
+                <w:color w:val="64748B"/>
+                <w:sz w:val="14"/>
+              </w:rPr>
+              <w:t>Dépenses non alimentaires</w:t>
+            </w:r>
+          </w:p>
+        </w:tc>
+        <w:tc>
+          <w:tcPr>
+            <w:tcW w:type="dxa" w:w="1531"/>
+          </w:tcPr>
+          <w:p>
+            <w:r>
+              <w:rPr>
+                <w:b/>
+                <w:i w:val="0"/>
+                <w:color w:val="16A34A"/>
+                <w:sz w:val="16"/>
+              </w:rPr>
+              <w:t>—</w:t>
+            </w:r>
+          </w:p>
+        </w:tc>
+        <w:tc>
+          <w:tcPr>
+            <w:tcW w:type="dxa" w:w="1191"/>
+          </w:tcPr>
+          <w:p>
+            <w:r>
+              <w:rPr>
+                <w:b w:val="0"/>
+                <w:i w:val="0"/>
+                <w:color w:val="64748B"/>
+                <w:sz w:val="16"/>
+              </w:rPr>
+              <w:t>GT-CQ</w:t>
+            </w:r>
+          </w:p>
+        </w:tc>
+        <w:tc>
+          <w:tcPr>
+            <w:tcW w:type="dxa" w:w="4706"/>
+          </w:tcPr>
+          <w:p>
+            <w:r>
+              <w:rPr>
+                <w:b w:val="0"/>
+                <w:i w:val="0"/>
+                <w:sz w:val="17"/>
+              </w:rPr>
+              <w:t>Peu plausible! le montant de la dépense (400 Fcfa) pour Transport urbain en bus semble faible.</w:t>
+            </w:r>
+          </w:p>
+        </w:tc>
+      </w:tr>
+      <w:tr>
+        <w:tc>
+          <w:tcPr>
+            <w:tcW w:type="dxa" w:w="964"/>
+          </w:tcPr>
+          <w:p>
+            <w:r>
+              <w:rPr>
+                <w:b/>
+                <w:i w:val="0"/>
+                <w:color w:val="EA580C"/>
+                <w:sz w:val="16"/>
+              </w:rPr>
+              <w:t>Moyenne</w:t>
+            </w:r>
+          </w:p>
+        </w:tc>
+        <w:tc>
+          <w:tcPr>
+            <w:tcW w:type="dxa" w:w="1247"/>
+          </w:tcPr>
+          <w:p>
+            <w:r>
+              <w:rPr>
+                <w:b/>
+                <w:i w:val="0"/>
+                <w:sz w:val="16"/>
+              </w:rPr>
+              <w:t>S09</w:t>
+              <w:br/>
+            </w:r>
+            <w:r>
+              <w:rPr>
+                <w:b w:val="0"/>
+                <w:i w:val="0"/>
+                <w:color w:val="64748B"/>
+                <w:sz w:val="14"/>
+              </w:rPr>
+              <w:t>Dépenses non alimentaires</w:t>
+            </w:r>
+          </w:p>
+        </w:tc>
+        <w:tc>
+          <w:tcPr>
+            <w:tcW w:type="dxa" w:w="1531"/>
+          </w:tcPr>
+          <w:p>
+            <w:r>
+              <w:rPr>
+                <w:b/>
+                <w:i w:val="0"/>
+                <w:color w:val="16A34A"/>
+                <w:sz w:val="16"/>
+              </w:rPr>
+              <w:t>—</w:t>
+            </w:r>
+          </w:p>
+        </w:tc>
+        <w:tc>
+          <w:tcPr>
+            <w:tcW w:type="dxa" w:w="1191"/>
+          </w:tcPr>
+          <w:p>
+            <w:r>
+              <w:rPr>
+                <w:b w:val="0"/>
+                <w:i w:val="0"/>
+                <w:color w:val="64748B"/>
+                <w:sz w:val="16"/>
+              </w:rPr>
+              <w:t>GT-CQ</w:t>
+            </w:r>
+          </w:p>
+        </w:tc>
+        <w:tc>
+          <w:tcPr>
+            <w:tcW w:type="dxa" w:w="4706"/>
+          </w:tcPr>
+          <w:p>
+            <w:r>
+              <w:rPr>
+                <w:b w:val="0"/>
+                <w:i w:val="0"/>
+                <w:sz w:val="17"/>
+              </w:rPr>
+              <w:t>Veuillez, s'il vous plaît, confirmer cette information avec le QG ou la corriger.</w:t>
+            </w:r>
+          </w:p>
+        </w:tc>
+      </w:tr>
+      <w:tr>
+        <w:tc>
+          <w:tcPr>
+            <w:tcW w:type="dxa" w:w="964"/>
+          </w:tcPr>
+          <w:p>
+            <w:r>
+              <w:rPr>
+                <w:b/>
+                <w:i w:val="0"/>
+                <w:color w:val="EA580C"/>
+                <w:sz w:val="16"/>
+              </w:rPr>
+              <w:t>Moyenne</w:t>
+            </w:r>
+          </w:p>
+        </w:tc>
+        <w:tc>
+          <w:tcPr>
+            <w:tcW w:type="dxa" w:w="1247"/>
+          </w:tcPr>
+          <w:p>
+            <w:r>
+              <w:rPr>
+                <w:b/>
+                <w:i w:val="0"/>
+                <w:sz w:val="16"/>
+              </w:rPr>
+              <w:t>S09</w:t>
+              <w:br/>
+            </w:r>
+            <w:r>
+              <w:rPr>
+                <w:b w:val="0"/>
+                <w:i w:val="0"/>
+                <w:color w:val="64748B"/>
+                <w:sz w:val="14"/>
+              </w:rPr>
+              <w:t>Dépenses non alimentaires</w:t>
+            </w:r>
+          </w:p>
+        </w:tc>
+        <w:tc>
+          <w:tcPr>
+            <w:tcW w:type="dxa" w:w="1531"/>
+          </w:tcPr>
+          <w:p>
+            <w:r>
+              <w:rPr>
+                <w:b/>
+                <w:i w:val="0"/>
+                <w:color w:val="16A34A"/>
+                <w:sz w:val="16"/>
+              </w:rPr>
+              <w:t>—</w:t>
+            </w:r>
+          </w:p>
+        </w:tc>
+        <w:tc>
+          <w:tcPr>
+            <w:tcW w:type="dxa" w:w="1191"/>
+          </w:tcPr>
+          <w:p>
+            <w:r>
+              <w:rPr>
+                <w:b w:val="0"/>
+                <w:i w:val="0"/>
+                <w:color w:val="64748B"/>
+                <w:sz w:val="16"/>
+              </w:rPr>
+              <w:t>GT-CQ</w:t>
+            </w:r>
+          </w:p>
+        </w:tc>
+        <w:tc>
+          <w:tcPr>
+            <w:tcW w:type="dxa" w:w="4706"/>
+          </w:tcPr>
+          <w:p>
+            <w:r>
+              <w:rPr>
+                <w:b w:val="0"/>
+                <w:i w:val="0"/>
+                <w:sz w:val="17"/>
+              </w:rPr>
+              <w:t>Attention ! La dépense du ménage de ALIOU DIOP (3000 Fcfa) au cours de 30 derniers jours de Insecticide, tortillon anti-moustique est relativement élevé.</w:t>
+            </w:r>
+          </w:p>
+        </w:tc>
+      </w:tr>
+      <w:tr>
+        <w:tc>
+          <w:tcPr>
+            <w:tcW w:type="dxa" w:w="964"/>
+          </w:tcPr>
+          <w:p>
+            <w:r>
+              <w:rPr>
+                <w:b/>
+                <w:i w:val="0"/>
+                <w:color w:val="EA580C"/>
+                <w:sz w:val="16"/>
+              </w:rPr>
+              <w:t>Moyenne</w:t>
+            </w:r>
+          </w:p>
+        </w:tc>
+        <w:tc>
+          <w:tcPr>
+            <w:tcW w:type="dxa" w:w="1247"/>
+          </w:tcPr>
+          <w:p>
+            <w:r>
+              <w:rPr>
+                <w:b/>
+                <w:i w:val="0"/>
+                <w:sz w:val="16"/>
+              </w:rPr>
+              <w:t>S09</w:t>
+              <w:br/>
+            </w:r>
+            <w:r>
+              <w:rPr>
+                <w:b w:val="0"/>
+                <w:i w:val="0"/>
+                <w:color w:val="64748B"/>
+                <w:sz w:val="14"/>
+              </w:rPr>
+              <w:t>Dépenses non alimentaires</w:t>
+            </w:r>
+          </w:p>
+        </w:tc>
+        <w:tc>
+          <w:tcPr>
+            <w:tcW w:type="dxa" w:w="1531"/>
+          </w:tcPr>
+          <w:p>
+            <w:r>
+              <w:rPr>
+                <w:b/>
+                <w:i w:val="0"/>
+                <w:color w:val="16A34A"/>
+                <w:sz w:val="16"/>
+              </w:rPr>
+              <w:t>—</w:t>
+            </w:r>
+          </w:p>
+        </w:tc>
+        <w:tc>
+          <w:tcPr>
+            <w:tcW w:type="dxa" w:w="1191"/>
+          </w:tcPr>
+          <w:p>
+            <w:r>
+              <w:rPr>
+                <w:b w:val="0"/>
+                <w:i w:val="0"/>
+                <w:color w:val="64748B"/>
+                <w:sz w:val="16"/>
+              </w:rPr>
+              <w:t>GT-CQ</w:t>
+            </w:r>
+          </w:p>
+        </w:tc>
+        <w:tc>
+          <w:tcPr>
+            <w:tcW w:type="dxa" w:w="4706"/>
+          </w:tcPr>
+          <w:p>
+            <w:r>
+              <w:rPr>
+                <w:b w:val="0"/>
+                <w:i w:val="0"/>
+                <w:sz w:val="17"/>
+              </w:rPr>
+              <w:t>Prière de corriger ou de confirmer avec le QG.</w:t>
+            </w:r>
+          </w:p>
+        </w:tc>
+      </w:tr>
+      <w:tr>
+        <w:tc>
+          <w:tcPr>
+            <w:tcW w:type="dxa" w:w="964"/>
+          </w:tcPr>
+          <w:p>
+            <w:r>
+              <w:rPr>
+                <w:b/>
+                <w:i w:val="0"/>
+                <w:color w:val="EA580C"/>
+                <w:sz w:val="16"/>
+              </w:rPr>
+              <w:t>Moyenne</w:t>
+            </w:r>
+          </w:p>
+        </w:tc>
+        <w:tc>
+          <w:tcPr>
+            <w:tcW w:type="dxa" w:w="1247"/>
+          </w:tcPr>
+          <w:p>
+            <w:r>
+              <w:rPr>
+                <w:b/>
+                <w:i w:val="0"/>
+                <w:sz w:val="16"/>
+              </w:rPr>
+              <w:t>S09</w:t>
+              <w:br/>
+            </w:r>
+            <w:r>
+              <w:rPr>
+                <w:b w:val="0"/>
+                <w:i w:val="0"/>
+                <w:color w:val="64748B"/>
+                <w:sz w:val="14"/>
+              </w:rPr>
+              <w:t>Dépenses non alimentaires</w:t>
+            </w:r>
+          </w:p>
+        </w:tc>
+        <w:tc>
+          <w:tcPr>
+            <w:tcW w:type="dxa" w:w="1531"/>
+          </w:tcPr>
+          <w:p>
+            <w:r>
+              <w:rPr>
+                <w:b/>
+                <w:i w:val="0"/>
+                <w:color w:val="16A34A"/>
+                <w:sz w:val="16"/>
+              </w:rPr>
+              <w:t>—</w:t>
+            </w:r>
+          </w:p>
+        </w:tc>
+        <w:tc>
+          <w:tcPr>
+            <w:tcW w:type="dxa" w:w="1191"/>
+          </w:tcPr>
+          <w:p>
+            <w:r>
+              <w:rPr>
+                <w:b w:val="0"/>
+                <w:i w:val="0"/>
+                <w:color w:val="64748B"/>
+                <w:sz w:val="16"/>
+              </w:rPr>
+              <w:t>GT-CQ</w:t>
+            </w:r>
+          </w:p>
+        </w:tc>
+        <w:tc>
+          <w:tcPr>
+            <w:tcW w:type="dxa" w:w="4706"/>
+          </w:tcPr>
+          <w:p>
+            <w:r>
+              <w:rPr>
+                <w:b w:val="0"/>
+                <w:i w:val="0"/>
+                <w:sz w:val="17"/>
+              </w:rPr>
+              <w:t>Attention ! La dépense du ménage de ALIOU DIOP (6000 Fcfa) au cours de 30 derniers jours de Frais de coiffure homme et femme (salon, tressage, mèches, coupe, etc.), manucure, pédicure est relativement élevé.</w:t>
+            </w:r>
+          </w:p>
+        </w:tc>
+      </w:tr>
+      <w:tr>
+        <w:tc>
+          <w:tcPr>
+            <w:tcW w:type="dxa" w:w="964"/>
+          </w:tcPr>
+          <w:p>
+            <w:r>
+              <w:rPr>
+                <w:b/>
+                <w:i w:val="0"/>
+                <w:color w:val="EA580C"/>
+                <w:sz w:val="16"/>
+              </w:rPr>
+              <w:t>Moyenne</w:t>
+            </w:r>
+          </w:p>
+        </w:tc>
+        <w:tc>
+          <w:tcPr>
+            <w:tcW w:type="dxa" w:w="1247"/>
+          </w:tcPr>
+          <w:p>
+            <w:r>
+              <w:rPr>
+                <w:b/>
+                <w:i w:val="0"/>
+                <w:sz w:val="16"/>
+              </w:rPr>
+              <w:t>S09</w:t>
+              <w:br/>
+            </w:r>
+            <w:r>
+              <w:rPr>
+                <w:b w:val="0"/>
+                <w:i w:val="0"/>
+                <w:color w:val="64748B"/>
+                <w:sz w:val="14"/>
+              </w:rPr>
+              <w:t>Dépenses non alimentaires</w:t>
+            </w:r>
+          </w:p>
+        </w:tc>
+        <w:tc>
+          <w:tcPr>
+            <w:tcW w:type="dxa" w:w="1531"/>
+          </w:tcPr>
+          <w:p>
+            <w:r>
+              <w:rPr>
+                <w:b/>
+                <w:i w:val="0"/>
+                <w:color w:val="16A34A"/>
+                <w:sz w:val="16"/>
+              </w:rPr>
+              <w:t>—</w:t>
+            </w:r>
+          </w:p>
+        </w:tc>
+        <w:tc>
+          <w:tcPr>
+            <w:tcW w:type="dxa" w:w="1191"/>
+          </w:tcPr>
+          <w:p>
+            <w:r>
+              <w:rPr>
+                <w:b w:val="0"/>
+                <w:i w:val="0"/>
+                <w:color w:val="64748B"/>
+                <w:sz w:val="16"/>
+              </w:rPr>
+              <w:t>GT-CQ</w:t>
+            </w:r>
+          </w:p>
+        </w:tc>
+        <w:tc>
+          <w:tcPr>
+            <w:tcW w:type="dxa" w:w="4706"/>
+          </w:tcPr>
+          <w:p>
+            <w:r>
+              <w:rPr>
+                <w:b w:val="0"/>
+                <w:i w:val="0"/>
+                <w:sz w:val="17"/>
+              </w:rPr>
+              <w:t>Attention ! La dépense du ménage de ALIOU DIOP (100 Fcfa) au cours de 3 derniers mois de Frais d'entretien et de réparation de chaussures: cirage, ressemelage, etc est relativement élevé.</w:t>
+            </w:r>
+          </w:p>
+        </w:tc>
+      </w:tr>
+      <w:tr>
+        <w:tc>
+          <w:tcPr>
+            <w:tcW w:type="dxa" w:w="964"/>
+          </w:tcPr>
+          <w:p>
+            <w:r>
+              <w:rPr>
+                <w:b/>
+                <w:i w:val="0"/>
+                <w:color w:val="EA580C"/>
+                <w:sz w:val="16"/>
+              </w:rPr>
+              <w:t>Moyenne</w:t>
+            </w:r>
+          </w:p>
+        </w:tc>
+        <w:tc>
+          <w:tcPr>
+            <w:tcW w:type="dxa" w:w="1247"/>
+          </w:tcPr>
+          <w:p>
+            <w:r>
+              <w:rPr>
+                <w:b/>
+                <w:i w:val="0"/>
+                <w:sz w:val="16"/>
+              </w:rPr>
+              <w:t>S09</w:t>
+              <w:br/>
+            </w:r>
+            <w:r>
+              <w:rPr>
+                <w:b w:val="0"/>
+                <w:i w:val="0"/>
+                <w:color w:val="64748B"/>
+                <w:sz w:val="14"/>
+              </w:rPr>
+              <w:t>Dépenses non alimentaires</w:t>
+            </w:r>
+          </w:p>
+        </w:tc>
+        <w:tc>
+          <w:tcPr>
+            <w:tcW w:type="dxa" w:w="1531"/>
+          </w:tcPr>
+          <w:p>
+            <w:r>
+              <w:rPr>
+                <w:b/>
+                <w:i w:val="0"/>
+                <w:color w:val="16A34A"/>
+                <w:sz w:val="16"/>
+              </w:rPr>
+              <w:t>—</w:t>
+            </w:r>
+          </w:p>
+        </w:tc>
+        <w:tc>
+          <w:tcPr>
+            <w:tcW w:type="dxa" w:w="1191"/>
+          </w:tcPr>
+          <w:p>
+            <w:r>
+              <w:rPr>
+                <w:b w:val="0"/>
+                <w:i w:val="0"/>
+                <w:color w:val="64748B"/>
+                <w:sz w:val="16"/>
+              </w:rPr>
+              <w:t>GT-CQ</w:t>
+            </w:r>
+          </w:p>
+        </w:tc>
+        <w:tc>
+          <w:tcPr>
+            <w:tcW w:type="dxa" w:w="4706"/>
+          </w:tcPr>
+          <w:p>
+            <w:r>
+              <w:rPr>
+                <w:b w:val="0"/>
+                <w:i w:val="0"/>
+                <w:sz w:val="17"/>
+              </w:rPr>
+              <w:t>Prière de corriger ou de confirmer avec le QG.</w:t>
+            </w:r>
+          </w:p>
+        </w:tc>
+      </w:tr>
+      <w:tr>
+        <w:tc>
+          <w:tcPr>
+            <w:tcW w:type="dxa" w:w="964"/>
+          </w:tcPr>
+          <w:p>
+            <w:r>
+              <w:rPr>
+                <w:b/>
+                <w:i w:val="0"/>
+                <w:color w:val="EA580C"/>
+                <w:sz w:val="16"/>
+              </w:rPr>
+              <w:t>Moyenne</w:t>
+            </w:r>
+          </w:p>
+        </w:tc>
+        <w:tc>
+          <w:tcPr>
+            <w:tcW w:type="dxa" w:w="1247"/>
+          </w:tcPr>
+          <w:p>
+            <w:r>
+              <w:rPr>
+                <w:b/>
+                <w:i w:val="0"/>
+                <w:sz w:val="16"/>
+              </w:rPr>
+              <w:t>S09</w:t>
+              <w:br/>
+            </w:r>
+            <w:r>
+              <w:rPr>
+                <w:b w:val="0"/>
+                <w:i w:val="0"/>
+                <w:color w:val="64748B"/>
+                <w:sz w:val="14"/>
+              </w:rPr>
+              <w:t>Dépenses non alimentaires</w:t>
+            </w:r>
+          </w:p>
+        </w:tc>
+        <w:tc>
+          <w:tcPr>
+            <w:tcW w:type="dxa" w:w="1531"/>
+          </w:tcPr>
+          <w:p>
+            <w:r>
+              <w:rPr>
+                <w:b/>
+                <w:i w:val="0"/>
+                <w:color w:val="16A34A"/>
+                <w:sz w:val="16"/>
+              </w:rPr>
+              <w:t>—</w:t>
+            </w:r>
+          </w:p>
+        </w:tc>
+        <w:tc>
+          <w:tcPr>
+            <w:tcW w:type="dxa" w:w="1191"/>
+          </w:tcPr>
+          <w:p>
+            <w:r>
+              <w:rPr>
+                <w:b w:val="0"/>
+                <w:i w:val="0"/>
+                <w:color w:val="64748B"/>
+                <w:sz w:val="16"/>
+              </w:rPr>
+              <w:t>GT-CQ</w:t>
+            </w:r>
+          </w:p>
+        </w:tc>
+        <w:tc>
+          <w:tcPr>
+            <w:tcW w:type="dxa" w:w="4706"/>
+          </w:tcPr>
+          <w:p>
+            <w:r>
+              <w:rPr>
+                <w:b w:val="0"/>
+                <w:i w:val="0"/>
+                <w:sz w:val="17"/>
+              </w:rPr>
+              <w:t>Attention ! La dépense du ménage de ALIOU DIOP (200000 Fcfa) au cours de 12 derniers mois de Meubles de salon et de salle à manger (fauteuils, table, chaises, armoires, etc.</w:t>
+            </w:r>
+          </w:p>
+        </w:tc>
+      </w:tr>
+      <w:tr>
+        <w:tc>
+          <w:tcPr>
+            <w:tcW w:type="dxa" w:w="964"/>
+          </w:tcPr>
+          <w:p>
+            <w:r>
+              <w:rPr>
+                <w:b/>
+                <w:i w:val="0"/>
+                <w:color w:val="EA580C"/>
+                <w:sz w:val="16"/>
+              </w:rPr>
+              <w:t>Moyenne</w:t>
+            </w:r>
+          </w:p>
+        </w:tc>
+        <w:tc>
+          <w:tcPr>
+            <w:tcW w:type="dxa" w:w="1247"/>
+          </w:tcPr>
+          <w:p>
+            <w:r>
+              <w:rPr>
+                <w:b/>
+                <w:i w:val="0"/>
+                <w:sz w:val="16"/>
+              </w:rPr>
+              <w:t>S09</w:t>
+              <w:br/>
+            </w:r>
+            <w:r>
+              <w:rPr>
+                <w:b w:val="0"/>
+                <w:i w:val="0"/>
+                <w:color w:val="64748B"/>
+                <w:sz w:val="14"/>
+              </w:rPr>
+              <w:t>Dépenses non alimentaires</w:t>
+            </w:r>
+          </w:p>
+        </w:tc>
+        <w:tc>
+          <w:tcPr>
+            <w:tcW w:type="dxa" w:w="1531"/>
+          </w:tcPr>
+          <w:p>
+            <w:r>
+              <w:rPr>
+                <w:b/>
+                <w:i w:val="0"/>
+                <w:color w:val="16A34A"/>
+                <w:sz w:val="16"/>
+              </w:rPr>
+              <w:t>—</w:t>
+            </w:r>
+          </w:p>
+        </w:tc>
+        <w:tc>
+          <w:tcPr>
+            <w:tcW w:type="dxa" w:w="1191"/>
+          </w:tcPr>
+          <w:p>
+            <w:r>
+              <w:rPr>
+                <w:b w:val="0"/>
+                <w:i w:val="0"/>
+                <w:color w:val="64748B"/>
+                <w:sz w:val="16"/>
+              </w:rPr>
+              <w:t>GT-CQ</w:t>
+            </w:r>
+          </w:p>
+        </w:tc>
+        <w:tc>
+          <w:tcPr>
+            <w:tcW w:type="dxa" w:w="4706"/>
+          </w:tcPr>
+          <w:p>
+            <w:r>
+              <w:rPr>
+                <w:b w:val="0"/>
+                <w:i w:val="0"/>
+                <w:sz w:val="17"/>
+              </w:rPr>
+              <w:t>) est relativement élevé.</w:t>
+            </w:r>
+          </w:p>
+        </w:tc>
+      </w:tr>
+      <w:tr>
+        <w:tc>
+          <w:tcPr>
+            <w:tcW w:type="dxa" w:w="964"/>
+          </w:tcPr>
+          <w:p>
+            <w:r>
+              <w:rPr>
+                <w:b/>
+                <w:i w:val="0"/>
+                <w:color w:val="EA580C"/>
+                <w:sz w:val="16"/>
+              </w:rPr>
+              <w:t>Moyenne</w:t>
+            </w:r>
+          </w:p>
+        </w:tc>
+        <w:tc>
+          <w:tcPr>
+            <w:tcW w:type="dxa" w:w="1247"/>
+          </w:tcPr>
+          <w:p>
+            <w:r>
+              <w:rPr>
+                <w:b/>
+                <w:i w:val="0"/>
+                <w:sz w:val="16"/>
+              </w:rPr>
+              <w:t>S09</w:t>
+              <w:br/>
+            </w:r>
+            <w:r>
+              <w:rPr>
+                <w:b w:val="0"/>
+                <w:i w:val="0"/>
+                <w:color w:val="64748B"/>
+                <w:sz w:val="14"/>
+              </w:rPr>
+              <w:t>Dépenses non alimentaires</w:t>
+            </w:r>
+          </w:p>
+        </w:tc>
+        <w:tc>
+          <w:tcPr>
+            <w:tcW w:type="dxa" w:w="1531"/>
+          </w:tcPr>
+          <w:p>
+            <w:r>
+              <w:rPr>
+                <w:b/>
+                <w:i w:val="0"/>
+                <w:color w:val="16A34A"/>
+                <w:sz w:val="16"/>
+              </w:rPr>
+              <w:t>—</w:t>
+            </w:r>
+          </w:p>
+        </w:tc>
+        <w:tc>
+          <w:tcPr>
+            <w:tcW w:type="dxa" w:w="1191"/>
+          </w:tcPr>
+          <w:p>
+            <w:r>
+              <w:rPr>
+                <w:b w:val="0"/>
+                <w:i w:val="0"/>
+                <w:color w:val="64748B"/>
+                <w:sz w:val="16"/>
+              </w:rPr>
+              <w:t>GT-CQ</w:t>
+            </w:r>
+          </w:p>
+        </w:tc>
+        <w:tc>
+          <w:tcPr>
+            <w:tcW w:type="dxa" w:w="4706"/>
+          </w:tcPr>
+          <w:p>
+            <w:r>
+              <w:rPr>
+                <w:b w:val="0"/>
+                <w:i w:val="0"/>
+                <w:sz w:val="17"/>
+              </w:rPr>
+              <w:t>Prière de corriger ou de confirmer avec le QG.</w:t>
+            </w:r>
+          </w:p>
+        </w:tc>
+      </w:tr>
+      <w:tr>
+        <w:tc>
+          <w:tcPr>
+            <w:tcW w:type="dxa" w:w="964"/>
+          </w:tcPr>
+          <w:p>
+            <w:r>
+              <w:rPr>
+                <w:b/>
+                <w:i w:val="0"/>
+                <w:color w:val="EA580C"/>
+                <w:sz w:val="16"/>
+              </w:rPr>
+              <w:t>Moyenne</w:t>
+            </w:r>
+          </w:p>
+        </w:tc>
+        <w:tc>
+          <w:tcPr>
+            <w:tcW w:type="dxa" w:w="1247"/>
+          </w:tcPr>
+          <w:p>
+            <w:r>
+              <w:rPr>
+                <w:b/>
+                <w:i w:val="0"/>
+                <w:sz w:val="16"/>
+              </w:rPr>
+              <w:t>S09</w:t>
+              <w:br/>
+            </w:r>
+            <w:r>
+              <w:rPr>
+                <w:b w:val="0"/>
+                <w:i w:val="0"/>
+                <w:color w:val="64748B"/>
+                <w:sz w:val="14"/>
+              </w:rPr>
+              <w:t>Dépenses non alimentaires</w:t>
+            </w:r>
+          </w:p>
+        </w:tc>
+        <w:tc>
+          <w:tcPr>
+            <w:tcW w:type="dxa" w:w="1531"/>
+          </w:tcPr>
+          <w:p>
+            <w:r>
+              <w:rPr>
+                <w:b/>
+                <w:i w:val="0"/>
+                <w:color w:val="16A34A"/>
+                <w:sz w:val="16"/>
+              </w:rPr>
+              <w:t>—</w:t>
+            </w:r>
+          </w:p>
+        </w:tc>
+        <w:tc>
+          <w:tcPr>
+            <w:tcW w:type="dxa" w:w="1191"/>
+          </w:tcPr>
+          <w:p>
+            <w:r>
+              <w:rPr>
+                <w:b w:val="0"/>
+                <w:i w:val="0"/>
+                <w:color w:val="64748B"/>
+                <w:sz w:val="16"/>
+              </w:rPr>
+              <w:t>GT-CQ</w:t>
+            </w:r>
+          </w:p>
+        </w:tc>
+        <w:tc>
+          <w:tcPr>
+            <w:tcW w:type="dxa" w:w="4706"/>
+          </w:tcPr>
+          <w:p>
+            <w:r>
+              <w:rPr>
+                <w:b w:val="0"/>
+                <w:i w:val="0"/>
+                <w:sz w:val="17"/>
+              </w:rPr>
+              <w:t>Attention ! La dépense du ménage de ALIOU DIOP (27000 Fcfa) au cours de 12 derniers mois de Vaisselle: assiettes, couteau, fourchette, cuillère, gobelets, verres, etc est relativement élevé.</w:t>
+            </w:r>
+          </w:p>
+        </w:tc>
+      </w:tr>
+      <w:tr>
+        <w:tc>
+          <w:tcPr>
+            <w:tcW w:type="dxa" w:w="964"/>
+          </w:tcPr>
+          <w:p>
+            <w:r>
+              <w:rPr>
+                <w:b/>
+                <w:i w:val="0"/>
+                <w:color w:val="EA580C"/>
+                <w:sz w:val="16"/>
+              </w:rPr>
+              <w:t>Moyenne</w:t>
+            </w:r>
+          </w:p>
+        </w:tc>
+        <w:tc>
+          <w:tcPr>
+            <w:tcW w:type="dxa" w:w="1247"/>
+          </w:tcPr>
+          <w:p>
+            <w:r>
+              <w:rPr>
+                <w:b/>
+                <w:i w:val="0"/>
+                <w:sz w:val="16"/>
+              </w:rPr>
+              <w:t>S09</w:t>
+              <w:br/>
+            </w:r>
+            <w:r>
+              <w:rPr>
+                <w:b w:val="0"/>
+                <w:i w:val="0"/>
+                <w:color w:val="64748B"/>
+                <w:sz w:val="14"/>
+              </w:rPr>
+              <w:t>Dépenses non alimentaires</w:t>
+            </w:r>
+          </w:p>
+        </w:tc>
+        <w:tc>
+          <w:tcPr>
+            <w:tcW w:type="dxa" w:w="1531"/>
+          </w:tcPr>
+          <w:p>
+            <w:r>
+              <w:rPr>
+                <w:b/>
+                <w:i w:val="0"/>
+                <w:color w:val="16A34A"/>
+                <w:sz w:val="16"/>
+              </w:rPr>
+              <w:t>—</w:t>
+            </w:r>
+          </w:p>
+        </w:tc>
+        <w:tc>
+          <w:tcPr>
+            <w:tcW w:type="dxa" w:w="1191"/>
+          </w:tcPr>
+          <w:p>
+            <w:r>
+              <w:rPr>
+                <w:b w:val="0"/>
+                <w:i w:val="0"/>
+                <w:color w:val="64748B"/>
+                <w:sz w:val="16"/>
+              </w:rPr>
+              <w:t>GT-CQ</w:t>
+            </w:r>
+          </w:p>
+        </w:tc>
+        <w:tc>
+          <w:tcPr>
+            <w:tcW w:type="dxa" w:w="4706"/>
+          </w:tcPr>
+          <w:p>
+            <w:r>
+              <w:rPr>
+                <w:b w:val="0"/>
+                <w:i w:val="0"/>
+                <w:sz w:val="17"/>
+              </w:rPr>
+              <w:t>Attention ! La dépense du ménage de ALIOU DIOP (51500 Fcfa) au cours de 12 derniers mois de Linge de maison et articles associés (serviettes de bain, drap, couverture, couvre-lit, oreillers, moustiquaire, nattes, tapis, rideaux, éventail, etc.</w:t>
+            </w:r>
+          </w:p>
+        </w:tc>
+      </w:tr>
+      <w:tr>
+        <w:tc>
+          <w:tcPr>
+            <w:tcW w:type="dxa" w:w="964"/>
+          </w:tcPr>
+          <w:p>
+            <w:r>
+              <w:rPr>
+                <w:b/>
+                <w:i w:val="0"/>
+                <w:color w:val="EA580C"/>
+                <w:sz w:val="16"/>
+              </w:rPr>
+              <w:t>Moyenne</w:t>
+            </w:r>
+          </w:p>
+        </w:tc>
+        <w:tc>
+          <w:tcPr>
+            <w:tcW w:type="dxa" w:w="1247"/>
+          </w:tcPr>
+          <w:p>
+            <w:r>
+              <w:rPr>
+                <w:b/>
+                <w:i w:val="0"/>
+                <w:sz w:val="16"/>
+              </w:rPr>
+              <w:t>S09</w:t>
+              <w:br/>
+            </w:r>
+            <w:r>
+              <w:rPr>
+                <w:b w:val="0"/>
+                <w:i w:val="0"/>
+                <w:color w:val="64748B"/>
+                <w:sz w:val="14"/>
+              </w:rPr>
+              <w:t>Dépenses non alimentaires</w:t>
+            </w:r>
+          </w:p>
+        </w:tc>
+        <w:tc>
+          <w:tcPr>
+            <w:tcW w:type="dxa" w:w="1531"/>
+          </w:tcPr>
+          <w:p>
+            <w:r>
+              <w:rPr>
+                <w:b/>
+                <w:i w:val="0"/>
+                <w:color w:val="16A34A"/>
+                <w:sz w:val="16"/>
+              </w:rPr>
+              <w:t>—</w:t>
+            </w:r>
+          </w:p>
+        </w:tc>
+        <w:tc>
+          <w:tcPr>
+            <w:tcW w:type="dxa" w:w="1191"/>
+          </w:tcPr>
+          <w:p>
+            <w:r>
+              <w:rPr>
+                <w:b w:val="0"/>
+                <w:i w:val="0"/>
+                <w:color w:val="64748B"/>
+                <w:sz w:val="16"/>
+              </w:rPr>
+              <w:t>GT-CQ</w:t>
+            </w:r>
+          </w:p>
+        </w:tc>
+        <w:tc>
+          <w:tcPr>
+            <w:tcW w:type="dxa" w:w="4706"/>
+          </w:tcPr>
+          <w:p>
+            <w:r>
+              <w:rPr>
+                <w:b w:val="0"/>
+                <w:i w:val="0"/>
+                <w:sz w:val="17"/>
+              </w:rPr>
+              <w:t>Attention ! La dépense du ménage de ALIOU DIOP (600000 Fcfa) au cours de 12 derniers mois de Lit, matelas, armoire et autres meubles de chambre à coucher est relativement élevé.</w:t>
+            </w:r>
+          </w:p>
+        </w:tc>
+      </w:tr>
+      <w:tr>
+        <w:tc>
+          <w:tcPr>
+            <w:tcW w:type="dxa" w:w="964"/>
+          </w:tcPr>
+          <w:p>
+            <w:r>
+              <w:rPr>
+                <w:b/>
+                <w:i w:val="0"/>
+                <w:color w:val="EA580C"/>
+                <w:sz w:val="16"/>
+              </w:rPr>
+              <w:t>Moyenne</w:t>
+            </w:r>
+          </w:p>
+        </w:tc>
+        <w:tc>
+          <w:tcPr>
+            <w:tcW w:type="dxa" w:w="1247"/>
+          </w:tcPr>
+          <w:p>
+            <w:r>
+              <w:rPr>
+                <w:b/>
+                <w:i w:val="0"/>
+                <w:sz w:val="16"/>
+              </w:rPr>
+              <w:t>S10</w:t>
+              <w:br/>
+            </w:r>
+            <w:r>
+              <w:rPr>
+                <w:b w:val="0"/>
+                <w:i w:val="0"/>
+                <w:color w:val="64748B"/>
+                <w:sz w:val="14"/>
+              </w:rPr>
+              <w:t>Logement</w:t>
+            </w:r>
+          </w:p>
+        </w:tc>
+        <w:tc>
+          <w:tcPr>
+            <w:tcW w:type="dxa" w:w="1531"/>
+          </w:tcPr>
+          <w:p>
+            <w:r>
+              <w:rPr>
+                <w:b/>
+                <w:i w:val="0"/>
+                <w:color w:val="16A34A"/>
+                <w:sz w:val="16"/>
+              </w:rPr>
+              <w:t>s01q23, s01q00b, s01q23_autre</w:t>
+            </w:r>
+          </w:p>
+        </w:tc>
+        <w:tc>
+          <w:tcPr>
+            <w:tcW w:type="dxa" w:w="1191"/>
+          </w:tcPr>
+          <w:p>
+            <w:r>
+              <w:rPr>
+                <w:b w:val="0"/>
+                <w:i w:val="0"/>
+                <w:color w:val="64748B"/>
+                <w:sz w:val="16"/>
+              </w:rPr>
+              <w:t>GT-CQ</w:t>
+            </w:r>
+          </w:p>
+        </w:tc>
+        <w:tc>
+          <w:tcPr>
+            <w:tcW w:type="dxa" w:w="4706"/>
+          </w:tcPr>
+          <w:p>
+            <w:r>
+              <w:rPr>
+                <w:b w:val="0"/>
+                <w:i w:val="0"/>
+                <w:sz w:val="17"/>
+              </w:rPr>
+              <w:t>La raison pourquoi CONFUCTEUR DE MOTO DIAKARTA n'a pas fonctionné tout le temps au cours des 12 derniers mois est pour des raisons perdonnels et semble exister dans les modalités, prière de prendre attache avec le QG pour plus d'explication afin de la classer bien.</w:t>
+            </w:r>
+          </w:p>
+        </w:tc>
+      </w:tr>
+      <w:tr>
+        <w:tc>
+          <w:tcPr>
+            <w:tcW w:type="dxa" w:w="964"/>
+          </w:tcPr>
+          <w:p>
+            <w:r>
+              <w:rPr>
+                <w:b/>
+                <w:i w:val="0"/>
+                <w:color w:val="EA580C"/>
+                <w:sz w:val="16"/>
+              </w:rPr>
+              <w:t>Moyenne</w:t>
+            </w:r>
+          </w:p>
+        </w:tc>
+        <w:tc>
+          <w:tcPr>
+            <w:tcW w:type="dxa" w:w="1247"/>
+          </w:tcPr>
+          <w:p>
+            <w:r>
+              <w:rPr>
+                <w:b/>
+                <w:i w:val="0"/>
+                <w:sz w:val="16"/>
+              </w:rPr>
+              <w:t>S10</w:t>
+              <w:br/>
+            </w:r>
+            <w:r>
+              <w:rPr>
+                <w:b w:val="0"/>
+                <w:i w:val="0"/>
+                <w:color w:val="64748B"/>
+                <w:sz w:val="14"/>
+              </w:rPr>
+              <w:t>Logement</w:t>
+            </w:r>
+          </w:p>
+        </w:tc>
+        <w:tc>
+          <w:tcPr>
+            <w:tcW w:type="dxa" w:w="1531"/>
+          </w:tcPr>
+          <w:p>
+            <w:r>
+              <w:rPr>
+                <w:b/>
+                <w:i w:val="0"/>
+                <w:color w:val="16A34A"/>
+                <w:sz w:val="16"/>
+              </w:rPr>
+              <w:t>s10q48, s10q49</w:t>
+            </w:r>
+          </w:p>
+        </w:tc>
+        <w:tc>
+          <w:tcPr>
+            <w:tcW w:type="dxa" w:w="1191"/>
+          </w:tcPr>
+          <w:p>
+            <w:r>
+              <w:rPr>
+                <w:b w:val="0"/>
+                <w:i w:val="0"/>
+                <w:color w:val="64748B"/>
+                <w:sz w:val="16"/>
+              </w:rPr>
+              <w:t>GT-CQ</w:t>
+            </w:r>
+          </w:p>
+        </w:tc>
+        <w:tc>
+          <w:tcPr>
+            <w:tcW w:type="dxa" w:w="4706"/>
+          </w:tcPr>
+          <w:p>
+            <w:r>
+              <w:rPr>
+                <w:b w:val="0"/>
+                <w:i w:val="0"/>
+                <w:sz w:val="17"/>
+              </w:rPr>
+              <w:t>L'entreprise VENTE DE DENRE  ALIMENTAIRE dit avoir réçu une somme sur la vente de ces produits transformés (s10q48 est differnt de 0) mais n'a depensé aucune somme sur l'achat des matières premières (s10q49==0), prière de fournir de l'effort pour estimer le montant obtenu en achat de matières premières.</w:t>
+            </w:r>
+          </w:p>
+        </w:tc>
+      </w:tr>
+      <w:tr>
+        <w:tc>
+          <w:tcPr>
+            <w:tcW w:type="dxa" w:w="964"/>
+          </w:tcPr>
+          <w:p>
+            <w:r>
+              <w:rPr>
+                <w:b/>
+                <w:i w:val="0"/>
+                <w:color w:val="EA580C"/>
+                <w:sz w:val="16"/>
+              </w:rPr>
+              <w:t>Moyenne</w:t>
+            </w:r>
+          </w:p>
+        </w:tc>
+        <w:tc>
+          <w:tcPr>
+            <w:tcW w:type="dxa" w:w="1247"/>
+          </w:tcPr>
+          <w:p>
+            <w:r>
+              <w:rPr>
+                <w:b/>
+                <w:i w:val="0"/>
+                <w:sz w:val="16"/>
+              </w:rPr>
+              <w:t>S10</w:t>
+              <w:br/>
+            </w:r>
+            <w:r>
+              <w:rPr>
+                <w:b w:val="0"/>
+                <w:i w:val="0"/>
+                <w:color w:val="64748B"/>
+                <w:sz w:val="14"/>
+              </w:rPr>
+              <w:t>Logement</w:t>
+            </w:r>
+          </w:p>
+        </w:tc>
+        <w:tc>
+          <w:tcPr>
+            <w:tcW w:type="dxa" w:w="1531"/>
+          </w:tcPr>
+          <w:p>
+            <w:r>
+              <w:rPr>
+                <w:b/>
+                <w:i w:val="0"/>
+                <w:color w:val="16A34A"/>
+                <w:sz w:val="16"/>
+              </w:rPr>
+              <w:t>s00q07a, s01q54a, s01q54b, s02q20, s02q21, s03q53, s04q21, s04q46</w:t>
+            </w:r>
+          </w:p>
+        </w:tc>
+        <w:tc>
+          <w:tcPr>
+            <w:tcW w:type="dxa" w:w="1191"/>
+          </w:tcPr>
+          <w:p>
+            <w:r>
+              <w:rPr>
+                <w:b w:val="0"/>
+                <w:i w:val="0"/>
+                <w:color w:val="64748B"/>
+                <w:sz w:val="16"/>
+              </w:rPr>
+              <w:t>GT-CQ</w:t>
+            </w:r>
+          </w:p>
+        </w:tc>
+        <w:tc>
+          <w:tcPr>
+            <w:tcW w:type="dxa" w:w="4706"/>
+          </w:tcPr>
+          <w:p>
+            <w:r>
+              <w:rPr>
+                <w:b w:val="0"/>
+                <w:i w:val="0"/>
+                <w:sz w:val="17"/>
+              </w:rPr>
+              <w:t>Cette entreprise VENTE DE DENRE  ALIMENTAIRE dit avoir obtenu une valeur sur les marchandises vendu en etat et les marchandises vendu après transformation.</w:t>
+            </w:r>
+          </w:p>
+        </w:tc>
+      </w:tr>
+      <w:tr>
+        <w:tc>
+          <w:tcPr>
+            <w:tcW w:type="dxa" w:w="964"/>
+          </w:tcPr>
+          <w:p>
+            <w:r>
+              <w:rPr>
+                <w:b/>
+                <w:i w:val="0"/>
+                <w:color w:val="EA580C"/>
+                <w:sz w:val="16"/>
+              </w:rPr>
+              <w:t>Moyenne</w:t>
+            </w:r>
+          </w:p>
+        </w:tc>
+        <w:tc>
+          <w:tcPr>
+            <w:tcW w:type="dxa" w:w="1247"/>
+          </w:tcPr>
+          <w:p>
+            <w:r>
+              <w:rPr>
+                <w:b/>
+                <w:i w:val="0"/>
+                <w:sz w:val="16"/>
+              </w:rPr>
+              <w:t>S10</w:t>
+              <w:br/>
+            </w:r>
+            <w:r>
+              <w:rPr>
+                <w:b w:val="0"/>
+                <w:i w:val="0"/>
+                <w:color w:val="64748B"/>
+                <w:sz w:val="14"/>
+              </w:rPr>
+              <w:t>Logement</w:t>
+            </w:r>
+          </w:p>
+        </w:tc>
+        <w:tc>
+          <w:tcPr>
+            <w:tcW w:type="dxa" w:w="1531"/>
+          </w:tcPr>
+          <w:p>
+            <w:r>
+              <w:rPr>
+                <w:b/>
+                <w:i w:val="0"/>
+                <w:color w:val="16A34A"/>
+                <w:sz w:val="16"/>
+              </w:rPr>
+              <w:t>—</w:t>
+            </w:r>
+          </w:p>
+        </w:tc>
+        <w:tc>
+          <w:tcPr>
+            <w:tcW w:type="dxa" w:w="1191"/>
+          </w:tcPr>
+          <w:p>
+            <w:r>
+              <w:rPr>
+                <w:b w:val="0"/>
+                <w:i w:val="0"/>
+                <w:color w:val="64748B"/>
+                <w:sz w:val="16"/>
+              </w:rPr>
+              <w:t>GT-CQ</w:t>
+            </w:r>
+          </w:p>
+        </w:tc>
+        <w:tc>
+          <w:tcPr>
+            <w:tcW w:type="dxa" w:w="4706"/>
+          </w:tcPr>
+          <w:p>
+            <w:r>
+              <w:rPr>
+                <w:b w:val="0"/>
+                <w:i w:val="0"/>
+                <w:sz w:val="17"/>
+              </w:rPr>
+              <w:t>L'entreprise VENTE DE DENRE  ALIMENTAIRE est généralement une entreprise commerciale ou de service dont elle ne depense pas en achat de matières premières.Elle ne transforme pas de produit donc ne peut pas obtenir un montant sur la vente des produits transformés (10.48 ou 10.49).</w:t>
+            </w:r>
+          </w:p>
+        </w:tc>
+      </w:tr>
+      <w:tr>
+        <w:tc>
+          <w:tcPr>
+            <w:tcW w:type="dxa" w:w="964"/>
+          </w:tcPr>
+          <w:p>
+            <w:r>
+              <w:rPr>
+                <w:b/>
+                <w:i w:val="0"/>
+                <w:color w:val="EA580C"/>
+                <w:sz w:val="16"/>
+              </w:rPr>
+              <w:t>Moyenne</w:t>
+            </w:r>
+          </w:p>
+        </w:tc>
+        <w:tc>
+          <w:tcPr>
+            <w:tcW w:type="dxa" w:w="1247"/>
+          </w:tcPr>
+          <w:p>
+            <w:r>
+              <w:rPr>
+                <w:b/>
+                <w:i w:val="0"/>
+                <w:sz w:val="16"/>
+              </w:rPr>
+              <w:t>S10</w:t>
+              <w:br/>
+            </w:r>
+            <w:r>
+              <w:rPr>
+                <w:b w:val="0"/>
+                <w:i w:val="0"/>
+                <w:color w:val="64748B"/>
+                <w:sz w:val="14"/>
+              </w:rPr>
+              <w:t>Logement</w:t>
+            </w:r>
+          </w:p>
+        </w:tc>
+        <w:tc>
+          <w:tcPr>
+            <w:tcW w:type="dxa" w:w="1531"/>
+          </w:tcPr>
+          <w:p>
+            <w:r>
+              <w:rPr>
+                <w:b/>
+                <w:i w:val="0"/>
+                <w:color w:val="16A34A"/>
+                <w:sz w:val="16"/>
+              </w:rPr>
+              <w:t>—</w:t>
+            </w:r>
+          </w:p>
+        </w:tc>
+        <w:tc>
+          <w:tcPr>
+            <w:tcW w:type="dxa" w:w="1191"/>
+          </w:tcPr>
+          <w:p>
+            <w:r>
+              <w:rPr>
+                <w:b w:val="0"/>
+                <w:i w:val="0"/>
+                <w:color w:val="64748B"/>
+                <w:sz w:val="16"/>
+              </w:rPr>
+              <w:t>GT-CQ</w:t>
+            </w:r>
+          </w:p>
+        </w:tc>
+        <w:tc>
+          <w:tcPr>
+            <w:tcW w:type="dxa" w:w="4706"/>
+          </w:tcPr>
+          <w:p>
+            <w:r>
+              <w:rPr>
+                <w:b w:val="0"/>
+                <w:i w:val="0"/>
+                <w:sz w:val="17"/>
+              </w:rPr>
+              <w:t>Prière de mettre 0 pour ces questions si elles ne font pas de transformation.</w:t>
+            </w:r>
+          </w:p>
+        </w:tc>
+      </w:tr>
+      <w:tr>
+        <w:tc>
+          <w:tcPr>
+            <w:tcW w:type="dxa" w:w="964"/>
+          </w:tcPr>
+          <w:p>
+            <w:r>
+              <w:rPr>
+                <w:b/>
+                <w:i w:val="0"/>
+                <w:color w:val="EA580C"/>
+                <w:sz w:val="16"/>
+              </w:rPr>
+              <w:t>Moyenne</w:t>
+            </w:r>
+          </w:p>
+        </w:tc>
+        <w:tc>
+          <w:tcPr>
+            <w:tcW w:type="dxa" w:w="1247"/>
+          </w:tcPr>
+          <w:p>
+            <w:r>
+              <w:rPr>
+                <w:b/>
+                <w:i w:val="0"/>
+                <w:sz w:val="16"/>
+              </w:rPr>
+              <w:t>S10</w:t>
+              <w:br/>
+            </w:r>
+            <w:r>
+              <w:rPr>
+                <w:b w:val="0"/>
+                <w:i w:val="0"/>
+                <w:color w:val="64748B"/>
+                <w:sz w:val="14"/>
+              </w:rPr>
+              <w:t>Logement</w:t>
+            </w:r>
+          </w:p>
+        </w:tc>
+        <w:tc>
+          <w:tcPr>
+            <w:tcW w:type="dxa" w:w="1531"/>
+          </w:tcPr>
+          <w:p>
+            <w:r>
+              <w:rPr>
+                <w:b/>
+                <w:i w:val="0"/>
+                <w:color w:val="16A34A"/>
+                <w:sz w:val="16"/>
+              </w:rPr>
+              <w:t>—</w:t>
+            </w:r>
+          </w:p>
+        </w:tc>
+        <w:tc>
+          <w:tcPr>
+            <w:tcW w:type="dxa" w:w="1191"/>
+          </w:tcPr>
+          <w:p>
+            <w:r>
+              <w:rPr>
+                <w:b w:val="0"/>
+                <w:i w:val="0"/>
+                <w:color w:val="64748B"/>
+                <w:sz w:val="16"/>
+              </w:rPr>
+              <w:t>GT-CQ</w:t>
+            </w:r>
+          </w:p>
+        </w:tc>
+        <w:tc>
+          <w:tcPr>
+            <w:tcW w:type="dxa" w:w="4706"/>
+          </w:tcPr>
+          <w:p>
+            <w:r>
+              <w:rPr>
+                <w:b w:val="0"/>
+                <w:i w:val="0"/>
+                <w:sz w:val="17"/>
+              </w:rPr>
+              <w:t>L'entreprise VENTE DE DENRE  ALIMENTAIRE n'est pas une entreprise de fabrication et pourtant vous avez renseigné soit renseigner la question 10.48 ou 10.49, si vous pensez qu'elle est une entreprise de fabrication prière de reprendre le classement de la nomenclature en 10.17a ou s'elle ne fait de fabrication merci de mettre 0 en 10.48 et 10.49.</w:t>
+            </w:r>
+          </w:p>
+        </w:tc>
+      </w:tr>
+      <w:tr>
+        <w:tc>
+          <w:tcPr>
+            <w:tcW w:type="dxa" w:w="964"/>
+          </w:tcPr>
+          <w:p>
+            <w:r>
+              <w:rPr>
+                <w:b/>
+                <w:i w:val="0"/>
+                <w:color w:val="EA580C"/>
+                <w:sz w:val="16"/>
+              </w:rPr>
+              <w:t>Moyenne</w:t>
+            </w:r>
+          </w:p>
+        </w:tc>
+        <w:tc>
+          <w:tcPr>
+            <w:tcW w:type="dxa" w:w="1247"/>
+          </w:tcPr>
+          <w:p>
+            <w:r>
+              <w:rPr>
+                <w:b/>
+                <w:i w:val="0"/>
+                <w:sz w:val="16"/>
+              </w:rPr>
+              <w:t>S10</w:t>
+              <w:br/>
+            </w:r>
+            <w:r>
+              <w:rPr>
+                <w:b w:val="0"/>
+                <w:i w:val="0"/>
+                <w:color w:val="64748B"/>
+                <w:sz w:val="14"/>
+              </w:rPr>
+              <w:t>Logement</w:t>
+            </w:r>
+          </w:p>
+        </w:tc>
+        <w:tc>
+          <w:tcPr>
+            <w:tcW w:type="dxa" w:w="1531"/>
+          </w:tcPr>
+          <w:p>
+            <w:r>
+              <w:rPr>
+                <w:b/>
+                <w:i w:val="0"/>
+                <w:color w:val="16A34A"/>
+                <w:sz w:val="16"/>
+              </w:rPr>
+              <w:t>—</w:t>
+            </w:r>
+          </w:p>
+        </w:tc>
+        <w:tc>
+          <w:tcPr>
+            <w:tcW w:type="dxa" w:w="1191"/>
+          </w:tcPr>
+          <w:p>
+            <w:r>
+              <w:rPr>
+                <w:b w:val="0"/>
+                <w:i w:val="0"/>
+                <w:color w:val="64748B"/>
+                <w:sz w:val="16"/>
+              </w:rPr>
+              <w:t>GT-CQ</w:t>
+            </w:r>
+          </w:p>
+        </w:tc>
+        <w:tc>
+          <w:tcPr>
+            <w:tcW w:type="dxa" w:w="4706"/>
+          </w:tcPr>
+          <w:p>
+            <w:r>
+              <w:rPr>
+                <w:b w:val="0"/>
+                <w:i w:val="0"/>
+                <w:sz w:val="17"/>
+              </w:rPr>
+              <w:t>Mettre soit le montant en 10.46 et 10.47 s'elle fait de commerce ou mettre en 10.50 s'elle rend service.</w:t>
+            </w:r>
+          </w:p>
+        </w:tc>
+      </w:tr>
+      <w:tr>
+        <w:tc>
+          <w:tcPr>
+            <w:tcW w:type="dxa" w:w="964"/>
+          </w:tcPr>
+          <w:p>
+            <w:r>
+              <w:rPr>
+                <w:b/>
+                <w:i w:val="0"/>
+                <w:color w:val="EA580C"/>
+                <w:sz w:val="16"/>
+              </w:rPr>
+              <w:t>Moyenne</w:t>
             </w:r>
           </w:p>
         </w:tc>
@@ -724,7 +4954,7 @@
                 <w:color w:val="16A34A"/>
                 <w:sz w:val="16"/>
               </w:rPr>
-              <w:t>—</w:t>
+              <w:t>s01q23, s01q00b, s01q23_autre</w:t>
             </w:r>
           </w:p>
         </w:tc>
@@ -755,7 +4985,7 @@
                 <w:i w:val="0"/>
                 <w:sz w:val="17"/>
               </w:rPr>
-              <w:t>Incoherence!! Le ménage a depensé .</w:t>
+              <w:t>Le  principal matériau de toit est zinc et semble exister dans les modalités, prière de prendre attache avec le QG pour plus d'explication afin de la classer bien.</w:t>
             </w:r>
           </w:p>
         </w:tc>
@@ -770,10 +5000,10 @@
               <w:rPr>
                 <w:b/>
                 <w:i w:val="0"/>
-                <w:color w:val="DC2626"/>
+                <w:color w:val="EA580C"/>
                 <w:sz w:val="16"/>
               </w:rPr>
-              <w:t>Haute</w:t>
+              <w:t>Moyenne</w:t>
             </w:r>
           </w:p>
         </w:tc>
@@ -814,7 +5044,7 @@
                 <w:color w:val="16A34A"/>
                 <w:sz w:val="16"/>
               </w:rPr>
-              <w:t>s01q29, s01q31, s04q24, s00q04, s11q21, s09fq03, s09fq011</w:t>
+              <w:t>s01q23, s01q00b, s01q23_autre</w:t>
             </w:r>
           </w:p>
         </w:tc>
@@ -845,7 +5075,7 @@
                 <w:i w:val="0"/>
                 <w:sz w:val="17"/>
               </w:rPr>
-              <w:t>FCFA dans Frais de connexion au réseau de distribution d'eau mais dit ne pas être connecté à un réseau d'eau courante, prière de corriger cette incoherenceAttention!!! Les ménages vivants dans un(e) Maison Basse à KAOLACK Urbain ont généralement comme principal matériau du toit le/la Dalle en ciment, mais celui du ménage de ALIOU DIOP (Autre (à préciser)) diffère de celui-ci.</w:t>
+              <w:t>En cas de coupure de courant du réseau, la source d’énergie que le ménage utilise est utilise la lumiere du telephone et semble exister dans les modalités, prière de prendre attache avec le QG pour plus d'explication afin de la classer bien.</w:t>
             </w:r>
           </w:p>
         </w:tc>
@@ -878,7 +5108,7 @@
                 <w:i w:val="0"/>
                 <w:sz w:val="16"/>
               </w:rPr>
-              <w:t>S00</w:t>
+              <w:t>S11</w:t>
               <w:br/>
             </w:r>
             <w:r>
@@ -888,7 +5118,7 @@
                 <w:color w:val="64748B"/>
                 <w:sz w:val="14"/>
               </w:rPr>
-              <w:t>Identification</w:t>
+              <w:t>Logement / cadre de vie</w:t>
             </w:r>
           </w:p>
         </w:tc>
@@ -904,7 +5134,7 @@
                 <w:color w:val="16A34A"/>
                 <w:sz w:val="16"/>
               </w:rPr>
-              <w:t>s00q27</w:t>
+              <w:t>—</w:t>
             </w:r>
           </w:p>
         </w:tc>
@@ -935,7 +5165,7 @@
                 <w:i w:val="0"/>
                 <w:sz w:val="17"/>
               </w:rPr>
-              <w:t>Le questionnaire semble ne pas être complètement fini mais le questionnaire est en statut complet, prière de compléter le questionnaire.</w:t>
+              <w:t>Prière de vérifier pour être sûr que vous avez choisi les bonnes modalités des questions 11.01 et 11.19.</w:t>
             </w:r>
           </w:p>
         </w:tc>
@@ -968,7 +5198,7 @@
                 <w:i w:val="0"/>
                 <w:sz w:val="16"/>
               </w:rPr>
-              <w:t>S00</w:t>
+              <w:t>S11</w:t>
               <w:br/>
             </w:r>
             <w:r>
@@ -978,7 +5208,7 @@
                 <w:color w:val="64748B"/>
                 <w:sz w:val="14"/>
               </w:rPr>
-              <w:t>Identification</w:t>
+              <w:t>Logement / cadre de vie</w:t>
             </w:r>
           </w:p>
         </w:tc>
@@ -1025,7 +5255,7 @@
                 <w:i w:val="0"/>
                 <w:sz w:val="17"/>
               </w:rPr>
-              <w:t>L'adresse ou la localisation du ménage doit être bien renseignée, ne doit pas contenir des numéros de téléphone et elle semble courte pour être une adresse.</w:t>
+              <w:t>Merci de ne pas corriger si vous êtes sûr de celui donné par le ménage et observé par vous.</w:t>
             </w:r>
           </w:p>
         </w:tc>
@@ -1058,7 +5288,7 @@
                 <w:i w:val="0"/>
                 <w:sz w:val="16"/>
               </w:rPr>
-              <w:t>S00</w:t>
+              <w:t>S12</w:t>
               <w:br/>
             </w:r>
             <w:r>
@@ -1068,7 +5298,7 @@
                 <w:color w:val="64748B"/>
                 <w:sz w:val="14"/>
               </w:rPr>
-              <w:t>Identification</w:t>
+              <w:t>Avoirs / biens durables</w:t>
             </w:r>
           </w:p>
         </w:tc>
@@ -1115,7 +5345,7 @@
                 <w:i w:val="0"/>
                 <w:sz w:val="17"/>
               </w:rPr>
-              <w:t>Prière de renseigner la bonne adresse.</w:t>
+              <w:t>Attention ! Lit a été achété à 700000 Fcfa est relativement élevé par rapport aux autres prix d'achat observés dans cette zone.</w:t>
             </w:r>
           </w:p>
         </w:tc>
@@ -1148,6 +5378,96 @@
                 <w:i w:val="0"/>
                 <w:sz w:val="16"/>
               </w:rPr>
+              <w:t>S12</w:t>
+              <w:br/>
+            </w:r>
+            <w:r>
+              <w:rPr>
+                <w:b w:val="0"/>
+                <w:i w:val="0"/>
+                <w:color w:val="64748B"/>
+                <w:sz w:val="14"/>
+              </w:rPr>
+              <w:t>Avoirs / biens durables</w:t>
+            </w:r>
+          </w:p>
+        </w:tc>
+        <w:tc>
+          <w:tcPr>
+            <w:tcW w:type="dxa" w:w="1531"/>
+          </w:tcPr>
+          <w:p>
+            <w:r>
+              <w:rPr>
+                <w:b/>
+                <w:i w:val="0"/>
+                <w:color w:val="16A34A"/>
+                <w:sz w:val="16"/>
+              </w:rPr>
+              <w:t>—</w:t>
+            </w:r>
+          </w:p>
+        </w:tc>
+        <w:tc>
+          <w:tcPr>
+            <w:tcW w:type="dxa" w:w="1191"/>
+          </w:tcPr>
+          <w:p>
+            <w:r>
+              <w:rPr>
+                <w:b w:val="0"/>
+                <w:i w:val="0"/>
+                <w:color w:val="64748B"/>
+                <w:sz w:val="16"/>
+              </w:rPr>
+              <w:t>GT-CQ</w:t>
+            </w:r>
+          </w:p>
+        </w:tc>
+        <w:tc>
+          <w:tcPr>
+            <w:tcW w:type="dxa" w:w="4706"/>
+          </w:tcPr>
+          <w:p>
+            <w:r>
+              <w:rPr>
+                <w:b w:val="0"/>
+                <w:i w:val="0"/>
+                <w:sz w:val="17"/>
+              </w:rPr>
+              <w:t>Prière de corriger ou de confirmer avec le QG.</w:t>
+            </w:r>
+          </w:p>
+        </w:tc>
+      </w:tr>
+      <w:tr>
+        <w:tc>
+          <w:tcPr>
+            <w:tcW w:type="dxa" w:w="964"/>
+          </w:tcPr>
+          <w:p>
+            <w:r>
+              <w:rPr>
+                <w:b/>
+                <w:i w:val="0"/>
+                <w:color w:val="CA8A04"/>
+                <w:sz w:val="16"/>
+              </w:rPr>
+              <w:t>Faible</w:t>
+            </w:r>
+          </w:p>
+        </w:tc>
+        <w:tc>
+          <w:tcPr>
+            <w:tcW w:type="dxa" w:w="1247"/>
+          </w:tcPr>
+          <w:p>
+            <w:r>
+              <w:rPr>
+                <w:b/>
+                <w:i w:val="0"/>
+                <w:sz w:val="16"/>
+              </w:rPr>
               <w:t>S01</w:t>
               <w:br/>
             </w:r>
@@ -1174,7 +5494,7 @@
                 <w:color w:val="16A34A"/>
                 <w:sz w:val="16"/>
               </w:rPr>
-              <w:t>s00q27, s01q03a, s01q03b, s01q03c, s01q00b</w:t>
+              <w:t>s01q39, s01q40, s01q43, s01q00b</w:t>
             </w:r>
           </w:p>
         </w:tc>
@@ -1205,7 +5525,7 @@
                 <w:i w:val="0"/>
                 <w:sz w:val="17"/>
               </w:rPr>
-              <w:t>Les informations sur l'acte de naissance (ni Jours, ni mois et ni années) de  ASTOU DIOP  manquent, s'il vous plait pouvez-vous fournir d'effort pour avoir ces informations.</w:t>
+              <w:t>Avertissement!!!  FALLOU DIOP  ne possède pas le téléphone android, n'utilise régulièrement pas un téléphone appartenant à une autre personne mais a accès à l'internet, merci de confirmer cette information avec le QG.</w:t>
             </w:r>
           </w:p>
         </w:tc>
@@ -1220,10 +5540,10 @@
               <w:rPr>
                 <w:b/>
                 <w:i w:val="0"/>
-                <w:color w:val="EA580C"/>
+                <w:color w:val="CA8A04"/>
                 <w:sz w:val="16"/>
               </w:rPr>
-              <w:t>Moyenne</w:t>
+              <w:t>Faible</w:t>
             </w:r>
           </w:p>
         </w:tc>
@@ -1264,7 +5584,7 @@
                 <w:color w:val="16A34A"/>
                 <w:sz w:val="16"/>
               </w:rPr>
-              <w:t>s00q27, s01q03a, s01q03b, s01q03c, s01q00b</w:t>
+              <w:t>s00q04, s01q41, s01q00b</w:t>
             </w:r>
           </w:p>
         </w:tc>
@@ -1295,7 +5615,7 @@
                 <w:i w:val="0"/>
                 <w:sz w:val="17"/>
               </w:rPr>
-              <w:t>Les informations sur l'acte de naissance (ni Jours, ni mois et ni années) de  FALLOU DIOP  manquent, s'il vous plait pouvez-vous fournir d'effort pour avoir ces informations.</w:t>
+              <w:t>Avertissement!!! ASTOU DIOP a 20 ans et vit en milieu urbain dit n'avoir pas dépensé (0 Fcfa) ou reçu en cadeau pour les cartes prépayées, les transferts de crédit et les abonnements, prière de confirmer cette information auprès de l'enquêté ou confirmer avec le QG.</w:t>
             </w:r>
           </w:p>
         </w:tc>
@@ -1310,10 +5630,10 @@
               <w:rPr>
                 <w:b/>
                 <w:i w:val="0"/>
-                <w:color w:val="EA580C"/>
+                <w:color w:val="CA8A04"/>
                 <w:sz w:val="16"/>
               </w:rPr>
-              <w:t>Moyenne</w:t>
+              <w:t>Faible</w:t>
             </w:r>
           </w:p>
         </w:tc>
@@ -1354,7 +5674,7 @@
                 <w:color w:val="16A34A"/>
                 <w:sz w:val="16"/>
               </w:rPr>
-              <w:t>s00q27, s01q03a, s01q03b, s01q03c, s01q00b</w:t>
+              <w:t>s00q04, s01q41a, s01q00b</w:t>
             </w:r>
           </w:p>
         </w:tc>
@@ -1385,7 +5705,7 @@
                 <w:i w:val="0"/>
                 <w:sz w:val="17"/>
               </w:rPr>
-              <w:t>Les informations sur l'acte de naissance (ni Jours, ni mois et ni années) de  MOMODOU DIOP  manquent, s'il vous plait pouvez-vous fournir d'effort pour avoir ces informations.</w:t>
+              <w:t>Avertissement!!! ASTOU DIOP a 20 ans et vit en milieu urbain dit n'avoir pas dépensé (0 Fcfa) ou reçu en cadeau pour les recharges internet ou de forfaits de données mobiles(hors appels vocaux) aucours des 30 derniers jours, prière de confirmer cette information auprès de l'enquêté ou confirmer avec le QG.</w:t>
             </w:r>
           </w:p>
         </w:tc>
@@ -1400,10 +5720,10 @@
               <w:rPr>
                 <w:b/>
                 <w:i w:val="0"/>
-                <w:color w:val="EA580C"/>
+                <w:color w:val="CA8A04"/>
                 <w:sz w:val="16"/>
               </w:rPr>
-              <w:t>Moyenne</w:t>
+              <w:t>Faible</w:t>
             </w:r>
           </w:p>
         </w:tc>
@@ -1444,7 +5764,7 @@
                 <w:color w:val="16A34A"/>
                 <w:sz w:val="16"/>
               </w:rPr>
-              <w:t>s00q27, s01q03a, s01q03b, s01q03c, s01q00b</w:t>
+              <w:t>s00q04, s01q41a, s01q00b</w:t>
             </w:r>
           </w:p>
         </w:tc>
@@ -1475,7 +5795,7 @@
                 <w:i w:val="0"/>
                 <w:sz w:val="17"/>
               </w:rPr>
-              <w:t>Les informations sur l'acte de naissance (ni Jours, ni mois et ni années) de  PENDA DIOP  manquent, s'il vous plait pouvez-vous fournir d'effort pour avoir ces informations.</w:t>
+              <w:t>Avertissement!!! KINE DIOP a 37 ans et vit en milieu urbain dit n'avoir pas dépensé (0 Fcfa) ou reçu en cadeau pour les recharges internet ou de forfaits de données mobiles(hors appels vocaux) aucours des 30 derniers jours, prière de confirmer cette information auprès de l'enquêté ou confirmer avec le QG.</w:t>
             </w:r>
           </w:p>
         </w:tc>
@@ -1490,10 +5810,10 @@
               <w:rPr>
                 <w:b/>
                 <w:i w:val="0"/>
-                <w:color w:val="EA580C"/>
+                <w:color w:val="CA8A04"/>
                 <w:sz w:val="16"/>
               </w:rPr>
-              <w:t>Moyenne</w:t>
+              <w:t>Faible</w:t>
             </w:r>
           </w:p>
         </w:tc>
@@ -1534,7 +5854,7 @@
                 <w:color w:val="16A34A"/>
                 <w:sz w:val="16"/>
               </w:rPr>
-              <w:t>s00q27, s01q03a, s01q03b, s01q03c, s01q00b</w:t>
+              <w:t>s00q04, s01q41, s01q00b</w:t>
             </w:r>
           </w:p>
         </w:tc>
@@ -1565,7 +5885,7 @@
                 <w:i w:val="0"/>
                 <w:sz w:val="17"/>
               </w:rPr>
-              <w:t>Les informations sur l'acte de naissance (ni Jours, ni mois et ni années) de  SARA DIOP  manquent, s'il vous plait pouvez-vous fournir d'effort pour avoir ces informations.</w:t>
+              <w:t>Avertissement!!! MAIMOUNA BA a 39 ans et vit en milieu urbain dit n'avoir pas dépensé (0 Fcfa) ou reçu en cadeau pour les cartes prépayées, les transferts de crédit et les abonnements, prière de confirmer cette information auprès de l'enquêté ou confirmer avec le QG.</w:t>
             </w:r>
           </w:p>
         </w:tc>
@@ -1580,10 +5900,10 @@
               <w:rPr>
                 <w:b/>
                 <w:i w:val="0"/>
-                <w:color w:val="EA580C"/>
+                <w:color w:val="CA8A04"/>
                 <w:sz w:val="16"/>
               </w:rPr>
-              <w:t>Moyenne</w:t>
+              <w:t>Faible</w:t>
             </w:r>
           </w:p>
         </w:tc>
@@ -1624,7 +5944,7 @@
                 <w:color w:val="16A34A"/>
                 <w:sz w:val="16"/>
               </w:rPr>
-              <w:t>s01q10_1</w:t>
+              <w:t>s00q04, s01q41a, s01q00b</w:t>
             </w:r>
           </w:p>
         </w:tc>
@@ -1655,7 +5975,7 @@
                 <w:i w:val="0"/>
                 <w:sz w:val="17"/>
               </w:rPr>
-              <w:t>La taille du ménage lors de l'enquête principale (9) de ce ménage est inférieur à la taille du denombrement (12), prière de fournir des explications concrètes ou aller revisiter le ménage.</w:t>
+              <w:t>Avertissement!!! MAIMOUNA BA a 39 ans et vit en milieu urbain dit n'avoir pas dépensé (0 Fcfa) ou reçu en cadeau pour les recharges internet ou de forfaits de données mobiles(hors appels vocaux) aucours des 30 derniers jours, prière de confirmer cette information auprès de l'enquêté ou confirmer avec le QG.</w:t>
             </w:r>
           </w:p>
         </w:tc>
@@ -1670,10 +5990,10 @@
               <w:rPr>
                 <w:b/>
                 <w:i w:val="0"/>
-                <w:color w:val="EA580C"/>
+                <w:color w:val="CA8A04"/>
                 <w:sz w:val="16"/>
               </w:rPr>
-              <w:t>Moyenne</w:t>
+              <w:t>Faible</w:t>
             </w:r>
           </w:p>
         </w:tc>
@@ -1688,7 +6008,7 @@
                 <w:i w:val="0"/>
                 <w:sz w:val="16"/>
               </w:rPr>
-              <w:t>S02</w:t>
+              <w:t>S01</w:t>
               <w:br/>
             </w:r>
             <w:r>
@@ -1698,7 +6018,7 @@
                 <w:color w:val="64748B"/>
                 <w:sz w:val="14"/>
               </w:rPr>
-              <w:t>Éducation</w:t>
+              <w:t>Démographie</w:t>
             </w:r>
           </w:p>
         </w:tc>
@@ -1714,7 +6034,7 @@
                 <w:color w:val="16A34A"/>
                 <w:sz w:val="16"/>
               </w:rPr>
-              <w:t>—</w:t>
+              <w:t>s00q04, s01q41a, s01q00b</w:t>
             </w:r>
           </w:p>
         </w:tc>
@@ -1745,5047 +6065,7 @@
                 <w:i w:val="0"/>
                 <w:sz w:val="17"/>
               </w:rPr>
-              <w:t>Attention!!! le montant payé pour les frais de scolarité ( 13000 FCFA) de MOMODOU DIOP  qui fréquente 2ème année de Primaire semble faible.</w:t>
-            </w:r>
-          </w:p>
-        </w:tc>
-      </w:tr>
-      <w:tr>
-        <w:tc>
-          <w:tcPr>
-            <w:tcW w:type="dxa" w:w="964"/>
-          </w:tcPr>
-          <w:p>
-            <w:r>
-              <w:rPr>
-                <w:b/>
-                <w:i w:val="0"/>
-                <w:color w:val="EA580C"/>
-                <w:sz w:val="16"/>
-              </w:rPr>
-              <w:t>Moyenne</w:t>
-            </w:r>
-          </w:p>
-        </w:tc>
-        <w:tc>
-          <w:tcPr>
-            <w:tcW w:type="dxa" w:w="1247"/>
-          </w:tcPr>
-          <w:p>
-            <w:r>
-              <w:rPr>
-                <w:b/>
-                <w:i w:val="0"/>
-                <w:sz w:val="16"/>
-              </w:rPr>
-              <w:t>S02</w:t>
-              <w:br/>
-            </w:r>
-            <w:r>
-              <w:rPr>
-                <w:b w:val="0"/>
-                <w:i w:val="0"/>
-                <w:color w:val="64748B"/>
-                <w:sz w:val="14"/>
-              </w:rPr>
-              <w:t>Éducation</w:t>
-            </w:r>
-          </w:p>
-        </w:tc>
-        <w:tc>
-          <w:tcPr>
-            <w:tcW w:type="dxa" w:w="1531"/>
-          </w:tcPr>
-          <w:p>
-            <w:r>
-              <w:rPr>
-                <w:b/>
-                <w:i w:val="0"/>
-                <w:color w:val="16A34A"/>
-                <w:sz w:val="16"/>
-              </w:rPr>
-              <w:t>—</w:t>
-            </w:r>
-          </w:p>
-        </w:tc>
-        <w:tc>
-          <w:tcPr>
-            <w:tcW w:type="dxa" w:w="1191"/>
-          </w:tcPr>
-          <w:p>
-            <w:r>
-              <w:rPr>
-                <w:b w:val="0"/>
-                <w:i w:val="0"/>
-                <w:color w:val="64748B"/>
-                <w:sz w:val="16"/>
-              </w:rPr>
-              <w:t>GT-CQ</w:t>
-            </w:r>
-          </w:p>
-        </w:tc>
-        <w:tc>
-          <w:tcPr>
-            <w:tcW w:type="dxa" w:w="4706"/>
-          </w:tcPr>
-          <w:p>
-            <w:r>
-              <w:rPr>
-                <w:b w:val="0"/>
-                <w:i w:val="0"/>
-                <w:sz w:val="17"/>
-              </w:rPr>
-              <w:t>Veuillez verifier cette information auprès de l'enquêté ou confirmer avec le QG.</w:t>
-            </w:r>
-          </w:p>
-        </w:tc>
-      </w:tr>
-      <w:tr>
-        <w:tc>
-          <w:tcPr>
-            <w:tcW w:type="dxa" w:w="964"/>
-          </w:tcPr>
-          <w:p>
-            <w:r>
-              <w:rPr>
-                <w:b/>
-                <w:i w:val="0"/>
-                <w:color w:val="EA580C"/>
-                <w:sz w:val="16"/>
-              </w:rPr>
-              <w:t>Moyenne</w:t>
-            </w:r>
-          </w:p>
-        </w:tc>
-        <w:tc>
-          <w:tcPr>
-            <w:tcW w:type="dxa" w:w="1247"/>
-          </w:tcPr>
-          <w:p>
-            <w:r>
-              <w:rPr>
-                <w:b/>
-                <w:i w:val="0"/>
-                <w:sz w:val="16"/>
-              </w:rPr>
-              <w:t>S02</w:t>
-              <w:br/>
-            </w:r>
-            <w:r>
-              <w:rPr>
-                <w:b w:val="0"/>
-                <w:i w:val="0"/>
-                <w:color w:val="64748B"/>
-                <w:sz w:val="14"/>
-              </w:rPr>
-              <w:t>Éducation</w:t>
-            </w:r>
-          </w:p>
-        </w:tc>
-        <w:tc>
-          <w:tcPr>
-            <w:tcW w:type="dxa" w:w="1531"/>
-          </w:tcPr>
-          <w:p>
-            <w:r>
-              <w:rPr>
-                <w:b/>
-                <w:i w:val="0"/>
-                <w:color w:val="16A34A"/>
-                <w:sz w:val="16"/>
-              </w:rPr>
-              <w:t>s01q47__7, s02q24, s01q00b, s02q17_2, s02q15_2</w:t>
-            </w:r>
-          </w:p>
-        </w:tc>
-        <w:tc>
-          <w:tcPr>
-            <w:tcW w:type="dxa" w:w="1191"/>
-          </w:tcPr>
-          <w:p>
-            <w:r>
-              <w:rPr>
-                <w:b w:val="0"/>
-                <w:i w:val="0"/>
-                <w:color w:val="64748B"/>
-                <w:sz w:val="16"/>
-              </w:rPr>
-              <w:t>GT-CQ</w:t>
-            </w:r>
-          </w:p>
-        </w:tc>
-        <w:tc>
-          <w:tcPr>
-            <w:tcW w:type="dxa" w:w="4706"/>
-          </w:tcPr>
-          <w:p>
-            <w:r>
-              <w:rPr>
-                <w:b w:val="0"/>
-                <w:i w:val="0"/>
-                <w:sz w:val="17"/>
-              </w:rPr>
-              <w:t>Le montant des frais pour les cahiers et autres matériels scolaires pour l'année scolaire de MOMODOU DIOP qui fréquente 2ème année de Primaire  est de 0 FCFA, MOMODOU DIOP a fait comment pour payer ces cahiers et autres matériels scolaires (SAC, stylo, craie, ardoise, crayon...) ? prière de corriger.</w:t>
-            </w:r>
-          </w:p>
-        </w:tc>
-      </w:tr>
-      <w:tr>
-        <w:tc>
-          <w:tcPr>
-            <w:tcW w:type="dxa" w:w="964"/>
-          </w:tcPr>
-          <w:p>
-            <w:r>
-              <w:rPr>
-                <w:b/>
-                <w:i w:val="0"/>
-                <w:color w:val="EA580C"/>
-                <w:sz w:val="16"/>
-              </w:rPr>
-              <w:t>Moyenne</w:t>
-            </w:r>
-          </w:p>
-        </w:tc>
-        <w:tc>
-          <w:tcPr>
-            <w:tcW w:type="dxa" w:w="1247"/>
-          </w:tcPr>
-          <w:p>
-            <w:r>
-              <w:rPr>
-                <w:b/>
-                <w:i w:val="0"/>
-                <w:sz w:val="16"/>
-              </w:rPr>
-              <w:t>S02</w:t>
-              <w:br/>
-            </w:r>
-            <w:r>
-              <w:rPr>
-                <w:b w:val="0"/>
-                <w:i w:val="0"/>
-                <w:color w:val="64748B"/>
-                <w:sz w:val="14"/>
-              </w:rPr>
-              <w:t>Éducation</w:t>
-            </w:r>
-          </w:p>
-        </w:tc>
-        <w:tc>
-          <w:tcPr>
-            <w:tcW w:type="dxa" w:w="1531"/>
-          </w:tcPr>
-          <w:p>
-            <w:r>
-              <w:rPr>
-                <w:b/>
-                <w:i w:val="0"/>
-                <w:color w:val="16A34A"/>
-                <w:sz w:val="16"/>
-              </w:rPr>
-              <w:t>—</w:t>
-            </w:r>
-          </w:p>
-        </w:tc>
-        <w:tc>
-          <w:tcPr>
-            <w:tcW w:type="dxa" w:w="1191"/>
-          </w:tcPr>
-          <w:p>
-            <w:r>
-              <w:rPr>
-                <w:b w:val="0"/>
-                <w:i w:val="0"/>
-                <w:color w:val="64748B"/>
-                <w:sz w:val="16"/>
-              </w:rPr>
-              <w:t>GT-CQ</w:t>
-            </w:r>
-          </w:p>
-        </w:tc>
-        <w:tc>
-          <w:tcPr>
-            <w:tcW w:type="dxa" w:w="4706"/>
-          </w:tcPr>
-          <w:p>
-            <w:r>
-              <w:rPr>
-                <w:b w:val="0"/>
-                <w:i w:val="0"/>
-                <w:sz w:val="17"/>
-              </w:rPr>
-              <w:t>veuillez, s'il vous plait, confirmer les frais de scolarité ( 2000 FCFA) payée de FALLOU DIOP avec le QG ou apporter les corrections nécessaires.</w:t>
-            </w:r>
-          </w:p>
-        </w:tc>
-      </w:tr>
-      <w:tr>
-        <w:tc>
-          <w:tcPr>
-            <w:tcW w:type="dxa" w:w="964"/>
-          </w:tcPr>
-          <w:p>
-            <w:r>
-              <w:rPr>
-                <w:b/>
-                <w:i w:val="0"/>
-                <w:color w:val="EA580C"/>
-                <w:sz w:val="16"/>
-              </w:rPr>
-              <w:t>Moyenne</w:t>
-            </w:r>
-          </w:p>
-        </w:tc>
-        <w:tc>
-          <w:tcPr>
-            <w:tcW w:type="dxa" w:w="1247"/>
-          </w:tcPr>
-          <w:p>
-            <w:r>
-              <w:rPr>
-                <w:b/>
-                <w:i w:val="0"/>
-                <w:sz w:val="16"/>
-              </w:rPr>
-              <w:t>S02</w:t>
-              <w:br/>
-            </w:r>
-            <w:r>
-              <w:rPr>
-                <w:b w:val="0"/>
-                <w:i w:val="0"/>
-                <w:color w:val="64748B"/>
-                <w:sz w:val="14"/>
-              </w:rPr>
-              <w:t>Éducation</w:t>
-            </w:r>
-          </w:p>
-        </w:tc>
-        <w:tc>
-          <w:tcPr>
-            <w:tcW w:type="dxa" w:w="1531"/>
-          </w:tcPr>
-          <w:p>
-            <w:r>
-              <w:rPr>
-                <w:b/>
-                <w:i w:val="0"/>
-                <w:color w:val="16A34A"/>
-                <w:sz w:val="16"/>
-              </w:rPr>
-              <w:t>s01q63, s00q04, s02q25, s01q00b, s02q17_2, s02q15_2</w:t>
-            </w:r>
-          </w:p>
-        </w:tc>
-        <w:tc>
-          <w:tcPr>
-            <w:tcW w:type="dxa" w:w="1191"/>
-          </w:tcPr>
-          <w:p>
-            <w:r>
-              <w:rPr>
-                <w:b w:val="0"/>
-                <w:i w:val="0"/>
-                <w:color w:val="64748B"/>
-                <w:sz w:val="16"/>
-              </w:rPr>
-              <w:t>GT-CQ</w:t>
-            </w:r>
-          </w:p>
-        </w:tc>
-        <w:tc>
-          <w:tcPr>
-            <w:tcW w:type="dxa" w:w="4706"/>
-          </w:tcPr>
-          <w:p>
-            <w:r>
-              <w:rPr>
-                <w:b w:val="0"/>
-                <w:i w:val="0"/>
-                <w:sz w:val="17"/>
-              </w:rPr>
-              <w:t>Dans les milieux urbains c'est peu probable de voir une école dont les élèves ou étudiants ne dépensent pas en frais d'uniformes, prière de verifier pour FALLOU DIOP qui fréquente 3ème année de Primaire et corriger ou confirmer avec le QG.</w:t>
-            </w:r>
-          </w:p>
-        </w:tc>
-      </w:tr>
-      <w:tr>
-        <w:tc>
-          <w:tcPr>
-            <w:tcW w:type="dxa" w:w="964"/>
-          </w:tcPr>
-          <w:p>
-            <w:r>
-              <w:rPr>
-                <w:b/>
-                <w:i w:val="0"/>
-                <w:color w:val="EA580C"/>
-                <w:sz w:val="16"/>
-              </w:rPr>
-              <w:t>Moyenne</w:t>
-            </w:r>
-          </w:p>
-        </w:tc>
-        <w:tc>
-          <w:tcPr>
-            <w:tcW w:type="dxa" w:w="1247"/>
-          </w:tcPr>
-          <w:p>
-            <w:r>
-              <w:rPr>
-                <w:b/>
-                <w:i w:val="0"/>
-                <w:sz w:val="16"/>
-              </w:rPr>
-              <w:t>S02</w:t>
-              <w:br/>
-            </w:r>
-            <w:r>
-              <w:rPr>
-                <w:b w:val="0"/>
-                <w:i w:val="0"/>
-                <w:color w:val="64748B"/>
-                <w:sz w:val="14"/>
-              </w:rPr>
-              <w:t>Éducation</w:t>
-            </w:r>
-          </w:p>
-        </w:tc>
-        <w:tc>
-          <w:tcPr>
-            <w:tcW w:type="dxa" w:w="1531"/>
-          </w:tcPr>
-          <w:p>
-            <w:r>
-              <w:rPr>
-                <w:b/>
-                <w:i w:val="0"/>
-                <w:color w:val="16A34A"/>
-                <w:sz w:val="16"/>
-              </w:rPr>
-              <w:t>—</w:t>
-            </w:r>
-          </w:p>
-        </w:tc>
-        <w:tc>
-          <w:tcPr>
-            <w:tcW w:type="dxa" w:w="1191"/>
-          </w:tcPr>
-          <w:p>
-            <w:r>
-              <w:rPr>
-                <w:b w:val="0"/>
-                <w:i w:val="0"/>
-                <w:color w:val="64748B"/>
-                <w:sz w:val="16"/>
-              </w:rPr>
-              <w:t>GT-CQ</w:t>
-            </w:r>
-          </w:p>
-        </w:tc>
-        <w:tc>
-          <w:tcPr>
-            <w:tcW w:type="dxa" w:w="4706"/>
-          </w:tcPr>
-          <w:p>
-            <w:r>
-              <w:rPr>
-                <w:b w:val="0"/>
-                <w:i w:val="0"/>
-                <w:sz w:val="17"/>
-              </w:rPr>
-              <w:t>veuillez, s'il vous plait, confirmer les frais de scolarité ( 2000 FCFA) payée de PENDA DIOP avec le QG ou apporter les corrections nécessaires.</w:t>
-            </w:r>
-          </w:p>
-        </w:tc>
-      </w:tr>
-      <w:tr>
-        <w:tc>
-          <w:tcPr>
-            <w:tcW w:type="dxa" w:w="964"/>
-          </w:tcPr>
-          <w:p>
-            <w:r>
-              <w:rPr>
-                <w:b/>
-                <w:i w:val="0"/>
-                <w:color w:val="EA580C"/>
-                <w:sz w:val="16"/>
-              </w:rPr>
-              <w:t>Moyenne</w:t>
-            </w:r>
-          </w:p>
-        </w:tc>
-        <w:tc>
-          <w:tcPr>
-            <w:tcW w:type="dxa" w:w="1247"/>
-          </w:tcPr>
-          <w:p>
-            <w:r>
-              <w:rPr>
-                <w:b/>
-                <w:i w:val="0"/>
-                <w:sz w:val="16"/>
-              </w:rPr>
-              <w:t>S02</w:t>
-              <w:br/>
-            </w:r>
-            <w:r>
-              <w:rPr>
-                <w:b w:val="0"/>
-                <w:i w:val="0"/>
-                <w:color w:val="64748B"/>
-                <w:sz w:val="14"/>
-              </w:rPr>
-              <w:t>Éducation</w:t>
-            </w:r>
-          </w:p>
-        </w:tc>
-        <w:tc>
-          <w:tcPr>
-            <w:tcW w:type="dxa" w:w="1531"/>
-          </w:tcPr>
-          <w:p>
-            <w:r>
-              <w:rPr>
-                <w:b/>
-                <w:i w:val="0"/>
-                <w:color w:val="16A34A"/>
-                <w:sz w:val="16"/>
-              </w:rPr>
-              <w:t>s01q47__7, s02q24, s01q00b, s02q17_2, s02q15_2</w:t>
-            </w:r>
-          </w:p>
-        </w:tc>
-        <w:tc>
-          <w:tcPr>
-            <w:tcW w:type="dxa" w:w="1191"/>
-          </w:tcPr>
-          <w:p>
-            <w:r>
-              <w:rPr>
-                <w:b w:val="0"/>
-                <w:i w:val="0"/>
-                <w:color w:val="64748B"/>
-                <w:sz w:val="16"/>
-              </w:rPr>
-              <w:t>GT-CQ</w:t>
-            </w:r>
-          </w:p>
-        </w:tc>
-        <w:tc>
-          <w:tcPr>
-            <w:tcW w:type="dxa" w:w="4706"/>
-          </w:tcPr>
-          <w:p>
-            <w:r>
-              <w:rPr>
-                <w:b w:val="0"/>
-                <w:i w:val="0"/>
-                <w:sz w:val="17"/>
-              </w:rPr>
-              <w:t>Le montant des frais pour les cahiers et autres matériels scolaires pour l'année scolaire de PENDA DIOP qui fréquente 6ème année de Primaire  est de 0 FCFA, PENDA DIOP a fait comment pour payer ces cahiers et autres matériels scolaires (SAC, stylo, craie, ardoise, crayon...) ? prière de corriger.</w:t>
-            </w:r>
-          </w:p>
-        </w:tc>
-      </w:tr>
-      <w:tr>
-        <w:tc>
-          <w:tcPr>
-            <w:tcW w:type="dxa" w:w="964"/>
-          </w:tcPr>
-          <w:p>
-            <w:r>
-              <w:rPr>
-                <w:b/>
-                <w:i w:val="0"/>
-                <w:color w:val="EA580C"/>
-                <w:sz w:val="16"/>
-              </w:rPr>
-              <w:t>Moyenne</w:t>
-            </w:r>
-          </w:p>
-        </w:tc>
-        <w:tc>
-          <w:tcPr>
-            <w:tcW w:type="dxa" w:w="1247"/>
-          </w:tcPr>
-          <w:p>
-            <w:r>
-              <w:rPr>
-                <w:b/>
-                <w:i w:val="0"/>
-                <w:sz w:val="16"/>
-              </w:rPr>
-              <w:t>S02</w:t>
-              <w:br/>
-            </w:r>
-            <w:r>
-              <w:rPr>
-                <w:b w:val="0"/>
-                <w:i w:val="0"/>
-                <w:color w:val="64748B"/>
-                <w:sz w:val="14"/>
-              </w:rPr>
-              <w:t>Éducation</w:t>
-            </w:r>
-          </w:p>
-        </w:tc>
-        <w:tc>
-          <w:tcPr>
-            <w:tcW w:type="dxa" w:w="1531"/>
-          </w:tcPr>
-          <w:p>
-            <w:r>
-              <w:rPr>
-                <w:b/>
-                <w:i w:val="0"/>
-                <w:color w:val="16A34A"/>
-                <w:sz w:val="16"/>
-              </w:rPr>
-              <w:t>s01q63, s00q04, s02q25, s01q00b, s02q17_2, s02q15_2</w:t>
-            </w:r>
-          </w:p>
-        </w:tc>
-        <w:tc>
-          <w:tcPr>
-            <w:tcW w:type="dxa" w:w="1191"/>
-          </w:tcPr>
-          <w:p>
-            <w:r>
-              <w:rPr>
-                <w:b w:val="0"/>
-                <w:i w:val="0"/>
-                <w:color w:val="64748B"/>
-                <w:sz w:val="16"/>
-              </w:rPr>
-              <w:t>GT-CQ</w:t>
-            </w:r>
-          </w:p>
-        </w:tc>
-        <w:tc>
-          <w:tcPr>
-            <w:tcW w:type="dxa" w:w="4706"/>
-          </w:tcPr>
-          <w:p>
-            <w:r>
-              <w:rPr>
-                <w:b w:val="0"/>
-                <w:i w:val="0"/>
-                <w:sz w:val="17"/>
-              </w:rPr>
-              <w:t>Dans les milieux urbains c'est peu probable de voir une école dont les élèves ou étudiants ne dépensent pas en frais d'uniformes, prière de verifier pour PENDA DIOP qui fréquente 6ème année de Primaire et corriger ou confirmer avec le QG.</w:t>
-            </w:r>
-          </w:p>
-        </w:tc>
-      </w:tr>
-      <w:tr>
-        <w:tc>
-          <w:tcPr>
-            <w:tcW w:type="dxa" w:w="964"/>
-          </w:tcPr>
-          <w:p>
-            <w:r>
-              <w:rPr>
-                <w:b/>
-                <w:i w:val="0"/>
-                <w:color w:val="EA580C"/>
-                <w:sz w:val="16"/>
-              </w:rPr>
-              <w:t>Moyenne</w:t>
-            </w:r>
-          </w:p>
-        </w:tc>
-        <w:tc>
-          <w:tcPr>
-            <w:tcW w:type="dxa" w:w="1247"/>
-          </w:tcPr>
-          <w:p>
-            <w:r>
-              <w:rPr>
-                <w:b/>
-                <w:i w:val="0"/>
-                <w:sz w:val="16"/>
-              </w:rPr>
-              <w:t>S02</w:t>
-              <w:br/>
-            </w:r>
-            <w:r>
-              <w:rPr>
-                <w:b w:val="0"/>
-                <w:i w:val="0"/>
-                <w:color w:val="64748B"/>
-                <w:sz w:val="14"/>
-              </w:rPr>
-              <w:t>Éducation</w:t>
-            </w:r>
-          </w:p>
-        </w:tc>
-        <w:tc>
-          <w:tcPr>
-            <w:tcW w:type="dxa" w:w="1531"/>
-          </w:tcPr>
-          <w:p>
-            <w:r>
-              <w:rPr>
-                <w:b/>
-                <w:i w:val="0"/>
-                <w:color w:val="16A34A"/>
-                <w:sz w:val="16"/>
-              </w:rPr>
-              <w:t>—</w:t>
-            </w:r>
-          </w:p>
-        </w:tc>
-        <w:tc>
-          <w:tcPr>
-            <w:tcW w:type="dxa" w:w="1191"/>
-          </w:tcPr>
-          <w:p>
-            <w:r>
-              <w:rPr>
-                <w:b w:val="0"/>
-                <w:i w:val="0"/>
-                <w:color w:val="64748B"/>
-                <w:sz w:val="16"/>
-              </w:rPr>
-              <w:t>GT-CQ</w:t>
-            </w:r>
-          </w:p>
-        </w:tc>
-        <w:tc>
-          <w:tcPr>
-            <w:tcW w:type="dxa" w:w="4706"/>
-          </w:tcPr>
-          <w:p>
-            <w:r>
-              <w:rPr>
-                <w:b w:val="0"/>
-                <w:i w:val="0"/>
-                <w:sz w:val="17"/>
-              </w:rPr>
-              <w:t>Merci de bien vouloir changé 2.04 en OUI et renseigné toutes les autres informations qui concerne ALIOU DIOP .</w:t>
-            </w:r>
-          </w:p>
-        </w:tc>
-      </w:tr>
-      <w:tr>
-        <w:tc>
-          <w:tcPr>
-            <w:tcW w:type="dxa" w:w="964"/>
-          </w:tcPr>
-          <w:p>
-            <w:r>
-              <w:rPr>
-                <w:b/>
-                <w:i w:val="0"/>
-                <w:color w:val="EA580C"/>
-                <w:sz w:val="16"/>
-              </w:rPr>
-              <w:t>Moyenne</w:t>
-            </w:r>
-          </w:p>
-        </w:tc>
-        <w:tc>
-          <w:tcPr>
-            <w:tcW w:type="dxa" w:w="1247"/>
-          </w:tcPr>
-          <w:p>
-            <w:r>
-              <w:rPr>
-                <w:b/>
-                <w:i w:val="0"/>
-                <w:sz w:val="16"/>
-              </w:rPr>
-              <w:t>S03</w:t>
-              <w:br/>
-            </w:r>
-            <w:r>
-              <w:rPr>
-                <w:b w:val="0"/>
-                <w:i w:val="0"/>
-                <w:color w:val="64748B"/>
-                <w:sz w:val="14"/>
-              </w:rPr>
-              <w:t>Santé</w:t>
-            </w:r>
-          </w:p>
-        </w:tc>
-        <w:tc>
-          <w:tcPr>
-            <w:tcW w:type="dxa" w:w="1531"/>
-          </w:tcPr>
-          <w:p>
-            <w:r>
-              <w:rPr>
-                <w:b/>
-                <w:i w:val="0"/>
-                <w:color w:val="16A34A"/>
-                <w:sz w:val="16"/>
-              </w:rPr>
-              <w:t>s01q10, s02q30, s02q34, s03q50, s01q00b</w:t>
-            </w:r>
-          </w:p>
-        </w:tc>
-        <w:tc>
-          <w:tcPr>
-            <w:tcW w:type="dxa" w:w="1191"/>
-          </w:tcPr>
-          <w:p>
-            <w:r>
-              <w:rPr>
-                <w:b w:val="0"/>
-                <w:i w:val="0"/>
-                <w:color w:val="64748B"/>
-                <w:sz w:val="16"/>
-              </w:rPr>
-              <w:t>GT-CQ</w:t>
-            </w:r>
-          </w:p>
-        </w:tc>
-        <w:tc>
-          <w:tcPr>
-            <w:tcW w:type="dxa" w:w="4706"/>
-          </w:tcPr>
-          <w:p>
-            <w:r>
-              <w:rPr>
-                <w:b w:val="0"/>
-                <w:i w:val="0"/>
-                <w:sz w:val="17"/>
-              </w:rPr>
-              <w:t>Le montant(150000 FCFA) des dépenses liées à l'accouchement de MAIMOUNA BA est élevé, prière de corriger.</w:t>
-            </w:r>
-          </w:p>
-        </w:tc>
-      </w:tr>
-      <w:tr>
-        <w:tc>
-          <w:tcPr>
-            <w:tcW w:type="dxa" w:w="964"/>
-          </w:tcPr>
-          <w:p>
-            <w:r>
-              <w:rPr>
-                <w:b/>
-                <w:i w:val="0"/>
-                <w:color w:val="EA580C"/>
-                <w:sz w:val="16"/>
-              </w:rPr>
-              <w:t>Moyenne</w:t>
-            </w:r>
-          </w:p>
-        </w:tc>
-        <w:tc>
-          <w:tcPr>
-            <w:tcW w:type="dxa" w:w="1247"/>
-          </w:tcPr>
-          <w:p>
-            <w:r>
-              <w:rPr>
-                <w:b/>
-                <w:i w:val="0"/>
-                <w:sz w:val="16"/>
-              </w:rPr>
-              <w:t>S03</w:t>
-              <w:br/>
-            </w:r>
-            <w:r>
-              <w:rPr>
-                <w:b w:val="0"/>
-                <w:i w:val="0"/>
-                <w:color w:val="64748B"/>
-                <w:sz w:val="14"/>
-              </w:rPr>
-              <w:t>Santé</w:t>
-            </w:r>
-          </w:p>
-        </w:tc>
-        <w:tc>
-          <w:tcPr>
-            <w:tcW w:type="dxa" w:w="1531"/>
-          </w:tcPr>
-          <w:p>
-            <w:r>
-              <w:rPr>
-                <w:b/>
-                <w:i w:val="0"/>
-                <w:color w:val="16A34A"/>
-                <w:sz w:val="16"/>
-              </w:rPr>
-              <w:t>s01q41a, s02q20, s02q22, s03q07, s03q02, s01q00b, s03q02_autre</w:t>
-            </w:r>
-          </w:p>
-        </w:tc>
-        <w:tc>
-          <w:tcPr>
-            <w:tcW w:type="dxa" w:w="1191"/>
-          </w:tcPr>
-          <w:p>
-            <w:r>
-              <w:rPr>
-                <w:b w:val="0"/>
-                <w:i w:val="0"/>
-                <w:color w:val="64748B"/>
-                <w:sz w:val="16"/>
-              </w:rPr>
-              <w:t>GT-CQ</w:t>
-            </w:r>
-          </w:p>
-        </w:tc>
-        <w:tc>
-          <w:tcPr>
-            <w:tcW w:type="dxa" w:w="4706"/>
-          </w:tcPr>
-          <w:p>
-            <w:r>
-              <w:rPr>
-                <w:b w:val="0"/>
-                <w:i w:val="0"/>
-                <w:sz w:val="17"/>
-              </w:rPr>
-              <w:t>Le principal problème de santé que MAIMOUNA BA a eu est avortement, prière de prendre attache avec le QG pour plus d'explication afin de le classer bien.</w:t>
-            </w:r>
-          </w:p>
-        </w:tc>
-      </w:tr>
-      <w:tr>
-        <w:tc>
-          <w:tcPr>
-            <w:tcW w:type="dxa" w:w="964"/>
-          </w:tcPr>
-          <w:p>
-            <w:r>
-              <w:rPr>
-                <w:b/>
-                <w:i w:val="0"/>
-                <w:color w:val="EA580C"/>
-                <w:sz w:val="16"/>
-              </w:rPr>
-              <w:t>Moyenne</w:t>
-            </w:r>
-          </w:p>
-        </w:tc>
-        <w:tc>
-          <w:tcPr>
-            <w:tcW w:type="dxa" w:w="1247"/>
-          </w:tcPr>
-          <w:p>
-            <w:r>
-              <w:rPr>
-                <w:b/>
-                <w:i w:val="0"/>
-                <w:sz w:val="16"/>
-              </w:rPr>
-              <w:t>S04</w:t>
-              <w:br/>
-            </w:r>
-            <w:r>
-              <w:rPr>
-                <w:b w:val="0"/>
-                <w:i w:val="0"/>
-                <w:color w:val="64748B"/>
-                <w:sz w:val="14"/>
-              </w:rPr>
-              <w:t>Emploi</w:t>
-            </w:r>
-          </w:p>
-        </w:tc>
-        <w:tc>
-          <w:tcPr>
-            <w:tcW w:type="dxa" w:w="1531"/>
-          </w:tcPr>
-          <w:p>
-            <w:r>
-              <w:rPr>
-                <w:b/>
-                <w:i w:val="0"/>
-                <w:color w:val="16A34A"/>
-                <w:sz w:val="16"/>
-              </w:rPr>
-              <w:t>s04q01, s04q02, s04q03, s04q04, s04q05, s04q06, s04q07, s04q08</w:t>
-            </w:r>
-          </w:p>
-        </w:tc>
-        <w:tc>
-          <w:tcPr>
-            <w:tcW w:type="dxa" w:w="1191"/>
-          </w:tcPr>
-          <w:p>
-            <w:r>
-              <w:rPr>
-                <w:b w:val="0"/>
-                <w:i w:val="0"/>
-                <w:color w:val="64748B"/>
-                <w:sz w:val="16"/>
-              </w:rPr>
-              <w:t>GT-CQ</w:t>
-            </w:r>
-          </w:p>
-        </w:tc>
-        <w:tc>
-          <w:tcPr>
-            <w:tcW w:type="dxa" w:w="4706"/>
-          </w:tcPr>
-          <w:p>
-            <w:r>
-              <w:rPr>
-                <w:b w:val="0"/>
-                <w:i w:val="0"/>
-                <w:sz w:val="17"/>
-              </w:rPr>
-              <w:t>pour KINE DIOP semble très élevés, prière de corriger ou confirmer avec le QG (s04q01 s04q02 s04q03 s04q04 s04q05 s04q06 s04q07 s04q08).</w:t>
-            </w:r>
-          </w:p>
-        </w:tc>
-      </w:tr>
-      <w:tr>
-        <w:tc>
-          <w:tcPr>
-            <w:tcW w:type="dxa" w:w="964"/>
-          </w:tcPr>
-          <w:p>
-            <w:r>
-              <w:rPr>
-                <w:b/>
-                <w:i w:val="0"/>
-                <w:color w:val="EA580C"/>
-                <w:sz w:val="16"/>
-              </w:rPr>
-              <w:t>Moyenne</w:t>
-            </w:r>
-          </w:p>
-        </w:tc>
-        <w:tc>
-          <w:tcPr>
-            <w:tcW w:type="dxa" w:w="1247"/>
-          </w:tcPr>
-          <w:p>
-            <w:r>
-              <w:rPr>
-                <w:b/>
-                <w:i w:val="0"/>
-                <w:sz w:val="16"/>
-              </w:rPr>
-              <w:t>S04</w:t>
-              <w:br/>
-            </w:r>
-            <w:r>
-              <w:rPr>
-                <w:b w:val="0"/>
-                <w:i w:val="0"/>
-                <w:color w:val="64748B"/>
-                <w:sz w:val="14"/>
-              </w:rPr>
-              <w:t>Emploi</w:t>
-            </w:r>
-          </w:p>
-        </w:tc>
-        <w:tc>
-          <w:tcPr>
-            <w:tcW w:type="dxa" w:w="1531"/>
-          </w:tcPr>
-          <w:p>
-            <w:r>
-              <w:rPr>
-                <w:b/>
-                <w:i w:val="0"/>
-                <w:color w:val="16A34A"/>
-                <w:sz w:val="16"/>
-              </w:rPr>
-              <w:t>s01q47__1, s01q47__2, s01q47__3, s01q47__4, s01q47__5, s01q47__6, s01q47__7, s02q15</w:t>
-            </w:r>
-          </w:p>
-        </w:tc>
-        <w:tc>
-          <w:tcPr>
-            <w:tcW w:type="dxa" w:w="1191"/>
-          </w:tcPr>
-          <w:p>
-            <w:r>
-              <w:rPr>
-                <w:b w:val="0"/>
-                <w:i w:val="0"/>
-                <w:color w:val="64748B"/>
-                <w:sz w:val="16"/>
-              </w:rPr>
-              <w:t>GT-CQ</w:t>
-            </w:r>
-          </w:p>
-        </w:tc>
-        <w:tc>
-          <w:tcPr>
-            <w:tcW w:type="dxa" w:w="4706"/>
-          </w:tcPr>
-          <w:p>
-            <w:r>
-              <w:rPr>
-                <w:b w:val="0"/>
-                <w:i w:val="0"/>
-                <w:sz w:val="17"/>
-              </w:rPr>
-              <w:t>Attention! le nombre d'heure (5 heures) que ASTOU DIOP a travaillé par jour semble faible, veuillez s'il vous plait confirmer cette information avec le QG.</w:t>
-            </w:r>
-          </w:p>
-        </w:tc>
-      </w:tr>
-      <w:tr>
-        <w:tc>
-          <w:tcPr>
-            <w:tcW w:type="dxa" w:w="964"/>
-          </w:tcPr>
-          <w:p>
-            <w:r>
-              <w:rPr>
-                <w:b/>
-                <w:i w:val="0"/>
-                <w:color w:val="EA580C"/>
-                <w:sz w:val="16"/>
-              </w:rPr>
-              <w:t>Moyenne</w:t>
-            </w:r>
-          </w:p>
-        </w:tc>
-        <w:tc>
-          <w:tcPr>
-            <w:tcW w:type="dxa" w:w="1247"/>
-          </w:tcPr>
-          <w:p>
-            <w:r>
-              <w:rPr>
-                <w:b/>
-                <w:i w:val="0"/>
-                <w:sz w:val="16"/>
-              </w:rPr>
-              <w:t>S04</w:t>
-              <w:br/>
-            </w:r>
-            <w:r>
-              <w:rPr>
-                <w:b w:val="0"/>
-                <w:i w:val="0"/>
-                <w:color w:val="64748B"/>
-                <w:sz w:val="14"/>
-              </w:rPr>
-              <w:t>Emploi</w:t>
-            </w:r>
-          </w:p>
-        </w:tc>
-        <w:tc>
-          <w:tcPr>
-            <w:tcW w:type="dxa" w:w="1531"/>
-          </w:tcPr>
-          <w:p>
-            <w:r>
-              <w:rPr>
-                <w:b/>
-                <w:i w:val="0"/>
-                <w:color w:val="16A34A"/>
-                <w:sz w:val="16"/>
-              </w:rPr>
-              <w:t>s01q47__1, s01q47__2, s01q47__3, s01q47__4, s01q47__5, s01q47__6, s01q47__7, s02q15</w:t>
-            </w:r>
-          </w:p>
-        </w:tc>
-        <w:tc>
-          <w:tcPr>
-            <w:tcW w:type="dxa" w:w="1191"/>
-          </w:tcPr>
-          <w:p>
-            <w:r>
-              <w:rPr>
-                <w:b w:val="0"/>
-                <w:i w:val="0"/>
-                <w:color w:val="64748B"/>
-                <w:sz w:val="16"/>
-              </w:rPr>
-              <w:t>GT-CQ</w:t>
-            </w:r>
-          </w:p>
-        </w:tc>
-        <w:tc>
-          <w:tcPr>
-            <w:tcW w:type="dxa" w:w="4706"/>
-          </w:tcPr>
-          <w:p>
-            <w:r>
-              <w:rPr>
-                <w:b w:val="0"/>
-                <w:i w:val="0"/>
-                <w:sz w:val="17"/>
-              </w:rPr>
-              <w:t>Attention! le nombre d'heure (3 heures) que KINE DIOP a travaillé par jour semble faible, veuillez s'il vous plait confirmer cette information avec le QG.</w:t>
-            </w:r>
-          </w:p>
-        </w:tc>
-      </w:tr>
-      <w:tr>
-        <w:tc>
-          <w:tcPr>
-            <w:tcW w:type="dxa" w:w="964"/>
-          </w:tcPr>
-          <w:p>
-            <w:r>
-              <w:rPr>
-                <w:b/>
-                <w:i w:val="0"/>
-                <w:color w:val="EA580C"/>
-                <w:sz w:val="16"/>
-              </w:rPr>
-              <w:t>Moyenne</w:t>
-            </w:r>
-          </w:p>
-        </w:tc>
-        <w:tc>
-          <w:tcPr>
-            <w:tcW w:type="dxa" w:w="1247"/>
-          </w:tcPr>
-          <w:p>
-            <w:r>
-              <w:rPr>
-                <w:b/>
-                <w:i w:val="0"/>
-                <w:sz w:val="16"/>
-              </w:rPr>
-              <w:t>S07</w:t>
-              <w:br/>
-            </w:r>
-            <w:r>
-              <w:rPr>
-                <w:b w:val="0"/>
-                <w:i w:val="0"/>
-                <w:color w:val="64748B"/>
-                <w:sz w:val="14"/>
-              </w:rPr>
-              <w:t>Consommation alimentaire</w:t>
-            </w:r>
-          </w:p>
-        </w:tc>
-        <w:tc>
-          <w:tcPr>
-            <w:tcW w:type="dxa" w:w="1531"/>
-          </w:tcPr>
-          <w:p>
-            <w:r>
-              <w:rPr>
-                <w:b/>
-                <w:i w:val="0"/>
-                <w:color w:val="16A34A"/>
-                <w:sz w:val="16"/>
-              </w:rPr>
-              <w:t>—</w:t>
-            </w:r>
-          </w:p>
-        </w:tc>
-        <w:tc>
-          <w:tcPr>
-            <w:tcW w:type="dxa" w:w="1191"/>
-          </w:tcPr>
-          <w:p>
-            <w:r>
-              <w:rPr>
-                <w:b w:val="0"/>
-                <w:i w:val="0"/>
-                <w:color w:val="64748B"/>
-                <w:sz w:val="16"/>
-              </w:rPr>
-              <w:t>GT-CQ</w:t>
-            </w:r>
-          </w:p>
-        </w:tc>
-        <w:tc>
-          <w:tcPr>
-            <w:tcW w:type="dxa" w:w="4706"/>
-          </w:tcPr>
-          <w:p>
-            <w:r>
-              <w:rPr>
-                <w:b w:val="0"/>
-                <w:i w:val="0"/>
-                <w:sz w:val="17"/>
-              </w:rPr>
-              <w:t>Attention ! La dépense du répas pris à l'extérieur de ALIOU DIOP (6500 Fcfa) au cours de 7 derniers jours est relativement élevé.</w:t>
-            </w:r>
-          </w:p>
-        </w:tc>
-      </w:tr>
-      <w:tr>
-        <w:tc>
-          <w:tcPr>
-            <w:tcW w:type="dxa" w:w="964"/>
-          </w:tcPr>
-          <w:p>
-            <w:r>
-              <w:rPr>
-                <w:b/>
-                <w:i w:val="0"/>
-                <w:color w:val="EA580C"/>
-                <w:sz w:val="16"/>
-              </w:rPr>
-              <w:t>Moyenne</w:t>
-            </w:r>
-          </w:p>
-        </w:tc>
-        <w:tc>
-          <w:tcPr>
-            <w:tcW w:type="dxa" w:w="1247"/>
-          </w:tcPr>
-          <w:p>
-            <w:r>
-              <w:rPr>
-                <w:b/>
-                <w:i w:val="0"/>
-                <w:sz w:val="16"/>
-              </w:rPr>
-              <w:t>S07</w:t>
-              <w:br/>
-            </w:r>
-            <w:r>
-              <w:rPr>
-                <w:b w:val="0"/>
-                <w:i w:val="0"/>
-                <w:color w:val="64748B"/>
-                <w:sz w:val="14"/>
-              </w:rPr>
-              <w:t>Consommation alimentaire</w:t>
-            </w:r>
-          </w:p>
-        </w:tc>
-        <w:tc>
-          <w:tcPr>
-            <w:tcW w:type="dxa" w:w="1531"/>
-          </w:tcPr>
-          <w:p>
-            <w:r>
-              <w:rPr>
-                <w:b/>
-                <w:i w:val="0"/>
-                <w:color w:val="16A34A"/>
-                <w:sz w:val="16"/>
-              </w:rPr>
-              <w:t>—</w:t>
-            </w:r>
-          </w:p>
-        </w:tc>
-        <w:tc>
-          <w:tcPr>
-            <w:tcW w:type="dxa" w:w="1191"/>
-          </w:tcPr>
-          <w:p>
-            <w:r>
-              <w:rPr>
-                <w:b w:val="0"/>
-                <w:i w:val="0"/>
-                <w:color w:val="64748B"/>
-                <w:sz w:val="16"/>
-              </w:rPr>
-              <w:t>GT-CQ</w:t>
-            </w:r>
-          </w:p>
-        </w:tc>
-        <w:tc>
-          <w:tcPr>
-            <w:tcW w:type="dxa" w:w="4706"/>
-          </w:tcPr>
-          <w:p>
-            <w:r>
-              <w:rPr>
-                <w:b w:val="0"/>
-                <w:i w:val="0"/>
-                <w:sz w:val="17"/>
-              </w:rPr>
-              <w:t>Prière de corriger ou de confirmer avec le QG.</w:t>
-            </w:r>
-          </w:p>
-        </w:tc>
-      </w:tr>
-      <w:tr>
-        <w:tc>
-          <w:tcPr>
-            <w:tcW w:type="dxa" w:w="964"/>
-          </w:tcPr>
-          <w:p>
-            <w:r>
-              <w:rPr>
-                <w:b/>
-                <w:i w:val="0"/>
-                <w:color w:val="EA580C"/>
-                <w:sz w:val="16"/>
-              </w:rPr>
-              <w:t>Moyenne</w:t>
-            </w:r>
-          </w:p>
-        </w:tc>
-        <w:tc>
-          <w:tcPr>
-            <w:tcW w:type="dxa" w:w="1247"/>
-          </w:tcPr>
-          <w:p>
-            <w:r>
-              <w:rPr>
-                <w:b/>
-                <w:i w:val="0"/>
-                <w:sz w:val="16"/>
-              </w:rPr>
-              <w:t>S07</w:t>
-              <w:br/>
-            </w:r>
-            <w:r>
-              <w:rPr>
-                <w:b w:val="0"/>
-                <w:i w:val="0"/>
-                <w:color w:val="64748B"/>
-                <w:sz w:val="14"/>
-              </w:rPr>
-              <w:t>Consommation alimentaire</w:t>
-            </w:r>
-          </w:p>
-        </w:tc>
-        <w:tc>
-          <w:tcPr>
-            <w:tcW w:type="dxa" w:w="1531"/>
-          </w:tcPr>
-          <w:p>
-            <w:r>
-              <w:rPr>
-                <w:b/>
-                <w:i w:val="0"/>
-                <w:color w:val="16A34A"/>
-                <w:sz w:val="16"/>
-              </w:rPr>
-              <w:t>s01q23, s01q00b, s01q23_autre</w:t>
-            </w:r>
-          </w:p>
-        </w:tc>
-        <w:tc>
-          <w:tcPr>
-            <w:tcW w:type="dxa" w:w="1191"/>
-          </w:tcPr>
-          <w:p>
-            <w:r>
-              <w:rPr>
-                <w:b w:val="0"/>
-                <w:i w:val="0"/>
-                <w:color w:val="64748B"/>
-                <w:sz w:val="16"/>
-              </w:rPr>
-              <w:t>GT-CQ</w:t>
-            </w:r>
-          </w:p>
-        </w:tc>
-        <w:tc>
-          <w:tcPr>
-            <w:tcW w:type="dxa" w:w="4706"/>
-          </w:tcPr>
-          <w:p>
-            <w:r>
-              <w:rPr>
-                <w:b w:val="0"/>
-                <w:i w:val="0"/>
-                <w:sz w:val="17"/>
-              </w:rPr>
-              <w:t>La dernière fois que vous avez acheté Mangue est table de la voisine et semble exister dans les modalités, prière de prendre attache avec le QG pour plus d'explication afin de la classer bien.</w:t>
-            </w:r>
-          </w:p>
-        </w:tc>
-      </w:tr>
-      <w:tr>
-        <w:tc>
-          <w:tcPr>
-            <w:tcW w:type="dxa" w:w="964"/>
-          </w:tcPr>
-          <w:p>
-            <w:r>
-              <w:rPr>
-                <w:b/>
-                <w:i w:val="0"/>
-                <w:color w:val="EA580C"/>
-                <w:sz w:val="16"/>
-              </w:rPr>
-              <w:t>Moyenne</w:t>
-            </w:r>
-          </w:p>
-        </w:tc>
-        <w:tc>
-          <w:tcPr>
-            <w:tcW w:type="dxa" w:w="1247"/>
-          </w:tcPr>
-          <w:p>
-            <w:r>
-              <w:rPr>
-                <w:b/>
-                <w:i w:val="0"/>
-                <w:sz w:val="16"/>
-              </w:rPr>
-              <w:t>S07</w:t>
-              <w:br/>
-            </w:r>
-            <w:r>
-              <w:rPr>
-                <w:b w:val="0"/>
-                <w:i w:val="0"/>
-                <w:color w:val="64748B"/>
-                <w:sz w:val="14"/>
-              </w:rPr>
-              <w:t>Consommation alimentaire</w:t>
-            </w:r>
-          </w:p>
-        </w:tc>
-        <w:tc>
-          <w:tcPr>
-            <w:tcW w:type="dxa" w:w="1531"/>
-          </w:tcPr>
-          <w:p>
-            <w:r>
-              <w:rPr>
-                <w:b/>
-                <w:i w:val="0"/>
-                <w:color w:val="16A34A"/>
-                <w:sz w:val="16"/>
-              </w:rPr>
-              <w:t>s01q23, s01q00b, s01q23_autre</w:t>
-            </w:r>
-          </w:p>
-        </w:tc>
-        <w:tc>
-          <w:tcPr>
-            <w:tcW w:type="dxa" w:w="1191"/>
-          </w:tcPr>
-          <w:p>
-            <w:r>
-              <w:rPr>
-                <w:b w:val="0"/>
-                <w:i w:val="0"/>
-                <w:color w:val="64748B"/>
-                <w:sz w:val="16"/>
-              </w:rPr>
-              <w:t>GT-CQ</w:t>
-            </w:r>
-          </w:p>
-        </w:tc>
-        <w:tc>
-          <w:tcPr>
-            <w:tcW w:type="dxa" w:w="4706"/>
-          </w:tcPr>
-          <w:p>
-            <w:r>
-              <w:rPr>
-                <w:b w:val="0"/>
-                <w:i w:val="0"/>
-                <w:sz w:val="17"/>
-              </w:rPr>
-              <w:t>La dernière fois que vous avez acheté Tomate fraîche est table de la voisine et semble exister dans les modalités, prière de prendre attache avec le QG pour plus d'explication afin de la classer bien.</w:t>
-            </w:r>
-          </w:p>
-        </w:tc>
-      </w:tr>
-      <w:tr>
-        <w:tc>
-          <w:tcPr>
-            <w:tcW w:type="dxa" w:w="964"/>
-          </w:tcPr>
-          <w:p>
-            <w:r>
-              <w:rPr>
-                <w:b/>
-                <w:i w:val="0"/>
-                <w:color w:val="EA580C"/>
-                <w:sz w:val="16"/>
-              </w:rPr>
-              <w:t>Moyenne</w:t>
-            </w:r>
-          </w:p>
-        </w:tc>
-        <w:tc>
-          <w:tcPr>
-            <w:tcW w:type="dxa" w:w="1247"/>
-          </w:tcPr>
-          <w:p>
-            <w:r>
-              <w:rPr>
-                <w:b/>
-                <w:i w:val="0"/>
-                <w:sz w:val="16"/>
-              </w:rPr>
-              <w:t>S07</w:t>
-              <w:br/>
-            </w:r>
-            <w:r>
-              <w:rPr>
-                <w:b w:val="0"/>
-                <w:i w:val="0"/>
-                <w:color w:val="64748B"/>
-                <w:sz w:val="14"/>
-              </w:rPr>
-              <w:t>Consommation alimentaire</w:t>
-            </w:r>
-          </w:p>
-        </w:tc>
-        <w:tc>
-          <w:tcPr>
-            <w:tcW w:type="dxa" w:w="1531"/>
-          </w:tcPr>
-          <w:p>
-            <w:r>
-              <w:rPr>
-                <w:b/>
-                <w:i w:val="0"/>
-                <w:color w:val="16A34A"/>
-                <w:sz w:val="16"/>
-              </w:rPr>
-              <w:t>—</w:t>
-            </w:r>
-          </w:p>
-        </w:tc>
-        <w:tc>
-          <w:tcPr>
-            <w:tcW w:type="dxa" w:w="1191"/>
-          </w:tcPr>
-          <w:p>
-            <w:r>
-              <w:rPr>
-                <w:b w:val="0"/>
-                <w:i w:val="0"/>
-                <w:color w:val="64748B"/>
-                <w:sz w:val="16"/>
-              </w:rPr>
-              <w:t>GT-CQ</w:t>
-            </w:r>
-          </w:p>
-        </w:tc>
-        <w:tc>
-          <w:tcPr>
-            <w:tcW w:type="dxa" w:w="4706"/>
-          </w:tcPr>
-          <w:p>
-            <w:r>
-              <w:rPr>
-                <w:b w:val="0"/>
-                <w:i w:val="0"/>
-                <w:sz w:val="17"/>
-              </w:rPr>
-              <w:t>Attention ! Le prix unitaire d'achat (100 Fcfa) de Vinaigre de vin (Rouge) en Verre ( à thé) (taille unique) est relativement élevé par rapport aux autres prix observés dans cette zone.</w:t>
-            </w:r>
-          </w:p>
-        </w:tc>
-      </w:tr>
-      <w:tr>
-        <w:tc>
-          <w:tcPr>
-            <w:tcW w:type="dxa" w:w="964"/>
-          </w:tcPr>
-          <w:p>
-            <w:r>
-              <w:rPr>
-                <w:b/>
-                <w:i w:val="0"/>
-                <w:color w:val="EA580C"/>
-                <w:sz w:val="16"/>
-              </w:rPr>
-              <w:t>Moyenne</w:t>
-            </w:r>
-          </w:p>
-        </w:tc>
-        <w:tc>
-          <w:tcPr>
-            <w:tcW w:type="dxa" w:w="1247"/>
-          </w:tcPr>
-          <w:p>
-            <w:r>
-              <w:rPr>
-                <w:b/>
-                <w:i w:val="0"/>
-                <w:sz w:val="16"/>
-              </w:rPr>
-              <w:t>S07</w:t>
-              <w:br/>
-            </w:r>
-            <w:r>
-              <w:rPr>
-                <w:b w:val="0"/>
-                <w:i w:val="0"/>
-                <w:color w:val="64748B"/>
-                <w:sz w:val="14"/>
-              </w:rPr>
-              <w:t>Consommation alimentaire</w:t>
-            </w:r>
-          </w:p>
-        </w:tc>
-        <w:tc>
-          <w:tcPr>
-            <w:tcW w:type="dxa" w:w="1531"/>
-          </w:tcPr>
-          <w:p>
-            <w:r>
-              <w:rPr>
-                <w:b/>
-                <w:i w:val="0"/>
-                <w:color w:val="16A34A"/>
-                <w:sz w:val="16"/>
-              </w:rPr>
-              <w:t>—</w:t>
-            </w:r>
-          </w:p>
-        </w:tc>
-        <w:tc>
-          <w:tcPr>
-            <w:tcW w:type="dxa" w:w="1191"/>
-          </w:tcPr>
-          <w:p>
-            <w:r>
-              <w:rPr>
-                <w:b w:val="0"/>
-                <w:i w:val="0"/>
-                <w:color w:val="64748B"/>
-                <w:sz w:val="16"/>
-              </w:rPr>
-              <w:t>GT-CQ</w:t>
-            </w:r>
-          </w:p>
-        </w:tc>
-        <w:tc>
-          <w:tcPr>
-            <w:tcW w:type="dxa" w:w="4706"/>
-          </w:tcPr>
-          <w:p>
-            <w:r>
-              <w:rPr>
-                <w:b w:val="0"/>
-                <w:i w:val="0"/>
-                <w:sz w:val="17"/>
-              </w:rPr>
-              <w:t>Prière de corriger ou de confirmer avec le QG.</w:t>
-            </w:r>
-          </w:p>
-        </w:tc>
-      </w:tr>
-      <w:tr>
-        <w:tc>
-          <w:tcPr>
-            <w:tcW w:type="dxa" w:w="964"/>
-          </w:tcPr>
-          <w:p>
-            <w:r>
-              <w:rPr>
-                <w:b/>
-                <w:i w:val="0"/>
-                <w:color w:val="EA580C"/>
-                <w:sz w:val="16"/>
-              </w:rPr>
-              <w:t>Moyenne</w:t>
-            </w:r>
-          </w:p>
-        </w:tc>
-        <w:tc>
-          <w:tcPr>
-            <w:tcW w:type="dxa" w:w="1247"/>
-          </w:tcPr>
-          <w:p>
-            <w:r>
-              <w:rPr>
-                <w:b/>
-                <w:i w:val="0"/>
-                <w:sz w:val="16"/>
-              </w:rPr>
-              <w:t>S07</w:t>
-              <w:br/>
-            </w:r>
-            <w:r>
-              <w:rPr>
-                <w:b w:val="0"/>
-                <w:i w:val="0"/>
-                <w:color w:val="64748B"/>
-                <w:sz w:val="14"/>
-              </w:rPr>
-              <w:t>Consommation alimentaire</w:t>
-            </w:r>
-          </w:p>
-        </w:tc>
-        <w:tc>
-          <w:tcPr>
-            <w:tcW w:type="dxa" w:w="1531"/>
-          </w:tcPr>
-          <w:p>
-            <w:r>
-              <w:rPr>
-                <w:b/>
-                <w:i w:val="0"/>
-                <w:color w:val="16A34A"/>
-                <w:sz w:val="16"/>
-              </w:rPr>
-              <w:t>—</w:t>
-            </w:r>
-          </w:p>
-        </w:tc>
-        <w:tc>
-          <w:tcPr>
-            <w:tcW w:type="dxa" w:w="1191"/>
-          </w:tcPr>
-          <w:p>
-            <w:r>
-              <w:rPr>
-                <w:b w:val="0"/>
-                <w:i w:val="0"/>
-                <w:color w:val="64748B"/>
-                <w:sz w:val="16"/>
-              </w:rPr>
-              <w:t>GT-CQ</w:t>
-            </w:r>
-          </w:p>
-        </w:tc>
-        <w:tc>
-          <w:tcPr>
-            <w:tcW w:type="dxa" w:w="4706"/>
-          </w:tcPr>
-          <w:p>
-            <w:r>
-              <w:rPr>
-                <w:b w:val="0"/>
-                <w:i w:val="0"/>
-                <w:sz w:val="17"/>
-              </w:rPr>
-              <w:t>prière de corriger ou de confirmer avec le QG.</w:t>
-            </w:r>
-          </w:p>
-        </w:tc>
-      </w:tr>
-      <w:tr>
-        <w:tc>
-          <w:tcPr>
-            <w:tcW w:type="dxa" w:w="964"/>
-          </w:tcPr>
-          <w:p>
-            <w:r>
-              <w:rPr>
-                <w:b/>
-                <w:i w:val="0"/>
-                <w:color w:val="EA580C"/>
-                <w:sz w:val="16"/>
-              </w:rPr>
-              <w:t>Moyenne</w:t>
-            </w:r>
-          </w:p>
-        </w:tc>
-        <w:tc>
-          <w:tcPr>
-            <w:tcW w:type="dxa" w:w="1247"/>
-          </w:tcPr>
-          <w:p>
-            <w:r>
-              <w:rPr>
-                <w:b/>
-                <w:i w:val="0"/>
-                <w:sz w:val="16"/>
-              </w:rPr>
-              <w:t>S07</w:t>
-              <w:br/>
-            </w:r>
-            <w:r>
-              <w:rPr>
-                <w:b w:val="0"/>
-                <w:i w:val="0"/>
-                <w:color w:val="64748B"/>
-                <w:sz w:val="14"/>
-              </w:rPr>
-              <w:t>Consommation alimentaire</w:t>
-            </w:r>
-          </w:p>
-        </w:tc>
-        <w:tc>
-          <w:tcPr>
-            <w:tcW w:type="dxa" w:w="1531"/>
-          </w:tcPr>
-          <w:p>
-            <w:r>
-              <w:rPr>
-                <w:b/>
-                <w:i w:val="0"/>
-                <w:color w:val="16A34A"/>
-                <w:sz w:val="16"/>
-              </w:rPr>
-              <w:t>—</w:t>
-            </w:r>
-          </w:p>
-        </w:tc>
-        <w:tc>
-          <w:tcPr>
-            <w:tcW w:type="dxa" w:w="1191"/>
-          </w:tcPr>
-          <w:p>
-            <w:r>
-              <w:rPr>
-                <w:b w:val="0"/>
-                <w:i w:val="0"/>
-                <w:color w:val="64748B"/>
-                <w:sz w:val="16"/>
-              </w:rPr>
-              <w:t>GT-CQ</w:t>
-            </w:r>
-          </w:p>
-        </w:tc>
-        <w:tc>
-          <w:tcPr>
-            <w:tcW w:type="dxa" w:w="4706"/>
-          </w:tcPr>
-          <w:p>
-            <w:r>
-              <w:rPr>
-                <w:b w:val="0"/>
-                <w:i w:val="0"/>
-                <w:sz w:val="17"/>
-              </w:rPr>
-              <w:t>Attention ! Soupçons de quantité anormale! Le ménage de ALIOU DIOP avec une taille de 9 personnes a consommé .12 Kg en taille unique de Farine de blé locale ou importée qui est relativement élevé comme consommation par rapport à la condition de vie des autres ménages de même taille dans cette zone.</w:t>
-            </w:r>
-          </w:p>
-        </w:tc>
-      </w:tr>
-      <w:tr>
-        <w:tc>
-          <w:tcPr>
-            <w:tcW w:type="dxa" w:w="964"/>
-          </w:tcPr>
-          <w:p>
-            <w:r>
-              <w:rPr>
-                <w:b/>
-                <w:i w:val="0"/>
-                <w:color w:val="EA580C"/>
-                <w:sz w:val="16"/>
-              </w:rPr>
-              <w:t>Moyenne</w:t>
-            </w:r>
-          </w:p>
-        </w:tc>
-        <w:tc>
-          <w:tcPr>
-            <w:tcW w:type="dxa" w:w="1247"/>
-          </w:tcPr>
-          <w:p>
-            <w:r>
-              <w:rPr>
-                <w:b/>
-                <w:i w:val="0"/>
-                <w:sz w:val="16"/>
-              </w:rPr>
-              <w:t>S09</w:t>
-              <w:br/>
-            </w:r>
-            <w:r>
-              <w:rPr>
-                <w:b w:val="0"/>
-                <w:i w:val="0"/>
-                <w:color w:val="64748B"/>
-                <w:sz w:val="14"/>
-              </w:rPr>
-              <w:t>Dépenses non alimentaires</w:t>
-            </w:r>
-          </w:p>
-        </w:tc>
-        <w:tc>
-          <w:tcPr>
-            <w:tcW w:type="dxa" w:w="1531"/>
-          </w:tcPr>
-          <w:p>
-            <w:r>
-              <w:rPr>
-                <w:b/>
-                <w:i w:val="0"/>
-                <w:color w:val="16A34A"/>
-                <w:sz w:val="16"/>
-              </w:rPr>
-              <w:t>—</w:t>
-            </w:r>
-          </w:p>
-        </w:tc>
-        <w:tc>
-          <w:tcPr>
-            <w:tcW w:type="dxa" w:w="1191"/>
-          </w:tcPr>
-          <w:p>
-            <w:r>
-              <w:rPr>
-                <w:b w:val="0"/>
-                <w:i w:val="0"/>
-                <w:color w:val="64748B"/>
-                <w:sz w:val="16"/>
-              </w:rPr>
-              <w:t>GT-CQ</w:t>
-            </w:r>
-          </w:p>
-        </w:tc>
-        <w:tc>
-          <w:tcPr>
-            <w:tcW w:type="dxa" w:w="4706"/>
-          </w:tcPr>
-          <w:p>
-            <w:r>
-              <w:rPr>
-                <w:b w:val="0"/>
-                <w:i w:val="0"/>
-                <w:sz w:val="17"/>
-              </w:rPr>
-              <w:t>Attention ! La dépense totale du ménage de ALIOU DIOP (51500 Fcfa) de la fête de Autre événement est relativement élevé.</w:t>
-            </w:r>
-          </w:p>
-        </w:tc>
-      </w:tr>
-      <w:tr>
-        <w:tc>
-          <w:tcPr>
-            <w:tcW w:type="dxa" w:w="964"/>
-          </w:tcPr>
-          <w:p>
-            <w:r>
-              <w:rPr>
-                <w:b/>
-                <w:i w:val="0"/>
-                <w:color w:val="EA580C"/>
-                <w:sz w:val="16"/>
-              </w:rPr>
-              <w:t>Moyenne</w:t>
-            </w:r>
-          </w:p>
-        </w:tc>
-        <w:tc>
-          <w:tcPr>
-            <w:tcW w:type="dxa" w:w="1247"/>
-          </w:tcPr>
-          <w:p>
-            <w:r>
-              <w:rPr>
-                <w:b/>
-                <w:i w:val="0"/>
-                <w:sz w:val="16"/>
-              </w:rPr>
-              <w:t>S09</w:t>
-              <w:br/>
-            </w:r>
-            <w:r>
-              <w:rPr>
-                <w:b w:val="0"/>
-                <w:i w:val="0"/>
-                <w:color w:val="64748B"/>
-                <w:sz w:val="14"/>
-              </w:rPr>
-              <w:t>Dépenses non alimentaires</w:t>
-            </w:r>
-          </w:p>
-        </w:tc>
-        <w:tc>
-          <w:tcPr>
-            <w:tcW w:type="dxa" w:w="1531"/>
-          </w:tcPr>
-          <w:p>
-            <w:r>
-              <w:rPr>
-                <w:b/>
-                <w:i w:val="0"/>
-                <w:color w:val="16A34A"/>
-                <w:sz w:val="16"/>
-              </w:rPr>
-              <w:t>—</w:t>
-            </w:r>
-          </w:p>
-        </w:tc>
-        <w:tc>
-          <w:tcPr>
-            <w:tcW w:type="dxa" w:w="1191"/>
-          </w:tcPr>
-          <w:p>
-            <w:r>
-              <w:rPr>
-                <w:b w:val="0"/>
-                <w:i w:val="0"/>
-                <w:color w:val="64748B"/>
-                <w:sz w:val="16"/>
-              </w:rPr>
-              <w:t>GT-CQ</w:t>
-            </w:r>
-          </w:p>
-        </w:tc>
-        <w:tc>
-          <w:tcPr>
-            <w:tcW w:type="dxa" w:w="4706"/>
-          </w:tcPr>
-          <w:p>
-            <w:r>
-              <w:rPr>
-                <w:b w:val="0"/>
-                <w:i w:val="0"/>
-                <w:sz w:val="17"/>
-              </w:rPr>
-              <w:t>Prière de corriger ou de confirmer avec le QG.</w:t>
-            </w:r>
-          </w:p>
-        </w:tc>
-      </w:tr>
-      <w:tr>
-        <w:tc>
-          <w:tcPr>
-            <w:tcW w:type="dxa" w:w="964"/>
-          </w:tcPr>
-          <w:p>
-            <w:r>
-              <w:rPr>
-                <w:b/>
-                <w:i w:val="0"/>
-                <w:color w:val="EA580C"/>
-                <w:sz w:val="16"/>
-              </w:rPr>
-              <w:t>Moyenne</w:t>
-            </w:r>
-          </w:p>
-        </w:tc>
-        <w:tc>
-          <w:tcPr>
-            <w:tcW w:type="dxa" w:w="1247"/>
-          </w:tcPr>
-          <w:p>
-            <w:r>
-              <w:rPr>
-                <w:b/>
-                <w:i w:val="0"/>
-                <w:sz w:val="16"/>
-              </w:rPr>
-              <w:t>S09</w:t>
-              <w:br/>
-            </w:r>
-            <w:r>
-              <w:rPr>
-                <w:b w:val="0"/>
-                <w:i w:val="0"/>
-                <w:color w:val="64748B"/>
-                <w:sz w:val="14"/>
-              </w:rPr>
-              <w:t>Dépenses non alimentaires</w:t>
-            </w:r>
-          </w:p>
-        </w:tc>
-        <w:tc>
-          <w:tcPr>
-            <w:tcW w:type="dxa" w:w="1531"/>
-          </w:tcPr>
-          <w:p>
-            <w:r>
-              <w:rPr>
-                <w:b/>
-                <w:i w:val="0"/>
-                <w:color w:val="16A34A"/>
-                <w:sz w:val="16"/>
-              </w:rPr>
-              <w:t>—</w:t>
-            </w:r>
-          </w:p>
-        </w:tc>
-        <w:tc>
-          <w:tcPr>
-            <w:tcW w:type="dxa" w:w="1191"/>
-          </w:tcPr>
-          <w:p>
-            <w:r>
-              <w:rPr>
-                <w:b w:val="0"/>
-                <w:i w:val="0"/>
-                <w:color w:val="64748B"/>
-                <w:sz w:val="16"/>
-              </w:rPr>
-              <w:t>GT-CQ</w:t>
-            </w:r>
-          </w:p>
-        </w:tc>
-        <w:tc>
-          <w:tcPr>
-            <w:tcW w:type="dxa" w:w="4706"/>
-          </w:tcPr>
-          <w:p>
-            <w:r>
-              <w:rPr>
-                <w:b w:val="0"/>
-                <w:i w:val="0"/>
-                <w:sz w:val="17"/>
-              </w:rPr>
-              <w:t>Peu plausible! le montant de la dépense (400 Fcfa) pour Transport urbain en bus semble faible.</w:t>
-            </w:r>
-          </w:p>
-        </w:tc>
-      </w:tr>
-      <w:tr>
-        <w:tc>
-          <w:tcPr>
-            <w:tcW w:type="dxa" w:w="964"/>
-          </w:tcPr>
-          <w:p>
-            <w:r>
-              <w:rPr>
-                <w:b/>
-                <w:i w:val="0"/>
-                <w:color w:val="EA580C"/>
-                <w:sz w:val="16"/>
-              </w:rPr>
-              <w:t>Moyenne</w:t>
-            </w:r>
-          </w:p>
-        </w:tc>
-        <w:tc>
-          <w:tcPr>
-            <w:tcW w:type="dxa" w:w="1247"/>
-          </w:tcPr>
-          <w:p>
-            <w:r>
-              <w:rPr>
-                <w:b/>
-                <w:i w:val="0"/>
-                <w:sz w:val="16"/>
-              </w:rPr>
-              <w:t>S09</w:t>
-              <w:br/>
-            </w:r>
-            <w:r>
-              <w:rPr>
-                <w:b w:val="0"/>
-                <w:i w:val="0"/>
-                <w:color w:val="64748B"/>
-                <w:sz w:val="14"/>
-              </w:rPr>
-              <w:t>Dépenses non alimentaires</w:t>
-            </w:r>
-          </w:p>
-        </w:tc>
-        <w:tc>
-          <w:tcPr>
-            <w:tcW w:type="dxa" w:w="1531"/>
-          </w:tcPr>
-          <w:p>
-            <w:r>
-              <w:rPr>
-                <w:b/>
-                <w:i w:val="0"/>
-                <w:color w:val="16A34A"/>
-                <w:sz w:val="16"/>
-              </w:rPr>
-              <w:t>—</w:t>
-            </w:r>
-          </w:p>
-        </w:tc>
-        <w:tc>
-          <w:tcPr>
-            <w:tcW w:type="dxa" w:w="1191"/>
-          </w:tcPr>
-          <w:p>
-            <w:r>
-              <w:rPr>
-                <w:b w:val="0"/>
-                <w:i w:val="0"/>
-                <w:color w:val="64748B"/>
-                <w:sz w:val="16"/>
-              </w:rPr>
-              <w:t>GT-CQ</w:t>
-            </w:r>
-          </w:p>
-        </w:tc>
-        <w:tc>
-          <w:tcPr>
-            <w:tcW w:type="dxa" w:w="4706"/>
-          </w:tcPr>
-          <w:p>
-            <w:r>
-              <w:rPr>
-                <w:b w:val="0"/>
-                <w:i w:val="0"/>
-                <w:sz w:val="17"/>
-              </w:rPr>
-              <w:t>Veuillez, s'il vous plaît, confirmer cette information avec le QG ou la corriger.</w:t>
-            </w:r>
-          </w:p>
-        </w:tc>
-      </w:tr>
-      <w:tr>
-        <w:tc>
-          <w:tcPr>
-            <w:tcW w:type="dxa" w:w="964"/>
-          </w:tcPr>
-          <w:p>
-            <w:r>
-              <w:rPr>
-                <w:b/>
-                <w:i w:val="0"/>
-                <w:color w:val="EA580C"/>
-                <w:sz w:val="16"/>
-              </w:rPr>
-              <w:t>Moyenne</w:t>
-            </w:r>
-          </w:p>
-        </w:tc>
-        <w:tc>
-          <w:tcPr>
-            <w:tcW w:type="dxa" w:w="1247"/>
-          </w:tcPr>
-          <w:p>
-            <w:r>
-              <w:rPr>
-                <w:b/>
-                <w:i w:val="0"/>
-                <w:sz w:val="16"/>
-              </w:rPr>
-              <w:t>S09</w:t>
-              <w:br/>
-            </w:r>
-            <w:r>
-              <w:rPr>
-                <w:b w:val="0"/>
-                <w:i w:val="0"/>
-                <w:color w:val="64748B"/>
-                <w:sz w:val="14"/>
-              </w:rPr>
-              <w:t>Dépenses non alimentaires</w:t>
-            </w:r>
-          </w:p>
-        </w:tc>
-        <w:tc>
-          <w:tcPr>
-            <w:tcW w:type="dxa" w:w="1531"/>
-          </w:tcPr>
-          <w:p>
-            <w:r>
-              <w:rPr>
-                <w:b/>
-                <w:i w:val="0"/>
-                <w:color w:val="16A34A"/>
-                <w:sz w:val="16"/>
-              </w:rPr>
-              <w:t>—</w:t>
-            </w:r>
-          </w:p>
-        </w:tc>
-        <w:tc>
-          <w:tcPr>
-            <w:tcW w:type="dxa" w:w="1191"/>
-          </w:tcPr>
-          <w:p>
-            <w:r>
-              <w:rPr>
-                <w:b w:val="0"/>
-                <w:i w:val="0"/>
-                <w:color w:val="64748B"/>
-                <w:sz w:val="16"/>
-              </w:rPr>
-              <w:t>GT-CQ</w:t>
-            </w:r>
-          </w:p>
-        </w:tc>
-        <w:tc>
-          <w:tcPr>
-            <w:tcW w:type="dxa" w:w="4706"/>
-          </w:tcPr>
-          <w:p>
-            <w:r>
-              <w:rPr>
-                <w:b w:val="0"/>
-                <w:i w:val="0"/>
-                <w:sz w:val="17"/>
-              </w:rPr>
-              <w:t>Attention ! La dépense du ménage de ALIOU DIOP (3000 Fcfa) au cours de 30 derniers jours de Insecticide, tortillon anti-moustique est relativement élevé.</w:t>
-            </w:r>
-          </w:p>
-        </w:tc>
-      </w:tr>
-      <w:tr>
-        <w:tc>
-          <w:tcPr>
-            <w:tcW w:type="dxa" w:w="964"/>
-          </w:tcPr>
-          <w:p>
-            <w:r>
-              <w:rPr>
-                <w:b/>
-                <w:i w:val="0"/>
-                <w:color w:val="EA580C"/>
-                <w:sz w:val="16"/>
-              </w:rPr>
-              <w:t>Moyenne</w:t>
-            </w:r>
-          </w:p>
-        </w:tc>
-        <w:tc>
-          <w:tcPr>
-            <w:tcW w:type="dxa" w:w="1247"/>
-          </w:tcPr>
-          <w:p>
-            <w:r>
-              <w:rPr>
-                <w:b/>
-                <w:i w:val="0"/>
-                <w:sz w:val="16"/>
-              </w:rPr>
-              <w:t>S09</w:t>
-              <w:br/>
-            </w:r>
-            <w:r>
-              <w:rPr>
-                <w:b w:val="0"/>
-                <w:i w:val="0"/>
-                <w:color w:val="64748B"/>
-                <w:sz w:val="14"/>
-              </w:rPr>
-              <w:t>Dépenses non alimentaires</w:t>
-            </w:r>
-          </w:p>
-        </w:tc>
-        <w:tc>
-          <w:tcPr>
-            <w:tcW w:type="dxa" w:w="1531"/>
-          </w:tcPr>
-          <w:p>
-            <w:r>
-              <w:rPr>
-                <w:b/>
-                <w:i w:val="0"/>
-                <w:color w:val="16A34A"/>
-                <w:sz w:val="16"/>
-              </w:rPr>
-              <w:t>—</w:t>
-            </w:r>
-          </w:p>
-        </w:tc>
-        <w:tc>
-          <w:tcPr>
-            <w:tcW w:type="dxa" w:w="1191"/>
-          </w:tcPr>
-          <w:p>
-            <w:r>
-              <w:rPr>
-                <w:b w:val="0"/>
-                <w:i w:val="0"/>
-                <w:color w:val="64748B"/>
-                <w:sz w:val="16"/>
-              </w:rPr>
-              <w:t>GT-CQ</w:t>
-            </w:r>
-          </w:p>
-        </w:tc>
-        <w:tc>
-          <w:tcPr>
-            <w:tcW w:type="dxa" w:w="4706"/>
-          </w:tcPr>
-          <w:p>
-            <w:r>
-              <w:rPr>
-                <w:b w:val="0"/>
-                <w:i w:val="0"/>
-                <w:sz w:val="17"/>
-              </w:rPr>
-              <w:t>Prière de corriger ou de confirmer avec le QG.</w:t>
-            </w:r>
-          </w:p>
-        </w:tc>
-      </w:tr>
-      <w:tr>
-        <w:tc>
-          <w:tcPr>
-            <w:tcW w:type="dxa" w:w="964"/>
-          </w:tcPr>
-          <w:p>
-            <w:r>
-              <w:rPr>
-                <w:b/>
-                <w:i w:val="0"/>
-                <w:color w:val="EA580C"/>
-                <w:sz w:val="16"/>
-              </w:rPr>
-              <w:t>Moyenne</w:t>
-            </w:r>
-          </w:p>
-        </w:tc>
-        <w:tc>
-          <w:tcPr>
-            <w:tcW w:type="dxa" w:w="1247"/>
-          </w:tcPr>
-          <w:p>
-            <w:r>
-              <w:rPr>
-                <w:b/>
-                <w:i w:val="0"/>
-                <w:sz w:val="16"/>
-              </w:rPr>
-              <w:t>S09</w:t>
-              <w:br/>
-            </w:r>
-            <w:r>
-              <w:rPr>
-                <w:b w:val="0"/>
-                <w:i w:val="0"/>
-                <w:color w:val="64748B"/>
-                <w:sz w:val="14"/>
-              </w:rPr>
-              <w:t>Dépenses non alimentaires</w:t>
-            </w:r>
-          </w:p>
-        </w:tc>
-        <w:tc>
-          <w:tcPr>
-            <w:tcW w:type="dxa" w:w="1531"/>
-          </w:tcPr>
-          <w:p>
-            <w:r>
-              <w:rPr>
-                <w:b/>
-                <w:i w:val="0"/>
-                <w:color w:val="16A34A"/>
-                <w:sz w:val="16"/>
-              </w:rPr>
-              <w:t>—</w:t>
-            </w:r>
-          </w:p>
-        </w:tc>
-        <w:tc>
-          <w:tcPr>
-            <w:tcW w:type="dxa" w:w="1191"/>
-          </w:tcPr>
-          <w:p>
-            <w:r>
-              <w:rPr>
-                <w:b w:val="0"/>
-                <w:i w:val="0"/>
-                <w:color w:val="64748B"/>
-                <w:sz w:val="16"/>
-              </w:rPr>
-              <w:t>GT-CQ</w:t>
-            </w:r>
-          </w:p>
-        </w:tc>
-        <w:tc>
-          <w:tcPr>
-            <w:tcW w:type="dxa" w:w="4706"/>
-          </w:tcPr>
-          <w:p>
-            <w:r>
-              <w:rPr>
-                <w:b w:val="0"/>
-                <w:i w:val="0"/>
-                <w:sz w:val="17"/>
-              </w:rPr>
-              <w:t>Attention ! La dépense du ménage de ALIOU DIOP (6000 Fcfa) au cours de 30 derniers jours de Frais de coiffure homme et femme (salon, tressage, mèches, coupe, etc.), manucure, pédicure est relativement élevé.</w:t>
-            </w:r>
-          </w:p>
-        </w:tc>
-      </w:tr>
-      <w:tr>
-        <w:tc>
-          <w:tcPr>
-            <w:tcW w:type="dxa" w:w="964"/>
-          </w:tcPr>
-          <w:p>
-            <w:r>
-              <w:rPr>
-                <w:b/>
-                <w:i w:val="0"/>
-                <w:color w:val="EA580C"/>
-                <w:sz w:val="16"/>
-              </w:rPr>
-              <w:t>Moyenne</w:t>
-            </w:r>
-          </w:p>
-        </w:tc>
-        <w:tc>
-          <w:tcPr>
-            <w:tcW w:type="dxa" w:w="1247"/>
-          </w:tcPr>
-          <w:p>
-            <w:r>
-              <w:rPr>
-                <w:b/>
-                <w:i w:val="0"/>
-                <w:sz w:val="16"/>
-              </w:rPr>
-              <w:t>S09</w:t>
-              <w:br/>
-            </w:r>
-            <w:r>
-              <w:rPr>
-                <w:b w:val="0"/>
-                <w:i w:val="0"/>
-                <w:color w:val="64748B"/>
-                <w:sz w:val="14"/>
-              </w:rPr>
-              <w:t>Dépenses non alimentaires</w:t>
-            </w:r>
-          </w:p>
-        </w:tc>
-        <w:tc>
-          <w:tcPr>
-            <w:tcW w:type="dxa" w:w="1531"/>
-          </w:tcPr>
-          <w:p>
-            <w:r>
-              <w:rPr>
-                <w:b/>
-                <w:i w:val="0"/>
-                <w:color w:val="16A34A"/>
-                <w:sz w:val="16"/>
-              </w:rPr>
-              <w:t>—</w:t>
-            </w:r>
-          </w:p>
-        </w:tc>
-        <w:tc>
-          <w:tcPr>
-            <w:tcW w:type="dxa" w:w="1191"/>
-          </w:tcPr>
-          <w:p>
-            <w:r>
-              <w:rPr>
-                <w:b w:val="0"/>
-                <w:i w:val="0"/>
-                <w:color w:val="64748B"/>
-                <w:sz w:val="16"/>
-              </w:rPr>
-              <w:t>GT-CQ</w:t>
-            </w:r>
-          </w:p>
-        </w:tc>
-        <w:tc>
-          <w:tcPr>
-            <w:tcW w:type="dxa" w:w="4706"/>
-          </w:tcPr>
-          <w:p>
-            <w:r>
-              <w:rPr>
-                <w:b w:val="0"/>
-                <w:i w:val="0"/>
-                <w:sz w:val="17"/>
-              </w:rPr>
-              <w:t>Attention ! La dépense du ménage de ALIOU DIOP (100 Fcfa) au cours de 3 derniers mois de Frais d'entretien et de réparation de chaussures: cirage, ressemelage, etc est relativement élevé.</w:t>
-            </w:r>
-          </w:p>
-        </w:tc>
-      </w:tr>
-      <w:tr>
-        <w:tc>
-          <w:tcPr>
-            <w:tcW w:type="dxa" w:w="964"/>
-          </w:tcPr>
-          <w:p>
-            <w:r>
-              <w:rPr>
-                <w:b/>
-                <w:i w:val="0"/>
-                <w:color w:val="EA580C"/>
-                <w:sz w:val="16"/>
-              </w:rPr>
-              <w:t>Moyenne</w:t>
-            </w:r>
-          </w:p>
-        </w:tc>
-        <w:tc>
-          <w:tcPr>
-            <w:tcW w:type="dxa" w:w="1247"/>
-          </w:tcPr>
-          <w:p>
-            <w:r>
-              <w:rPr>
-                <w:b/>
-                <w:i w:val="0"/>
-                <w:sz w:val="16"/>
-              </w:rPr>
-              <w:t>S09</w:t>
-              <w:br/>
-            </w:r>
-            <w:r>
-              <w:rPr>
-                <w:b w:val="0"/>
-                <w:i w:val="0"/>
-                <w:color w:val="64748B"/>
-                <w:sz w:val="14"/>
-              </w:rPr>
-              <w:t>Dépenses non alimentaires</w:t>
-            </w:r>
-          </w:p>
-        </w:tc>
-        <w:tc>
-          <w:tcPr>
-            <w:tcW w:type="dxa" w:w="1531"/>
-          </w:tcPr>
-          <w:p>
-            <w:r>
-              <w:rPr>
-                <w:b/>
-                <w:i w:val="0"/>
-                <w:color w:val="16A34A"/>
-                <w:sz w:val="16"/>
-              </w:rPr>
-              <w:t>—</w:t>
-            </w:r>
-          </w:p>
-        </w:tc>
-        <w:tc>
-          <w:tcPr>
-            <w:tcW w:type="dxa" w:w="1191"/>
-          </w:tcPr>
-          <w:p>
-            <w:r>
-              <w:rPr>
-                <w:b w:val="0"/>
-                <w:i w:val="0"/>
-                <w:color w:val="64748B"/>
-                <w:sz w:val="16"/>
-              </w:rPr>
-              <w:t>GT-CQ</w:t>
-            </w:r>
-          </w:p>
-        </w:tc>
-        <w:tc>
-          <w:tcPr>
-            <w:tcW w:type="dxa" w:w="4706"/>
-          </w:tcPr>
-          <w:p>
-            <w:r>
-              <w:rPr>
-                <w:b w:val="0"/>
-                <w:i w:val="0"/>
-                <w:sz w:val="17"/>
-              </w:rPr>
-              <w:t>Prière de corriger ou de confirmer avec le QG.</w:t>
-            </w:r>
-          </w:p>
-        </w:tc>
-      </w:tr>
-      <w:tr>
-        <w:tc>
-          <w:tcPr>
-            <w:tcW w:type="dxa" w:w="964"/>
-          </w:tcPr>
-          <w:p>
-            <w:r>
-              <w:rPr>
-                <w:b/>
-                <w:i w:val="0"/>
-                <w:color w:val="EA580C"/>
-                <w:sz w:val="16"/>
-              </w:rPr>
-              <w:t>Moyenne</w:t>
-            </w:r>
-          </w:p>
-        </w:tc>
-        <w:tc>
-          <w:tcPr>
-            <w:tcW w:type="dxa" w:w="1247"/>
-          </w:tcPr>
-          <w:p>
-            <w:r>
-              <w:rPr>
-                <w:b/>
-                <w:i w:val="0"/>
-                <w:sz w:val="16"/>
-              </w:rPr>
-              <w:t>S09</w:t>
-              <w:br/>
-            </w:r>
-            <w:r>
-              <w:rPr>
-                <w:b w:val="0"/>
-                <w:i w:val="0"/>
-                <w:color w:val="64748B"/>
-                <w:sz w:val="14"/>
-              </w:rPr>
-              <w:t>Dépenses non alimentaires</w:t>
-            </w:r>
-          </w:p>
-        </w:tc>
-        <w:tc>
-          <w:tcPr>
-            <w:tcW w:type="dxa" w:w="1531"/>
-          </w:tcPr>
-          <w:p>
-            <w:r>
-              <w:rPr>
-                <w:b/>
-                <w:i w:val="0"/>
-                <w:color w:val="16A34A"/>
-                <w:sz w:val="16"/>
-              </w:rPr>
-              <w:t>—</w:t>
-            </w:r>
-          </w:p>
-        </w:tc>
-        <w:tc>
-          <w:tcPr>
-            <w:tcW w:type="dxa" w:w="1191"/>
-          </w:tcPr>
-          <w:p>
-            <w:r>
-              <w:rPr>
-                <w:b w:val="0"/>
-                <w:i w:val="0"/>
-                <w:color w:val="64748B"/>
-                <w:sz w:val="16"/>
-              </w:rPr>
-              <w:t>GT-CQ</w:t>
-            </w:r>
-          </w:p>
-        </w:tc>
-        <w:tc>
-          <w:tcPr>
-            <w:tcW w:type="dxa" w:w="4706"/>
-          </w:tcPr>
-          <w:p>
-            <w:r>
-              <w:rPr>
-                <w:b w:val="0"/>
-                <w:i w:val="0"/>
-                <w:sz w:val="17"/>
-              </w:rPr>
-              <w:t>Attention ! La dépense du ménage de ALIOU DIOP (200000 Fcfa) au cours de 12 derniers mois de Meubles de salon et de salle à manger (fauteuils, table, chaises, armoires, etc.</w:t>
-            </w:r>
-          </w:p>
-        </w:tc>
-      </w:tr>
-      <w:tr>
-        <w:tc>
-          <w:tcPr>
-            <w:tcW w:type="dxa" w:w="964"/>
-          </w:tcPr>
-          <w:p>
-            <w:r>
-              <w:rPr>
-                <w:b/>
-                <w:i w:val="0"/>
-                <w:color w:val="EA580C"/>
-                <w:sz w:val="16"/>
-              </w:rPr>
-              <w:t>Moyenne</w:t>
-            </w:r>
-          </w:p>
-        </w:tc>
-        <w:tc>
-          <w:tcPr>
-            <w:tcW w:type="dxa" w:w="1247"/>
-          </w:tcPr>
-          <w:p>
-            <w:r>
-              <w:rPr>
-                <w:b/>
-                <w:i w:val="0"/>
-                <w:sz w:val="16"/>
-              </w:rPr>
-              <w:t>S09</w:t>
-              <w:br/>
-            </w:r>
-            <w:r>
-              <w:rPr>
-                <w:b w:val="0"/>
-                <w:i w:val="0"/>
-                <w:color w:val="64748B"/>
-                <w:sz w:val="14"/>
-              </w:rPr>
-              <w:t>Dépenses non alimentaires</w:t>
-            </w:r>
-          </w:p>
-        </w:tc>
-        <w:tc>
-          <w:tcPr>
-            <w:tcW w:type="dxa" w:w="1531"/>
-          </w:tcPr>
-          <w:p>
-            <w:r>
-              <w:rPr>
-                <w:b/>
-                <w:i w:val="0"/>
-                <w:color w:val="16A34A"/>
-                <w:sz w:val="16"/>
-              </w:rPr>
-              <w:t>—</w:t>
-            </w:r>
-          </w:p>
-        </w:tc>
-        <w:tc>
-          <w:tcPr>
-            <w:tcW w:type="dxa" w:w="1191"/>
-          </w:tcPr>
-          <w:p>
-            <w:r>
-              <w:rPr>
-                <w:b w:val="0"/>
-                <w:i w:val="0"/>
-                <w:color w:val="64748B"/>
-                <w:sz w:val="16"/>
-              </w:rPr>
-              <w:t>GT-CQ</w:t>
-            </w:r>
-          </w:p>
-        </w:tc>
-        <w:tc>
-          <w:tcPr>
-            <w:tcW w:type="dxa" w:w="4706"/>
-          </w:tcPr>
-          <w:p>
-            <w:r>
-              <w:rPr>
-                <w:b w:val="0"/>
-                <w:i w:val="0"/>
-                <w:sz w:val="17"/>
-              </w:rPr>
-              <w:t>) est relativement élevé.</w:t>
-            </w:r>
-          </w:p>
-        </w:tc>
-      </w:tr>
-      <w:tr>
-        <w:tc>
-          <w:tcPr>
-            <w:tcW w:type="dxa" w:w="964"/>
-          </w:tcPr>
-          <w:p>
-            <w:r>
-              <w:rPr>
-                <w:b/>
-                <w:i w:val="0"/>
-                <w:color w:val="EA580C"/>
-                <w:sz w:val="16"/>
-              </w:rPr>
-              <w:t>Moyenne</w:t>
-            </w:r>
-          </w:p>
-        </w:tc>
-        <w:tc>
-          <w:tcPr>
-            <w:tcW w:type="dxa" w:w="1247"/>
-          </w:tcPr>
-          <w:p>
-            <w:r>
-              <w:rPr>
-                <w:b/>
-                <w:i w:val="0"/>
-                <w:sz w:val="16"/>
-              </w:rPr>
-              <w:t>S09</w:t>
-              <w:br/>
-            </w:r>
-            <w:r>
-              <w:rPr>
-                <w:b w:val="0"/>
-                <w:i w:val="0"/>
-                <w:color w:val="64748B"/>
-                <w:sz w:val="14"/>
-              </w:rPr>
-              <w:t>Dépenses non alimentaires</w:t>
-            </w:r>
-          </w:p>
-        </w:tc>
-        <w:tc>
-          <w:tcPr>
-            <w:tcW w:type="dxa" w:w="1531"/>
-          </w:tcPr>
-          <w:p>
-            <w:r>
-              <w:rPr>
-                <w:b/>
-                <w:i w:val="0"/>
-                <w:color w:val="16A34A"/>
-                <w:sz w:val="16"/>
-              </w:rPr>
-              <w:t>—</w:t>
-            </w:r>
-          </w:p>
-        </w:tc>
-        <w:tc>
-          <w:tcPr>
-            <w:tcW w:type="dxa" w:w="1191"/>
-          </w:tcPr>
-          <w:p>
-            <w:r>
-              <w:rPr>
-                <w:b w:val="0"/>
-                <w:i w:val="0"/>
-                <w:color w:val="64748B"/>
-                <w:sz w:val="16"/>
-              </w:rPr>
-              <w:t>GT-CQ</w:t>
-            </w:r>
-          </w:p>
-        </w:tc>
-        <w:tc>
-          <w:tcPr>
-            <w:tcW w:type="dxa" w:w="4706"/>
-          </w:tcPr>
-          <w:p>
-            <w:r>
-              <w:rPr>
-                <w:b w:val="0"/>
-                <w:i w:val="0"/>
-                <w:sz w:val="17"/>
-              </w:rPr>
-              <w:t>Prière de corriger ou de confirmer avec le QG.</w:t>
-            </w:r>
-          </w:p>
-        </w:tc>
-      </w:tr>
-      <w:tr>
-        <w:tc>
-          <w:tcPr>
-            <w:tcW w:type="dxa" w:w="964"/>
-          </w:tcPr>
-          <w:p>
-            <w:r>
-              <w:rPr>
-                <w:b/>
-                <w:i w:val="0"/>
-                <w:color w:val="EA580C"/>
-                <w:sz w:val="16"/>
-              </w:rPr>
-              <w:t>Moyenne</w:t>
-            </w:r>
-          </w:p>
-        </w:tc>
-        <w:tc>
-          <w:tcPr>
-            <w:tcW w:type="dxa" w:w="1247"/>
-          </w:tcPr>
-          <w:p>
-            <w:r>
-              <w:rPr>
-                <w:b/>
-                <w:i w:val="0"/>
-                <w:sz w:val="16"/>
-              </w:rPr>
-              <w:t>S09</w:t>
-              <w:br/>
-            </w:r>
-            <w:r>
-              <w:rPr>
-                <w:b w:val="0"/>
-                <w:i w:val="0"/>
-                <w:color w:val="64748B"/>
-                <w:sz w:val="14"/>
-              </w:rPr>
-              <w:t>Dépenses non alimentaires</w:t>
-            </w:r>
-          </w:p>
-        </w:tc>
-        <w:tc>
-          <w:tcPr>
-            <w:tcW w:type="dxa" w:w="1531"/>
-          </w:tcPr>
-          <w:p>
-            <w:r>
-              <w:rPr>
-                <w:b/>
-                <w:i w:val="0"/>
-                <w:color w:val="16A34A"/>
-                <w:sz w:val="16"/>
-              </w:rPr>
-              <w:t>—</w:t>
-            </w:r>
-          </w:p>
-        </w:tc>
-        <w:tc>
-          <w:tcPr>
-            <w:tcW w:type="dxa" w:w="1191"/>
-          </w:tcPr>
-          <w:p>
-            <w:r>
-              <w:rPr>
-                <w:b w:val="0"/>
-                <w:i w:val="0"/>
-                <w:color w:val="64748B"/>
-                <w:sz w:val="16"/>
-              </w:rPr>
-              <w:t>GT-CQ</w:t>
-            </w:r>
-          </w:p>
-        </w:tc>
-        <w:tc>
-          <w:tcPr>
-            <w:tcW w:type="dxa" w:w="4706"/>
-          </w:tcPr>
-          <w:p>
-            <w:r>
-              <w:rPr>
-                <w:b w:val="0"/>
-                <w:i w:val="0"/>
-                <w:sz w:val="17"/>
-              </w:rPr>
-              <w:t>Attention ! La dépense du ménage de ALIOU DIOP (27000 Fcfa) au cours de 12 derniers mois de Vaisselle: assiettes, couteau, fourchette, cuillère, gobelets, verres, etc est relativement élevé.</w:t>
-            </w:r>
-          </w:p>
-        </w:tc>
-      </w:tr>
-      <w:tr>
-        <w:tc>
-          <w:tcPr>
-            <w:tcW w:type="dxa" w:w="964"/>
-          </w:tcPr>
-          <w:p>
-            <w:r>
-              <w:rPr>
-                <w:b/>
-                <w:i w:val="0"/>
-                <w:color w:val="EA580C"/>
-                <w:sz w:val="16"/>
-              </w:rPr>
-              <w:t>Moyenne</w:t>
-            </w:r>
-          </w:p>
-        </w:tc>
-        <w:tc>
-          <w:tcPr>
-            <w:tcW w:type="dxa" w:w="1247"/>
-          </w:tcPr>
-          <w:p>
-            <w:r>
-              <w:rPr>
-                <w:b/>
-                <w:i w:val="0"/>
-                <w:sz w:val="16"/>
-              </w:rPr>
-              <w:t>S09</w:t>
-              <w:br/>
-            </w:r>
-            <w:r>
-              <w:rPr>
-                <w:b w:val="0"/>
-                <w:i w:val="0"/>
-                <w:color w:val="64748B"/>
-                <w:sz w:val="14"/>
-              </w:rPr>
-              <w:t>Dépenses non alimentaires</w:t>
-            </w:r>
-          </w:p>
-        </w:tc>
-        <w:tc>
-          <w:tcPr>
-            <w:tcW w:type="dxa" w:w="1531"/>
-          </w:tcPr>
-          <w:p>
-            <w:r>
-              <w:rPr>
-                <w:b/>
-                <w:i w:val="0"/>
-                <w:color w:val="16A34A"/>
-                <w:sz w:val="16"/>
-              </w:rPr>
-              <w:t>—</w:t>
-            </w:r>
-          </w:p>
-        </w:tc>
-        <w:tc>
-          <w:tcPr>
-            <w:tcW w:type="dxa" w:w="1191"/>
-          </w:tcPr>
-          <w:p>
-            <w:r>
-              <w:rPr>
-                <w:b w:val="0"/>
-                <w:i w:val="0"/>
-                <w:color w:val="64748B"/>
-                <w:sz w:val="16"/>
-              </w:rPr>
-              <w:t>GT-CQ</w:t>
-            </w:r>
-          </w:p>
-        </w:tc>
-        <w:tc>
-          <w:tcPr>
-            <w:tcW w:type="dxa" w:w="4706"/>
-          </w:tcPr>
-          <w:p>
-            <w:r>
-              <w:rPr>
-                <w:b w:val="0"/>
-                <w:i w:val="0"/>
-                <w:sz w:val="17"/>
-              </w:rPr>
-              <w:t>Attention ! La dépense du ménage de ALIOU DIOP (51500 Fcfa) au cours de 12 derniers mois de Linge de maison et articles associés (serviettes de bain, drap, couverture, couvre-lit, oreillers, moustiquaire, nattes, tapis, rideaux, éventail, etc.</w:t>
-            </w:r>
-          </w:p>
-        </w:tc>
-      </w:tr>
-      <w:tr>
-        <w:tc>
-          <w:tcPr>
-            <w:tcW w:type="dxa" w:w="964"/>
-          </w:tcPr>
-          <w:p>
-            <w:r>
-              <w:rPr>
-                <w:b/>
-                <w:i w:val="0"/>
-                <w:color w:val="EA580C"/>
-                <w:sz w:val="16"/>
-              </w:rPr>
-              <w:t>Moyenne</w:t>
-            </w:r>
-          </w:p>
-        </w:tc>
-        <w:tc>
-          <w:tcPr>
-            <w:tcW w:type="dxa" w:w="1247"/>
-          </w:tcPr>
-          <w:p>
-            <w:r>
-              <w:rPr>
-                <w:b/>
-                <w:i w:val="0"/>
-                <w:sz w:val="16"/>
-              </w:rPr>
-              <w:t>S09</w:t>
-              <w:br/>
-            </w:r>
-            <w:r>
-              <w:rPr>
-                <w:b w:val="0"/>
-                <w:i w:val="0"/>
-                <w:color w:val="64748B"/>
-                <w:sz w:val="14"/>
-              </w:rPr>
-              <w:t>Dépenses non alimentaires</w:t>
-            </w:r>
-          </w:p>
-        </w:tc>
-        <w:tc>
-          <w:tcPr>
-            <w:tcW w:type="dxa" w:w="1531"/>
-          </w:tcPr>
-          <w:p>
-            <w:r>
-              <w:rPr>
-                <w:b/>
-                <w:i w:val="0"/>
-                <w:color w:val="16A34A"/>
-                <w:sz w:val="16"/>
-              </w:rPr>
-              <w:t>—</w:t>
-            </w:r>
-          </w:p>
-        </w:tc>
-        <w:tc>
-          <w:tcPr>
-            <w:tcW w:type="dxa" w:w="1191"/>
-          </w:tcPr>
-          <w:p>
-            <w:r>
-              <w:rPr>
-                <w:b w:val="0"/>
-                <w:i w:val="0"/>
-                <w:color w:val="64748B"/>
-                <w:sz w:val="16"/>
-              </w:rPr>
-              <w:t>GT-CQ</w:t>
-            </w:r>
-          </w:p>
-        </w:tc>
-        <w:tc>
-          <w:tcPr>
-            <w:tcW w:type="dxa" w:w="4706"/>
-          </w:tcPr>
-          <w:p>
-            <w:r>
-              <w:rPr>
-                <w:b w:val="0"/>
-                <w:i w:val="0"/>
-                <w:sz w:val="17"/>
-              </w:rPr>
-              <w:t>Attention ! La dépense du ménage de ALIOU DIOP (600000 Fcfa) au cours de 12 derniers mois de Lit, matelas, armoire et autres meubles de chambre à coucher est relativement élevé.</w:t>
-            </w:r>
-          </w:p>
-        </w:tc>
-      </w:tr>
-      <w:tr>
-        <w:tc>
-          <w:tcPr>
-            <w:tcW w:type="dxa" w:w="964"/>
-          </w:tcPr>
-          <w:p>
-            <w:r>
-              <w:rPr>
-                <w:b/>
-                <w:i w:val="0"/>
-                <w:color w:val="EA580C"/>
-                <w:sz w:val="16"/>
-              </w:rPr>
-              <w:t>Moyenne</w:t>
-            </w:r>
-          </w:p>
-        </w:tc>
-        <w:tc>
-          <w:tcPr>
-            <w:tcW w:type="dxa" w:w="1247"/>
-          </w:tcPr>
-          <w:p>
-            <w:r>
-              <w:rPr>
-                <w:b/>
-                <w:i w:val="0"/>
-                <w:sz w:val="16"/>
-              </w:rPr>
-              <w:t>S10</w:t>
-              <w:br/>
-            </w:r>
-            <w:r>
-              <w:rPr>
-                <w:b w:val="0"/>
-                <w:i w:val="0"/>
-                <w:color w:val="64748B"/>
-                <w:sz w:val="14"/>
-              </w:rPr>
-              <w:t>Logement</w:t>
-            </w:r>
-          </w:p>
-        </w:tc>
-        <w:tc>
-          <w:tcPr>
-            <w:tcW w:type="dxa" w:w="1531"/>
-          </w:tcPr>
-          <w:p>
-            <w:r>
-              <w:rPr>
-                <w:b/>
-                <w:i w:val="0"/>
-                <w:color w:val="16A34A"/>
-                <w:sz w:val="16"/>
-              </w:rPr>
-              <w:t>s01q23, s01q00b, s01q23_autre</w:t>
-            </w:r>
-          </w:p>
-        </w:tc>
-        <w:tc>
-          <w:tcPr>
-            <w:tcW w:type="dxa" w:w="1191"/>
-          </w:tcPr>
-          <w:p>
-            <w:r>
-              <w:rPr>
-                <w:b w:val="0"/>
-                <w:i w:val="0"/>
-                <w:color w:val="64748B"/>
-                <w:sz w:val="16"/>
-              </w:rPr>
-              <w:t>GT-CQ</w:t>
-            </w:r>
-          </w:p>
-        </w:tc>
-        <w:tc>
-          <w:tcPr>
-            <w:tcW w:type="dxa" w:w="4706"/>
-          </w:tcPr>
-          <w:p>
-            <w:r>
-              <w:rPr>
-                <w:b w:val="0"/>
-                <w:i w:val="0"/>
-                <w:sz w:val="17"/>
-              </w:rPr>
-              <w:t>La raison pourquoi CONFUCTEUR DE MOTO DIAKARTA n'a pas fonctionné tout le temps au cours des 12 derniers mois est pour des raisons perdonnels et semble exister dans les modalités, prière de prendre attache avec le QG pour plus d'explication afin de la classer bien.</w:t>
-            </w:r>
-          </w:p>
-        </w:tc>
-      </w:tr>
-      <w:tr>
-        <w:tc>
-          <w:tcPr>
-            <w:tcW w:type="dxa" w:w="964"/>
-          </w:tcPr>
-          <w:p>
-            <w:r>
-              <w:rPr>
-                <w:b/>
-                <w:i w:val="0"/>
-                <w:color w:val="EA580C"/>
-                <w:sz w:val="16"/>
-              </w:rPr>
-              <w:t>Moyenne</w:t>
-            </w:r>
-          </w:p>
-        </w:tc>
-        <w:tc>
-          <w:tcPr>
-            <w:tcW w:type="dxa" w:w="1247"/>
-          </w:tcPr>
-          <w:p>
-            <w:r>
-              <w:rPr>
-                <w:b/>
-                <w:i w:val="0"/>
-                <w:sz w:val="16"/>
-              </w:rPr>
-              <w:t>S10</w:t>
-              <w:br/>
-            </w:r>
-            <w:r>
-              <w:rPr>
-                <w:b w:val="0"/>
-                <w:i w:val="0"/>
-                <w:color w:val="64748B"/>
-                <w:sz w:val="14"/>
-              </w:rPr>
-              <w:t>Logement</w:t>
-            </w:r>
-          </w:p>
-        </w:tc>
-        <w:tc>
-          <w:tcPr>
-            <w:tcW w:type="dxa" w:w="1531"/>
-          </w:tcPr>
-          <w:p>
-            <w:r>
-              <w:rPr>
-                <w:b/>
-                <w:i w:val="0"/>
-                <w:color w:val="16A34A"/>
-                <w:sz w:val="16"/>
-              </w:rPr>
-              <w:t>s10q48, s10q49</w:t>
-            </w:r>
-          </w:p>
-        </w:tc>
-        <w:tc>
-          <w:tcPr>
-            <w:tcW w:type="dxa" w:w="1191"/>
-          </w:tcPr>
-          <w:p>
-            <w:r>
-              <w:rPr>
-                <w:b w:val="0"/>
-                <w:i w:val="0"/>
-                <w:color w:val="64748B"/>
-                <w:sz w:val="16"/>
-              </w:rPr>
-              <w:t>GT-CQ</w:t>
-            </w:r>
-          </w:p>
-        </w:tc>
-        <w:tc>
-          <w:tcPr>
-            <w:tcW w:type="dxa" w:w="4706"/>
-          </w:tcPr>
-          <w:p>
-            <w:r>
-              <w:rPr>
-                <w:b w:val="0"/>
-                <w:i w:val="0"/>
-                <w:sz w:val="17"/>
-              </w:rPr>
-              <w:t>L'entreprise VENTE DE DENRE  ALIMENTAIRE dit avoir réçu une somme sur la vente de ces produits transformés (s10q48 est differnt de 0) mais n'a depensé aucune somme sur l'achat des matières premières (s10q49==0), prière de fournir de l'effort pour estimer le montant obtenu en achat de matières premières.</w:t>
-            </w:r>
-          </w:p>
-        </w:tc>
-      </w:tr>
-      <w:tr>
-        <w:tc>
-          <w:tcPr>
-            <w:tcW w:type="dxa" w:w="964"/>
-          </w:tcPr>
-          <w:p>
-            <w:r>
-              <w:rPr>
-                <w:b/>
-                <w:i w:val="0"/>
-                <w:color w:val="EA580C"/>
-                <w:sz w:val="16"/>
-              </w:rPr>
-              <w:t>Moyenne</w:t>
-            </w:r>
-          </w:p>
-        </w:tc>
-        <w:tc>
-          <w:tcPr>
-            <w:tcW w:type="dxa" w:w="1247"/>
-          </w:tcPr>
-          <w:p>
-            <w:r>
-              <w:rPr>
-                <w:b/>
-                <w:i w:val="0"/>
-                <w:sz w:val="16"/>
-              </w:rPr>
-              <w:t>S10</w:t>
-              <w:br/>
-            </w:r>
-            <w:r>
-              <w:rPr>
-                <w:b w:val="0"/>
-                <w:i w:val="0"/>
-                <w:color w:val="64748B"/>
-                <w:sz w:val="14"/>
-              </w:rPr>
-              <w:t>Logement</w:t>
-            </w:r>
-          </w:p>
-        </w:tc>
-        <w:tc>
-          <w:tcPr>
-            <w:tcW w:type="dxa" w:w="1531"/>
-          </w:tcPr>
-          <w:p>
-            <w:r>
-              <w:rPr>
-                <w:b/>
-                <w:i w:val="0"/>
-                <w:color w:val="16A34A"/>
-                <w:sz w:val="16"/>
-              </w:rPr>
-              <w:t>s00q07a, s01q54a, s01q54b, s02q20, s02q21, s03q53, s04q21, s04q46</w:t>
-            </w:r>
-          </w:p>
-        </w:tc>
-        <w:tc>
-          <w:tcPr>
-            <w:tcW w:type="dxa" w:w="1191"/>
-          </w:tcPr>
-          <w:p>
-            <w:r>
-              <w:rPr>
-                <w:b w:val="0"/>
-                <w:i w:val="0"/>
-                <w:color w:val="64748B"/>
-                <w:sz w:val="16"/>
-              </w:rPr>
-              <w:t>GT-CQ</w:t>
-            </w:r>
-          </w:p>
-        </w:tc>
-        <w:tc>
-          <w:tcPr>
-            <w:tcW w:type="dxa" w:w="4706"/>
-          </w:tcPr>
-          <w:p>
-            <w:r>
-              <w:rPr>
-                <w:b w:val="0"/>
-                <w:i w:val="0"/>
-                <w:sz w:val="17"/>
-              </w:rPr>
-              <w:t>Cette entreprise VENTE DE DENRE  ALIMENTAIRE dit avoir obtenu une valeur sur les marchandises vendu en etat et les marchandises vendu après transformation.</w:t>
-            </w:r>
-          </w:p>
-        </w:tc>
-      </w:tr>
-      <w:tr>
-        <w:tc>
-          <w:tcPr>
-            <w:tcW w:type="dxa" w:w="964"/>
-          </w:tcPr>
-          <w:p>
-            <w:r>
-              <w:rPr>
-                <w:b/>
-                <w:i w:val="0"/>
-                <w:color w:val="EA580C"/>
-                <w:sz w:val="16"/>
-              </w:rPr>
-              <w:t>Moyenne</w:t>
-            </w:r>
-          </w:p>
-        </w:tc>
-        <w:tc>
-          <w:tcPr>
-            <w:tcW w:type="dxa" w:w="1247"/>
-          </w:tcPr>
-          <w:p>
-            <w:r>
-              <w:rPr>
-                <w:b/>
-                <w:i w:val="0"/>
-                <w:sz w:val="16"/>
-              </w:rPr>
-              <w:t>S10</w:t>
-              <w:br/>
-            </w:r>
-            <w:r>
-              <w:rPr>
-                <w:b w:val="0"/>
-                <w:i w:val="0"/>
-                <w:color w:val="64748B"/>
-                <w:sz w:val="14"/>
-              </w:rPr>
-              <w:t>Logement</w:t>
-            </w:r>
-          </w:p>
-        </w:tc>
-        <w:tc>
-          <w:tcPr>
-            <w:tcW w:type="dxa" w:w="1531"/>
-          </w:tcPr>
-          <w:p>
-            <w:r>
-              <w:rPr>
-                <w:b/>
-                <w:i w:val="0"/>
-                <w:color w:val="16A34A"/>
-                <w:sz w:val="16"/>
-              </w:rPr>
-              <w:t>—</w:t>
-            </w:r>
-          </w:p>
-        </w:tc>
-        <w:tc>
-          <w:tcPr>
-            <w:tcW w:type="dxa" w:w="1191"/>
-          </w:tcPr>
-          <w:p>
-            <w:r>
-              <w:rPr>
-                <w:b w:val="0"/>
-                <w:i w:val="0"/>
-                <w:color w:val="64748B"/>
-                <w:sz w:val="16"/>
-              </w:rPr>
-              <w:t>GT-CQ</w:t>
-            </w:r>
-          </w:p>
-        </w:tc>
-        <w:tc>
-          <w:tcPr>
-            <w:tcW w:type="dxa" w:w="4706"/>
-          </w:tcPr>
-          <w:p>
-            <w:r>
-              <w:rPr>
-                <w:b w:val="0"/>
-                <w:i w:val="0"/>
-                <w:sz w:val="17"/>
-              </w:rPr>
-              <w:t>L'entreprise VENTE DE DENRE  ALIMENTAIRE est généralement une entreprise commerciale ou de service dont elle ne depense pas en achat de matières premières.Elle ne transforme pas de produit donc ne peut pas obtenir un montant sur la vente des produits transformés (10.48 ou 10.49).</w:t>
-            </w:r>
-          </w:p>
-        </w:tc>
-      </w:tr>
-      <w:tr>
-        <w:tc>
-          <w:tcPr>
-            <w:tcW w:type="dxa" w:w="964"/>
-          </w:tcPr>
-          <w:p>
-            <w:r>
-              <w:rPr>
-                <w:b/>
-                <w:i w:val="0"/>
-                <w:color w:val="EA580C"/>
-                <w:sz w:val="16"/>
-              </w:rPr>
-              <w:t>Moyenne</w:t>
-            </w:r>
-          </w:p>
-        </w:tc>
-        <w:tc>
-          <w:tcPr>
-            <w:tcW w:type="dxa" w:w="1247"/>
-          </w:tcPr>
-          <w:p>
-            <w:r>
-              <w:rPr>
-                <w:b/>
-                <w:i w:val="0"/>
-                <w:sz w:val="16"/>
-              </w:rPr>
-              <w:t>S10</w:t>
-              <w:br/>
-            </w:r>
-            <w:r>
-              <w:rPr>
-                <w:b w:val="0"/>
-                <w:i w:val="0"/>
-                <w:color w:val="64748B"/>
-                <w:sz w:val="14"/>
-              </w:rPr>
-              <w:t>Logement</w:t>
-            </w:r>
-          </w:p>
-        </w:tc>
-        <w:tc>
-          <w:tcPr>
-            <w:tcW w:type="dxa" w:w="1531"/>
-          </w:tcPr>
-          <w:p>
-            <w:r>
-              <w:rPr>
-                <w:b/>
-                <w:i w:val="0"/>
-                <w:color w:val="16A34A"/>
-                <w:sz w:val="16"/>
-              </w:rPr>
-              <w:t>—</w:t>
-            </w:r>
-          </w:p>
-        </w:tc>
-        <w:tc>
-          <w:tcPr>
-            <w:tcW w:type="dxa" w:w="1191"/>
-          </w:tcPr>
-          <w:p>
-            <w:r>
-              <w:rPr>
-                <w:b w:val="0"/>
-                <w:i w:val="0"/>
-                <w:color w:val="64748B"/>
-                <w:sz w:val="16"/>
-              </w:rPr>
-              <w:t>GT-CQ</w:t>
-            </w:r>
-          </w:p>
-        </w:tc>
-        <w:tc>
-          <w:tcPr>
-            <w:tcW w:type="dxa" w:w="4706"/>
-          </w:tcPr>
-          <w:p>
-            <w:r>
-              <w:rPr>
-                <w:b w:val="0"/>
-                <w:i w:val="0"/>
-                <w:sz w:val="17"/>
-              </w:rPr>
-              <w:t>Prière de mettre 0 pour ces questions si elles ne font pas de transformation.</w:t>
-            </w:r>
-          </w:p>
-        </w:tc>
-      </w:tr>
-      <w:tr>
-        <w:tc>
-          <w:tcPr>
-            <w:tcW w:type="dxa" w:w="964"/>
-          </w:tcPr>
-          <w:p>
-            <w:r>
-              <w:rPr>
-                <w:b/>
-                <w:i w:val="0"/>
-                <w:color w:val="EA580C"/>
-                <w:sz w:val="16"/>
-              </w:rPr>
-              <w:t>Moyenne</w:t>
-            </w:r>
-          </w:p>
-        </w:tc>
-        <w:tc>
-          <w:tcPr>
-            <w:tcW w:type="dxa" w:w="1247"/>
-          </w:tcPr>
-          <w:p>
-            <w:r>
-              <w:rPr>
-                <w:b/>
-                <w:i w:val="0"/>
-                <w:sz w:val="16"/>
-              </w:rPr>
-              <w:t>S10</w:t>
-              <w:br/>
-            </w:r>
-            <w:r>
-              <w:rPr>
-                <w:b w:val="0"/>
-                <w:i w:val="0"/>
-                <w:color w:val="64748B"/>
-                <w:sz w:val="14"/>
-              </w:rPr>
-              <w:t>Logement</w:t>
-            </w:r>
-          </w:p>
-        </w:tc>
-        <w:tc>
-          <w:tcPr>
-            <w:tcW w:type="dxa" w:w="1531"/>
-          </w:tcPr>
-          <w:p>
-            <w:r>
-              <w:rPr>
-                <w:b/>
-                <w:i w:val="0"/>
-                <w:color w:val="16A34A"/>
-                <w:sz w:val="16"/>
-              </w:rPr>
-              <w:t>—</w:t>
-            </w:r>
-          </w:p>
-        </w:tc>
-        <w:tc>
-          <w:tcPr>
-            <w:tcW w:type="dxa" w:w="1191"/>
-          </w:tcPr>
-          <w:p>
-            <w:r>
-              <w:rPr>
-                <w:b w:val="0"/>
-                <w:i w:val="0"/>
-                <w:color w:val="64748B"/>
-                <w:sz w:val="16"/>
-              </w:rPr>
-              <w:t>GT-CQ</w:t>
-            </w:r>
-          </w:p>
-        </w:tc>
-        <w:tc>
-          <w:tcPr>
-            <w:tcW w:type="dxa" w:w="4706"/>
-          </w:tcPr>
-          <w:p>
-            <w:r>
-              <w:rPr>
-                <w:b w:val="0"/>
-                <w:i w:val="0"/>
-                <w:sz w:val="17"/>
-              </w:rPr>
-              <w:t>L'entreprise VENTE DE DENRE  ALIMENTAIRE n'est pas une entreprise de fabrication et pourtant vous avez renseigné soit renseigner la question 10.48 ou 10.49, si vous pensez qu'elle est une entreprise de fabrication prière de reprendre le classement de la nomenclature en 10.17a ou s'elle ne fait de fabrication merci de mettre 0 en 10.48 et 10.49.</w:t>
-            </w:r>
-          </w:p>
-        </w:tc>
-      </w:tr>
-      <w:tr>
-        <w:tc>
-          <w:tcPr>
-            <w:tcW w:type="dxa" w:w="964"/>
-          </w:tcPr>
-          <w:p>
-            <w:r>
-              <w:rPr>
-                <w:b/>
-                <w:i w:val="0"/>
-                <w:color w:val="EA580C"/>
-                <w:sz w:val="16"/>
-              </w:rPr>
-              <w:t>Moyenne</w:t>
-            </w:r>
-          </w:p>
-        </w:tc>
-        <w:tc>
-          <w:tcPr>
-            <w:tcW w:type="dxa" w:w="1247"/>
-          </w:tcPr>
-          <w:p>
-            <w:r>
-              <w:rPr>
-                <w:b/>
-                <w:i w:val="0"/>
-                <w:sz w:val="16"/>
-              </w:rPr>
-              <w:t>S10</w:t>
-              <w:br/>
-            </w:r>
-            <w:r>
-              <w:rPr>
-                <w:b w:val="0"/>
-                <w:i w:val="0"/>
-                <w:color w:val="64748B"/>
-                <w:sz w:val="14"/>
-              </w:rPr>
-              <w:t>Logement</w:t>
-            </w:r>
-          </w:p>
-        </w:tc>
-        <w:tc>
-          <w:tcPr>
-            <w:tcW w:type="dxa" w:w="1531"/>
-          </w:tcPr>
-          <w:p>
-            <w:r>
-              <w:rPr>
-                <w:b/>
-                <w:i w:val="0"/>
-                <w:color w:val="16A34A"/>
-                <w:sz w:val="16"/>
-              </w:rPr>
-              <w:t>—</w:t>
-            </w:r>
-          </w:p>
-        </w:tc>
-        <w:tc>
-          <w:tcPr>
-            <w:tcW w:type="dxa" w:w="1191"/>
-          </w:tcPr>
-          <w:p>
-            <w:r>
-              <w:rPr>
-                <w:b w:val="0"/>
-                <w:i w:val="0"/>
-                <w:color w:val="64748B"/>
-                <w:sz w:val="16"/>
-              </w:rPr>
-              <w:t>GT-CQ</w:t>
-            </w:r>
-          </w:p>
-        </w:tc>
-        <w:tc>
-          <w:tcPr>
-            <w:tcW w:type="dxa" w:w="4706"/>
-          </w:tcPr>
-          <w:p>
-            <w:r>
-              <w:rPr>
-                <w:b w:val="0"/>
-                <w:i w:val="0"/>
-                <w:sz w:val="17"/>
-              </w:rPr>
-              <w:t>Mettre soit le montant en 10.46 et 10.47 s'elle fait de commerce ou mettre en 10.50 s'elle rend service.</w:t>
-            </w:r>
-          </w:p>
-        </w:tc>
-      </w:tr>
-      <w:tr>
-        <w:tc>
-          <w:tcPr>
-            <w:tcW w:type="dxa" w:w="964"/>
-          </w:tcPr>
-          <w:p>
-            <w:r>
-              <w:rPr>
-                <w:b/>
-                <w:i w:val="0"/>
-                <w:color w:val="EA580C"/>
-                <w:sz w:val="16"/>
-              </w:rPr>
-              <w:t>Moyenne</w:t>
-            </w:r>
-          </w:p>
-        </w:tc>
-        <w:tc>
-          <w:tcPr>
-            <w:tcW w:type="dxa" w:w="1247"/>
-          </w:tcPr>
-          <w:p>
-            <w:r>
-              <w:rPr>
-                <w:b/>
-                <w:i w:val="0"/>
-                <w:sz w:val="16"/>
-              </w:rPr>
-              <w:t>S11</w:t>
-              <w:br/>
-            </w:r>
-            <w:r>
-              <w:rPr>
-                <w:b w:val="0"/>
-                <w:i w:val="0"/>
-                <w:color w:val="64748B"/>
-                <w:sz w:val="14"/>
-              </w:rPr>
-              <w:t>Logement / cadre de vie</w:t>
-            </w:r>
-          </w:p>
-        </w:tc>
-        <w:tc>
-          <w:tcPr>
-            <w:tcW w:type="dxa" w:w="1531"/>
-          </w:tcPr>
-          <w:p>
-            <w:r>
-              <w:rPr>
-                <w:b/>
-                <w:i w:val="0"/>
-                <w:color w:val="16A34A"/>
-                <w:sz w:val="16"/>
-              </w:rPr>
-              <w:t>s01q23, s01q00b, s01q23_autre</w:t>
-            </w:r>
-          </w:p>
-        </w:tc>
-        <w:tc>
-          <w:tcPr>
-            <w:tcW w:type="dxa" w:w="1191"/>
-          </w:tcPr>
-          <w:p>
-            <w:r>
-              <w:rPr>
-                <w:b w:val="0"/>
-                <w:i w:val="0"/>
-                <w:color w:val="64748B"/>
-                <w:sz w:val="16"/>
-              </w:rPr>
-              <w:t>GT-CQ</w:t>
-            </w:r>
-          </w:p>
-        </w:tc>
-        <w:tc>
-          <w:tcPr>
-            <w:tcW w:type="dxa" w:w="4706"/>
-          </w:tcPr>
-          <w:p>
-            <w:r>
-              <w:rPr>
-                <w:b w:val="0"/>
-                <w:i w:val="0"/>
-                <w:sz w:val="17"/>
-              </w:rPr>
-              <w:t>Le  principal matériau de toit est zinc et semble exister dans les modalités, prière de prendre attache avec le QG pour plus d'explication afin de la classer bien.</w:t>
-            </w:r>
-          </w:p>
-        </w:tc>
-      </w:tr>
-      <w:tr>
-        <w:tc>
-          <w:tcPr>
-            <w:tcW w:type="dxa" w:w="964"/>
-          </w:tcPr>
-          <w:p>
-            <w:r>
-              <w:rPr>
-                <w:b/>
-                <w:i w:val="0"/>
-                <w:color w:val="EA580C"/>
-                <w:sz w:val="16"/>
-              </w:rPr>
-              <w:t>Moyenne</w:t>
-            </w:r>
-          </w:p>
-        </w:tc>
-        <w:tc>
-          <w:tcPr>
-            <w:tcW w:type="dxa" w:w="1247"/>
-          </w:tcPr>
-          <w:p>
-            <w:r>
-              <w:rPr>
-                <w:b/>
-                <w:i w:val="0"/>
-                <w:sz w:val="16"/>
-              </w:rPr>
-              <w:t>S11</w:t>
-              <w:br/>
-            </w:r>
-            <w:r>
-              <w:rPr>
-                <w:b w:val="0"/>
-                <w:i w:val="0"/>
-                <w:color w:val="64748B"/>
-                <w:sz w:val="14"/>
-              </w:rPr>
-              <w:t>Logement / cadre de vie</w:t>
-            </w:r>
-          </w:p>
-        </w:tc>
-        <w:tc>
-          <w:tcPr>
-            <w:tcW w:type="dxa" w:w="1531"/>
-          </w:tcPr>
-          <w:p>
-            <w:r>
-              <w:rPr>
-                <w:b/>
-                <w:i w:val="0"/>
-                <w:color w:val="16A34A"/>
-                <w:sz w:val="16"/>
-              </w:rPr>
-              <w:t>s01q23, s01q00b, s01q23_autre</w:t>
-            </w:r>
-          </w:p>
-        </w:tc>
-        <w:tc>
-          <w:tcPr>
-            <w:tcW w:type="dxa" w:w="1191"/>
-          </w:tcPr>
-          <w:p>
-            <w:r>
-              <w:rPr>
-                <w:b w:val="0"/>
-                <w:i w:val="0"/>
-                <w:color w:val="64748B"/>
-                <w:sz w:val="16"/>
-              </w:rPr>
-              <w:t>GT-CQ</w:t>
-            </w:r>
-          </w:p>
-        </w:tc>
-        <w:tc>
-          <w:tcPr>
-            <w:tcW w:type="dxa" w:w="4706"/>
-          </w:tcPr>
-          <w:p>
-            <w:r>
-              <w:rPr>
-                <w:b w:val="0"/>
-                <w:i w:val="0"/>
-                <w:sz w:val="17"/>
-              </w:rPr>
-              <w:t>En cas de coupure de courant du réseau, la source d’énergie que le ménage utilise est utilise la lumiere du telephone et semble exister dans les modalités, prière de prendre attache avec le QG pour plus d'explication afin de la classer bien.</w:t>
-            </w:r>
-          </w:p>
-        </w:tc>
-      </w:tr>
-      <w:tr>
-        <w:tc>
-          <w:tcPr>
-            <w:tcW w:type="dxa" w:w="964"/>
-          </w:tcPr>
-          <w:p>
-            <w:r>
-              <w:rPr>
-                <w:b/>
-                <w:i w:val="0"/>
-                <w:color w:val="EA580C"/>
-                <w:sz w:val="16"/>
-              </w:rPr>
-              <w:t>Moyenne</w:t>
-            </w:r>
-          </w:p>
-        </w:tc>
-        <w:tc>
-          <w:tcPr>
-            <w:tcW w:type="dxa" w:w="1247"/>
-          </w:tcPr>
-          <w:p>
-            <w:r>
-              <w:rPr>
-                <w:b/>
-                <w:i w:val="0"/>
-                <w:sz w:val="16"/>
-              </w:rPr>
-              <w:t>S11</w:t>
-              <w:br/>
-            </w:r>
-            <w:r>
-              <w:rPr>
-                <w:b w:val="0"/>
-                <w:i w:val="0"/>
-                <w:color w:val="64748B"/>
-                <w:sz w:val="14"/>
-              </w:rPr>
-              <w:t>Logement / cadre de vie</w:t>
-            </w:r>
-          </w:p>
-        </w:tc>
-        <w:tc>
-          <w:tcPr>
-            <w:tcW w:type="dxa" w:w="1531"/>
-          </w:tcPr>
-          <w:p>
-            <w:r>
-              <w:rPr>
-                <w:b/>
-                <w:i w:val="0"/>
-                <w:color w:val="16A34A"/>
-                <w:sz w:val="16"/>
-              </w:rPr>
-              <w:t>—</w:t>
-            </w:r>
-          </w:p>
-        </w:tc>
-        <w:tc>
-          <w:tcPr>
-            <w:tcW w:type="dxa" w:w="1191"/>
-          </w:tcPr>
-          <w:p>
-            <w:r>
-              <w:rPr>
-                <w:b w:val="0"/>
-                <w:i w:val="0"/>
-                <w:color w:val="64748B"/>
-                <w:sz w:val="16"/>
-              </w:rPr>
-              <w:t>GT-CQ</w:t>
-            </w:r>
-          </w:p>
-        </w:tc>
-        <w:tc>
-          <w:tcPr>
-            <w:tcW w:type="dxa" w:w="4706"/>
-          </w:tcPr>
-          <w:p>
-            <w:r>
-              <w:rPr>
-                <w:b w:val="0"/>
-                <w:i w:val="0"/>
-                <w:sz w:val="17"/>
-              </w:rPr>
-              <w:t>Prière de vérifier pour être sûr que vous avez choisi les bonnes modalités des questions 11.01 et 11.19.</w:t>
-            </w:r>
-          </w:p>
-        </w:tc>
-      </w:tr>
-      <w:tr>
-        <w:tc>
-          <w:tcPr>
-            <w:tcW w:type="dxa" w:w="964"/>
-          </w:tcPr>
-          <w:p>
-            <w:r>
-              <w:rPr>
-                <w:b/>
-                <w:i w:val="0"/>
-                <w:color w:val="EA580C"/>
-                <w:sz w:val="16"/>
-              </w:rPr>
-              <w:t>Moyenne</w:t>
-            </w:r>
-          </w:p>
-        </w:tc>
-        <w:tc>
-          <w:tcPr>
-            <w:tcW w:type="dxa" w:w="1247"/>
-          </w:tcPr>
-          <w:p>
-            <w:r>
-              <w:rPr>
-                <w:b/>
-                <w:i w:val="0"/>
-                <w:sz w:val="16"/>
-              </w:rPr>
-              <w:t>S11</w:t>
-              <w:br/>
-            </w:r>
-            <w:r>
-              <w:rPr>
-                <w:b w:val="0"/>
-                <w:i w:val="0"/>
-                <w:color w:val="64748B"/>
-                <w:sz w:val="14"/>
-              </w:rPr>
-              <w:t>Logement / cadre de vie</w:t>
-            </w:r>
-          </w:p>
-        </w:tc>
-        <w:tc>
-          <w:tcPr>
-            <w:tcW w:type="dxa" w:w="1531"/>
-          </w:tcPr>
-          <w:p>
-            <w:r>
-              <w:rPr>
-                <w:b/>
-                <w:i w:val="0"/>
-                <w:color w:val="16A34A"/>
-                <w:sz w:val="16"/>
-              </w:rPr>
-              <w:t>—</w:t>
-            </w:r>
-          </w:p>
-        </w:tc>
-        <w:tc>
-          <w:tcPr>
-            <w:tcW w:type="dxa" w:w="1191"/>
-          </w:tcPr>
-          <w:p>
-            <w:r>
-              <w:rPr>
-                <w:b w:val="0"/>
-                <w:i w:val="0"/>
-                <w:color w:val="64748B"/>
-                <w:sz w:val="16"/>
-              </w:rPr>
-              <w:t>GT-CQ</w:t>
-            </w:r>
-          </w:p>
-        </w:tc>
-        <w:tc>
-          <w:tcPr>
-            <w:tcW w:type="dxa" w:w="4706"/>
-          </w:tcPr>
-          <w:p>
-            <w:r>
-              <w:rPr>
-                <w:b w:val="0"/>
-                <w:i w:val="0"/>
-                <w:sz w:val="17"/>
-              </w:rPr>
-              <w:t>Merci de ne pas corriger si vous êtes sûr de celui donné par le ménage et observé par vous.</w:t>
-            </w:r>
-          </w:p>
-        </w:tc>
-      </w:tr>
-      <w:tr>
-        <w:tc>
-          <w:tcPr>
-            <w:tcW w:type="dxa" w:w="964"/>
-          </w:tcPr>
-          <w:p>
-            <w:r>
-              <w:rPr>
-                <w:b/>
-                <w:i w:val="0"/>
-                <w:color w:val="EA580C"/>
-                <w:sz w:val="16"/>
-              </w:rPr>
-              <w:t>Moyenne</w:t>
-            </w:r>
-          </w:p>
-        </w:tc>
-        <w:tc>
-          <w:tcPr>
-            <w:tcW w:type="dxa" w:w="1247"/>
-          </w:tcPr>
-          <w:p>
-            <w:r>
-              <w:rPr>
-                <w:b/>
-                <w:i w:val="0"/>
-                <w:sz w:val="16"/>
-              </w:rPr>
-              <w:t>S12</w:t>
-              <w:br/>
-            </w:r>
-            <w:r>
-              <w:rPr>
-                <w:b w:val="0"/>
-                <w:i w:val="0"/>
-                <w:color w:val="64748B"/>
-                <w:sz w:val="14"/>
-              </w:rPr>
-              <w:t>Avoirs / biens durables</w:t>
-            </w:r>
-          </w:p>
-        </w:tc>
-        <w:tc>
-          <w:tcPr>
-            <w:tcW w:type="dxa" w:w="1531"/>
-          </w:tcPr>
-          <w:p>
-            <w:r>
-              <w:rPr>
-                <w:b/>
-                <w:i w:val="0"/>
-                <w:color w:val="16A34A"/>
-                <w:sz w:val="16"/>
-              </w:rPr>
-              <w:t>—</w:t>
-            </w:r>
-          </w:p>
-        </w:tc>
-        <w:tc>
-          <w:tcPr>
-            <w:tcW w:type="dxa" w:w="1191"/>
-          </w:tcPr>
-          <w:p>
-            <w:r>
-              <w:rPr>
-                <w:b w:val="0"/>
-                <w:i w:val="0"/>
-                <w:color w:val="64748B"/>
-                <w:sz w:val="16"/>
-              </w:rPr>
-              <w:t>GT-CQ</w:t>
-            </w:r>
-          </w:p>
-        </w:tc>
-        <w:tc>
-          <w:tcPr>
-            <w:tcW w:type="dxa" w:w="4706"/>
-          </w:tcPr>
-          <w:p>
-            <w:r>
-              <w:rPr>
-                <w:b w:val="0"/>
-                <w:i w:val="0"/>
-                <w:sz w:val="17"/>
-              </w:rPr>
-              <w:t>Attention ! Lit a été achété à 700000 Fcfa est relativement élevé par rapport aux autres prix d'achat observés dans cette zone.</w:t>
-            </w:r>
-          </w:p>
-        </w:tc>
-      </w:tr>
-      <w:tr>
-        <w:tc>
-          <w:tcPr>
-            <w:tcW w:type="dxa" w:w="964"/>
-          </w:tcPr>
-          <w:p>
-            <w:r>
-              <w:rPr>
-                <w:b/>
-                <w:i w:val="0"/>
-                <w:color w:val="EA580C"/>
-                <w:sz w:val="16"/>
-              </w:rPr>
-              <w:t>Moyenne</w:t>
-            </w:r>
-          </w:p>
-        </w:tc>
-        <w:tc>
-          <w:tcPr>
-            <w:tcW w:type="dxa" w:w="1247"/>
-          </w:tcPr>
-          <w:p>
-            <w:r>
-              <w:rPr>
-                <w:b/>
-                <w:i w:val="0"/>
-                <w:sz w:val="16"/>
-              </w:rPr>
-              <w:t>S12</w:t>
-              <w:br/>
-            </w:r>
-            <w:r>
-              <w:rPr>
-                <w:b w:val="0"/>
-                <w:i w:val="0"/>
-                <w:color w:val="64748B"/>
-                <w:sz w:val="14"/>
-              </w:rPr>
-              <w:t>Avoirs / biens durables</w:t>
-            </w:r>
-          </w:p>
-        </w:tc>
-        <w:tc>
-          <w:tcPr>
-            <w:tcW w:type="dxa" w:w="1531"/>
-          </w:tcPr>
-          <w:p>
-            <w:r>
-              <w:rPr>
-                <w:b/>
-                <w:i w:val="0"/>
-                <w:color w:val="16A34A"/>
-                <w:sz w:val="16"/>
-              </w:rPr>
-              <w:t>—</w:t>
-            </w:r>
-          </w:p>
-        </w:tc>
-        <w:tc>
-          <w:tcPr>
-            <w:tcW w:type="dxa" w:w="1191"/>
-          </w:tcPr>
-          <w:p>
-            <w:r>
-              <w:rPr>
-                <w:b w:val="0"/>
-                <w:i w:val="0"/>
-                <w:color w:val="64748B"/>
-                <w:sz w:val="16"/>
-              </w:rPr>
-              <w:t>GT-CQ</w:t>
-            </w:r>
-          </w:p>
-        </w:tc>
-        <w:tc>
-          <w:tcPr>
-            <w:tcW w:type="dxa" w:w="4706"/>
-          </w:tcPr>
-          <w:p>
-            <w:r>
-              <w:rPr>
-                <w:b w:val="0"/>
-                <w:i w:val="0"/>
-                <w:sz w:val="17"/>
-              </w:rPr>
-              <w:t>Prière de corriger ou de confirmer avec le QG.</w:t>
-            </w:r>
-          </w:p>
-        </w:tc>
-      </w:tr>
-      <w:tr>
-        <w:tc>
-          <w:tcPr>
-            <w:tcW w:type="dxa" w:w="964"/>
-          </w:tcPr>
-          <w:p>
-            <w:r>
-              <w:rPr>
-                <w:b/>
-                <w:i w:val="0"/>
-                <w:color w:val="CA8A04"/>
-                <w:sz w:val="16"/>
-              </w:rPr>
-              <w:t>Faible</w:t>
-            </w:r>
-          </w:p>
-        </w:tc>
-        <w:tc>
-          <w:tcPr>
-            <w:tcW w:type="dxa" w:w="1247"/>
-          </w:tcPr>
-          <w:p>
-            <w:r>
-              <w:rPr>
-                <w:b/>
-                <w:i w:val="0"/>
-                <w:sz w:val="16"/>
-              </w:rPr>
-              <w:t>S01</w:t>
-              <w:br/>
-            </w:r>
-            <w:r>
-              <w:rPr>
-                <w:b w:val="0"/>
-                <w:i w:val="0"/>
-                <w:color w:val="64748B"/>
-                <w:sz w:val="14"/>
-              </w:rPr>
-              <w:t>Démographie</w:t>
-            </w:r>
-          </w:p>
-        </w:tc>
-        <w:tc>
-          <w:tcPr>
-            <w:tcW w:type="dxa" w:w="1531"/>
-          </w:tcPr>
-          <w:p>
-            <w:r>
-              <w:rPr>
-                <w:b/>
-                <w:i w:val="0"/>
-                <w:color w:val="16A34A"/>
-                <w:sz w:val="16"/>
-              </w:rPr>
-              <w:t>s00q04, s01q41a, s01q00b</w:t>
-            </w:r>
-          </w:p>
-        </w:tc>
-        <w:tc>
-          <w:tcPr>
-            <w:tcW w:type="dxa" w:w="1191"/>
-          </w:tcPr>
-          <w:p>
-            <w:r>
-              <w:rPr>
-                <w:b w:val="0"/>
-                <w:i w:val="0"/>
-                <w:color w:val="64748B"/>
-                <w:sz w:val="16"/>
-              </w:rPr>
-              <w:t>GT-CQ</w:t>
-            </w:r>
-          </w:p>
-        </w:tc>
-        <w:tc>
-          <w:tcPr>
-            <w:tcW w:type="dxa" w:w="4706"/>
-          </w:tcPr>
-          <w:p>
-            <w:r>
-              <w:rPr>
-                <w:b w:val="0"/>
-                <w:i w:val="0"/>
-                <w:sz w:val="17"/>
-              </w:rPr>
-              <w:t>Avertissement!!! KINE DIOP a 37 ans et vit en milieu urbain dit n'avoir pas dépensé (0 Fcfa) ou reçu en cadeau pour les recharges internet ou de forfaits de données mobiles(hors appels vocaux) aucours des 30 derniers jours, prière de confirmer cette information auprès de l'enquêté ou confirmer avec le QG.</w:t>
-            </w:r>
-          </w:p>
-        </w:tc>
-      </w:tr>
-      <w:tr>
-        <w:tc>
-          <w:tcPr>
-            <w:tcW w:type="dxa" w:w="964"/>
-          </w:tcPr>
-          <w:p>
-            <w:r>
-              <w:rPr>
-                <w:b/>
-                <w:i w:val="0"/>
-                <w:color w:val="CA8A04"/>
-                <w:sz w:val="16"/>
-              </w:rPr>
-              <w:t>Faible</w:t>
-            </w:r>
-          </w:p>
-        </w:tc>
-        <w:tc>
-          <w:tcPr>
-            <w:tcW w:type="dxa" w:w="1247"/>
-          </w:tcPr>
-          <w:p>
-            <w:r>
-              <w:rPr>
-                <w:b/>
-                <w:i w:val="0"/>
-                <w:sz w:val="16"/>
-              </w:rPr>
-              <w:t>S01</w:t>
-              <w:br/>
-            </w:r>
-            <w:r>
-              <w:rPr>
-                <w:b w:val="0"/>
-                <w:i w:val="0"/>
-                <w:color w:val="64748B"/>
-                <w:sz w:val="14"/>
-              </w:rPr>
-              <w:t>Démographie</w:t>
-            </w:r>
-          </w:p>
-        </w:tc>
-        <w:tc>
-          <w:tcPr>
-            <w:tcW w:type="dxa" w:w="1531"/>
-          </w:tcPr>
-          <w:p>
-            <w:r>
-              <w:rPr>
-                <w:b/>
-                <w:i w:val="0"/>
-                <w:color w:val="16A34A"/>
-                <w:sz w:val="16"/>
-              </w:rPr>
-              <w:t>s00q04, s01q41, s01q00b</w:t>
-            </w:r>
-          </w:p>
-        </w:tc>
-        <w:tc>
-          <w:tcPr>
-            <w:tcW w:type="dxa" w:w="1191"/>
-          </w:tcPr>
-          <w:p>
-            <w:r>
-              <w:rPr>
-                <w:b w:val="0"/>
-                <w:i w:val="0"/>
-                <w:color w:val="64748B"/>
-                <w:sz w:val="16"/>
-              </w:rPr>
-              <w:t>GT-CQ</w:t>
-            </w:r>
-          </w:p>
-        </w:tc>
-        <w:tc>
-          <w:tcPr>
-            <w:tcW w:type="dxa" w:w="4706"/>
-          </w:tcPr>
-          <w:p>
-            <w:r>
-              <w:rPr>
-                <w:b w:val="0"/>
-                <w:i w:val="0"/>
-                <w:sz w:val="17"/>
-              </w:rPr>
-              <w:t>Avertissement!!! MAIMOUNA BA a 39 ans et vit en milieu urbain dit n'avoir pas dépensé (0 Fcfa) ou reçu en cadeau pour les cartes prépayées, les transferts de crédit et les abonnements, prière de confirmer cette information auprès de l'enquêté ou confirmer avec le QG.</w:t>
-            </w:r>
-          </w:p>
-        </w:tc>
-      </w:tr>
-      <w:tr>
-        <w:tc>
-          <w:tcPr>
-            <w:tcW w:type="dxa" w:w="964"/>
-          </w:tcPr>
-          <w:p>
-            <w:r>
-              <w:rPr>
-                <w:b/>
-                <w:i w:val="0"/>
-                <w:color w:val="CA8A04"/>
-                <w:sz w:val="16"/>
-              </w:rPr>
-              <w:t>Faible</w:t>
-            </w:r>
-          </w:p>
-        </w:tc>
-        <w:tc>
-          <w:tcPr>
-            <w:tcW w:type="dxa" w:w="1247"/>
-          </w:tcPr>
-          <w:p>
-            <w:r>
-              <w:rPr>
-                <w:b/>
-                <w:i w:val="0"/>
-                <w:sz w:val="16"/>
-              </w:rPr>
-              <w:t>S01</w:t>
-              <w:br/>
-            </w:r>
-            <w:r>
-              <w:rPr>
-                <w:b w:val="0"/>
-                <w:i w:val="0"/>
-                <w:color w:val="64748B"/>
-                <w:sz w:val="14"/>
-              </w:rPr>
-              <w:t>Démographie</w:t>
-            </w:r>
-          </w:p>
-        </w:tc>
-        <w:tc>
-          <w:tcPr>
-            <w:tcW w:type="dxa" w:w="1531"/>
-          </w:tcPr>
-          <w:p>
-            <w:r>
-              <w:rPr>
-                <w:b/>
-                <w:i w:val="0"/>
-                <w:color w:val="16A34A"/>
-                <w:sz w:val="16"/>
-              </w:rPr>
-              <w:t>s00q04, s01q41a, s01q00b</w:t>
-            </w:r>
-          </w:p>
-        </w:tc>
-        <w:tc>
-          <w:tcPr>
-            <w:tcW w:type="dxa" w:w="1191"/>
-          </w:tcPr>
-          <w:p>
-            <w:r>
-              <w:rPr>
-                <w:b w:val="0"/>
-                <w:i w:val="0"/>
-                <w:color w:val="64748B"/>
-                <w:sz w:val="16"/>
-              </w:rPr>
-              <w:t>GT-CQ</w:t>
-            </w:r>
-          </w:p>
-        </w:tc>
-        <w:tc>
-          <w:tcPr>
-            <w:tcW w:type="dxa" w:w="4706"/>
-          </w:tcPr>
-          <w:p>
-            <w:r>
-              <w:rPr>
-                <w:b w:val="0"/>
-                <w:i w:val="0"/>
-                <w:sz w:val="17"/>
-              </w:rPr>
-              <w:t>Avertissement!!! MAIMOUNA BA a 39 ans et vit en milieu urbain dit n'avoir pas dépensé (0 Fcfa) ou reçu en cadeau pour les recharges internet ou de forfaits de données mobiles(hors appels vocaux) aucours des 30 derniers jours, prière de confirmer cette information auprès de l'enquêté ou confirmer avec le QG.</w:t>
-            </w:r>
-          </w:p>
-        </w:tc>
-      </w:tr>
-      <w:tr>
-        <w:tc>
-          <w:tcPr>
-            <w:tcW w:type="dxa" w:w="964"/>
-          </w:tcPr>
-          <w:p>
-            <w:r>
-              <w:rPr>
-                <w:b/>
-                <w:i w:val="0"/>
-                <w:color w:val="CA8A04"/>
-                <w:sz w:val="16"/>
-              </w:rPr>
-              <w:t>Faible</w:t>
-            </w:r>
-          </w:p>
-        </w:tc>
-        <w:tc>
-          <w:tcPr>
-            <w:tcW w:type="dxa" w:w="1247"/>
-          </w:tcPr>
-          <w:p>
-            <w:r>
-              <w:rPr>
-                <w:b/>
-                <w:i w:val="0"/>
-                <w:sz w:val="16"/>
-              </w:rPr>
-              <w:t>S01</w:t>
-              <w:br/>
-            </w:r>
-            <w:r>
-              <w:rPr>
-                <w:b w:val="0"/>
-                <w:i w:val="0"/>
-                <w:color w:val="64748B"/>
-                <w:sz w:val="14"/>
-              </w:rPr>
-              <w:t>Démographie</w:t>
-            </w:r>
-          </w:p>
-        </w:tc>
-        <w:tc>
-          <w:tcPr>
-            <w:tcW w:type="dxa" w:w="1531"/>
-          </w:tcPr>
-          <w:p>
-            <w:r>
-              <w:rPr>
-                <w:b/>
-                <w:i w:val="0"/>
-                <w:color w:val="16A34A"/>
-                <w:sz w:val="16"/>
-              </w:rPr>
-              <w:t>s00q04, s01q41a, s01q00b</w:t>
-            </w:r>
-          </w:p>
-        </w:tc>
-        <w:tc>
-          <w:tcPr>
-            <w:tcW w:type="dxa" w:w="1191"/>
-          </w:tcPr>
-          <w:p>
-            <w:r>
-              <w:rPr>
-                <w:b w:val="0"/>
-                <w:i w:val="0"/>
-                <w:color w:val="64748B"/>
-                <w:sz w:val="16"/>
-              </w:rPr>
-              <w:t>GT-CQ</w:t>
-            </w:r>
-          </w:p>
-        </w:tc>
-        <w:tc>
-          <w:tcPr>
-            <w:tcW w:type="dxa" w:w="4706"/>
-          </w:tcPr>
-          <w:p>
-            <w:r>
-              <w:rPr>
-                <w:b w:val="0"/>
-                <w:i w:val="0"/>
-                <w:sz w:val="17"/>
-              </w:rPr>
               <w:t>Avertissement!!! ALIOU DIOP a 49 ans et vit en milieu urbain dit n'avoir pas dépensé (0 Fcfa) ou reçu en cadeau pour les recharges internet ou de forfaits de données mobiles(hors appels vocaux) aucours des 30 derniers jours, prière de confirmer cette information auprès de l'enquêté ou confirmer avec le QG.</w:t>
-            </w:r>
-          </w:p>
-        </w:tc>
-      </w:tr>
-      <w:tr>
-        <w:tc>
-          <w:tcPr>
-            <w:tcW w:type="dxa" w:w="964"/>
-          </w:tcPr>
-          <w:p>
-            <w:r>
-              <w:rPr>
-                <w:b/>
-                <w:i w:val="0"/>
-                <w:color w:val="CA8A04"/>
-                <w:sz w:val="16"/>
-              </w:rPr>
-              <w:t>Faible</w:t>
-            </w:r>
-          </w:p>
-        </w:tc>
-        <w:tc>
-          <w:tcPr>
-            <w:tcW w:type="dxa" w:w="1247"/>
-          </w:tcPr>
-          <w:p>
-            <w:r>
-              <w:rPr>
-                <w:b/>
-                <w:i w:val="0"/>
-                <w:sz w:val="16"/>
-              </w:rPr>
-              <w:t>S01</w:t>
-              <w:br/>
-            </w:r>
-            <w:r>
-              <w:rPr>
-                <w:b w:val="0"/>
-                <w:i w:val="0"/>
-                <w:color w:val="64748B"/>
-                <w:sz w:val="14"/>
-              </w:rPr>
-              <w:t>Démographie</w:t>
-            </w:r>
-          </w:p>
-        </w:tc>
-        <w:tc>
-          <w:tcPr>
-            <w:tcW w:type="dxa" w:w="1531"/>
-          </w:tcPr>
-          <w:p>
-            <w:r>
-              <w:rPr>
-                <w:b/>
-                <w:i w:val="0"/>
-                <w:color w:val="16A34A"/>
-                <w:sz w:val="16"/>
-              </w:rPr>
-              <w:t>s00q04, s01q41, s01q00b</w:t>
-            </w:r>
-          </w:p>
-        </w:tc>
-        <w:tc>
-          <w:tcPr>
-            <w:tcW w:type="dxa" w:w="1191"/>
-          </w:tcPr>
-          <w:p>
-            <w:r>
-              <w:rPr>
-                <w:b w:val="0"/>
-                <w:i w:val="0"/>
-                <w:color w:val="64748B"/>
-                <w:sz w:val="16"/>
-              </w:rPr>
-              <w:t>GT-CQ</w:t>
-            </w:r>
-          </w:p>
-        </w:tc>
-        <w:tc>
-          <w:tcPr>
-            <w:tcW w:type="dxa" w:w="4706"/>
-          </w:tcPr>
-          <w:p>
-            <w:r>
-              <w:rPr>
-                <w:b w:val="0"/>
-                <w:i w:val="0"/>
-                <w:sz w:val="17"/>
-              </w:rPr>
-              <w:t>Avertissement!!! ASTOU DIOP a 20 ans et vit en milieu urbain dit n'avoir pas dépensé (0 Fcfa) ou reçu en cadeau pour les cartes prépayées, les transferts de crédit et les abonnements, prière de confirmer cette information auprès de l'enquêté ou confirmer avec le QG.</w:t>
-            </w:r>
-          </w:p>
-        </w:tc>
-      </w:tr>
-      <w:tr>
-        <w:tc>
-          <w:tcPr>
-            <w:tcW w:type="dxa" w:w="964"/>
-          </w:tcPr>
-          <w:p>
-            <w:r>
-              <w:rPr>
-                <w:b/>
-                <w:i w:val="0"/>
-                <w:color w:val="CA8A04"/>
-                <w:sz w:val="16"/>
-              </w:rPr>
-              <w:t>Faible</w:t>
-            </w:r>
-          </w:p>
-        </w:tc>
-        <w:tc>
-          <w:tcPr>
-            <w:tcW w:type="dxa" w:w="1247"/>
-          </w:tcPr>
-          <w:p>
-            <w:r>
-              <w:rPr>
-                <w:b/>
-                <w:i w:val="0"/>
-                <w:sz w:val="16"/>
-              </w:rPr>
-              <w:t>S01</w:t>
-              <w:br/>
-            </w:r>
-            <w:r>
-              <w:rPr>
-                <w:b w:val="0"/>
-                <w:i w:val="0"/>
-                <w:color w:val="64748B"/>
-                <w:sz w:val="14"/>
-              </w:rPr>
-              <w:t>Démographie</w:t>
-            </w:r>
-          </w:p>
-        </w:tc>
-        <w:tc>
-          <w:tcPr>
-            <w:tcW w:type="dxa" w:w="1531"/>
-          </w:tcPr>
-          <w:p>
-            <w:r>
-              <w:rPr>
-                <w:b/>
-                <w:i w:val="0"/>
-                <w:color w:val="16A34A"/>
-                <w:sz w:val="16"/>
-              </w:rPr>
-              <w:t>s00q04, s01q41a, s01q00b</w:t>
-            </w:r>
-          </w:p>
-        </w:tc>
-        <w:tc>
-          <w:tcPr>
-            <w:tcW w:type="dxa" w:w="1191"/>
-          </w:tcPr>
-          <w:p>
-            <w:r>
-              <w:rPr>
-                <w:b w:val="0"/>
-                <w:i w:val="0"/>
-                <w:color w:val="64748B"/>
-                <w:sz w:val="16"/>
-              </w:rPr>
-              <w:t>GT-CQ</w:t>
-            </w:r>
-          </w:p>
-        </w:tc>
-        <w:tc>
-          <w:tcPr>
-            <w:tcW w:type="dxa" w:w="4706"/>
-          </w:tcPr>
-          <w:p>
-            <w:r>
-              <w:rPr>
-                <w:b w:val="0"/>
-                <w:i w:val="0"/>
-                <w:sz w:val="17"/>
-              </w:rPr>
-              <w:t>Avertissement!!! ASTOU DIOP a 20 ans et vit en milieu urbain dit n'avoir pas dépensé (0 Fcfa) ou reçu en cadeau pour les recharges internet ou de forfaits de données mobiles(hors appels vocaux) aucours des 30 derniers jours, prière de confirmer cette information auprès de l'enquêté ou confirmer avec le QG.</w:t>
-            </w:r>
-          </w:p>
-        </w:tc>
-      </w:tr>
-      <w:tr>
-        <w:tc>
-          <w:tcPr>
-            <w:tcW w:type="dxa" w:w="964"/>
-          </w:tcPr>
-          <w:p>
-            <w:r>
-              <w:rPr>
-                <w:b/>
-                <w:i w:val="0"/>
-                <w:color w:val="CA8A04"/>
-                <w:sz w:val="16"/>
-              </w:rPr>
-              <w:t>Faible</w:t>
-            </w:r>
-          </w:p>
-        </w:tc>
-        <w:tc>
-          <w:tcPr>
-            <w:tcW w:type="dxa" w:w="1247"/>
-          </w:tcPr>
-          <w:p>
-            <w:r>
-              <w:rPr>
-                <w:b/>
-                <w:i w:val="0"/>
-                <w:sz w:val="16"/>
-              </w:rPr>
-              <w:t>S01</w:t>
-              <w:br/>
-            </w:r>
-            <w:r>
-              <w:rPr>
-                <w:b w:val="0"/>
-                <w:i w:val="0"/>
-                <w:color w:val="64748B"/>
-                <w:sz w:val="14"/>
-              </w:rPr>
-              <w:t>Démographie</w:t>
-            </w:r>
-          </w:p>
-        </w:tc>
-        <w:tc>
-          <w:tcPr>
-            <w:tcW w:type="dxa" w:w="1531"/>
-          </w:tcPr>
-          <w:p>
-            <w:r>
-              <w:rPr>
-                <w:b/>
-                <w:i w:val="0"/>
-                <w:color w:val="16A34A"/>
-                <w:sz w:val="16"/>
-              </w:rPr>
-              <w:t>s01q39, s01q40, s01q43, s01q00b</w:t>
-            </w:r>
-          </w:p>
-        </w:tc>
-        <w:tc>
-          <w:tcPr>
-            <w:tcW w:type="dxa" w:w="1191"/>
-          </w:tcPr>
-          <w:p>
-            <w:r>
-              <w:rPr>
-                <w:b w:val="0"/>
-                <w:i w:val="0"/>
-                <w:color w:val="64748B"/>
-                <w:sz w:val="16"/>
-              </w:rPr>
-              <w:t>GT-CQ</w:t>
-            </w:r>
-          </w:p>
-        </w:tc>
-        <w:tc>
-          <w:tcPr>
-            <w:tcW w:type="dxa" w:w="4706"/>
-          </w:tcPr>
-          <w:p>
-            <w:r>
-              <w:rPr>
-                <w:b w:val="0"/>
-                <w:i w:val="0"/>
-                <w:sz w:val="17"/>
-              </w:rPr>
-              <w:t>Avertissement!!!  FALLOU DIOP  ne possède pas le téléphone android, n'utilise régulièrement pas un téléphone appartenant à une autre personne mais a accès à l'internet, merci de confirmer cette information avec le QG.</w:t>
             </w:r>
           </w:p>
         </w:tc>
